--- a/zht/docx/30.content.docx
+++ b/zht/docx/30.content.docx
@@ -163,13 +163,6 @@
         <w:rPr>
           <w:lang w:val="zh_TW" w:bidi="zh_TW"/>
         </w:rPr>
-      </w:r>
-      <w:r>
-        <w:rPr>
-          <w:i/>
-          <w:lang w:val="zh_TW" w:bidi="zh_TW"/>
-        </w:rPr>
-        <w:t>阿摩司書 1:1, 阿摩司書 1:2, 阿摩司書 1:3, 阿摩司書 1:3–5, 阿摩司書 1:3–2:16, 阿摩司書 1:4, 阿摩司書 1:5, 阿摩司書 1:6, 阿摩司書 1:7, 阿摩司書 1:8, 阿摩司書 1:9, 阿摩司書 1:10, 阿摩司書 1:11, 阿摩司書 1:12, 阿摩司書 1:13, 阿摩司書 1:14, 阿摩司書 1:15, 阿摩司書 2:1, 阿摩司書 2:2–3, 阿摩司書 2:4, 阿摩司書 2:4–5, 阿摩司書 2:5, 阿摩司書 2:6, 阿摩司書 2:6–16, 阿摩司書 2:7, 阿摩司書 2:8, 阿摩司書 2:9, 阿摩司書 2:11–12, 阿摩司書 2:14–16, 阿摩司書 2:15, 阿摩司書 2:16, 阿摩司書 3:1, 阿摩司書 3:1–2, 阿摩司書 3:1–5:17, 阿摩司書 3:2, 阿摩司書 3:3, 阿摩司書 3:3–6, 阿摩司書 3:4, 阿摩司書 3:5, 阿摩司書 3:6, 阿摩司書 3:8, 阿摩司書 3:9, 阿摩司書 3:10, 阿摩司書 3:11, 阿摩司書 3:12, 阿摩司書 3:13, 阿摩司書 3:14, 阿摩司書 3:15, 阿摩司書 4:1, 阿摩司書 4:1–3, 阿摩司書 4:2, 阿摩司書 4:3, 阿摩司書 4:4, 阿摩司書 4:4–5, 阿摩司書 4:5, 阿摩司書 4:6–11, 阿摩司書 4:10, 阿摩司書 4:11, 阿摩司書 4:12, 阿摩司書 4:13, 阿摩司書 5:1, 阿摩司書 5:1–3, 阿摩司書 5:2, 阿摩司書 5:3, 阿摩司書 5:4, 阿摩司書 5:5, 阿摩司書 5:6, 阿摩司書 5:8–9, 阿摩司書 5:10, 阿摩司書 5:11, 阿摩司書 5:13, 阿摩司書 5:14, 阿摩司書 5:15, 阿摩司書 5:16, 阿摩司書 5:16–17, 阿摩司書 5:18, 阿摩司書 5:18–6:14, 阿摩司書 5:21–27, 阿摩司書 5:22, 阿摩司書 5:24, 阿摩司書 5:25, 阿摩司書 5:25–26, 阿摩司書 5:26–27, 阿摩司書 6:1, 阿摩司書 6:2, 阿摩司書 6:3, 阿摩司書 6:4, 阿摩司書 6:5–6, 阿摩司書 6:6, 阿摩司書 6:8, 阿摩司書 6:9–10, 阿摩司書 6:10, 阿摩司書 6:12, 阿摩司書 6:13, 阿摩司書 6:14, 阿摩司書 7:1, 阿摩司書 7:1–6, 阿摩司書 7:1–9:10, 阿摩司書 7:2, 阿摩司書 7:3–6, 阿摩司書 7:4, 阿摩司書 7:7–9, 阿摩司書 7:8, 阿摩司書 7:9, 阿摩司書 7:10–17, 阿摩司書 7:11, 阿摩司書 7:12, 阿摩司書 7:13, 阿摩司書 7:14, 阿摩司書 7:15, 阿摩司書 7:16, 阿摩司書 7:17, 阿摩司書 8:1, 阿摩司書 8:2, 阿摩司書 8:4–14, 阿摩司書 8:5, 阿摩司書 8:7, 阿摩司書 8:9, 阿摩司書 8:11–14, 阿摩司書 8:12, 阿摩司書 8:14, 阿摩司書 9:1, 阿摩司書 9:2, 阿摩司書 9:2–4, 阿摩司書 9:3, 阿摩司書 9:5–6, 阿摩司書 9:7, 阿摩司書 9:8, 阿摩司書 9:9–10, 阿摩司書 9:11–12, 阿摩司書 9:11–15, 阿摩司書 9:12, 阿摩司書 9:13, 阿摩司書 9:13–15, 阿摩司書 9:14–15</w:t>
       </w:r>
       <w:r>
         <w:rPr>

--- a/zht/docx/30.content.docx
+++ b/zht/docx/30.content.docx
@@ -150,19 +150,6 @@
           <w:lang w:val="zh_TW" w:bidi="zh_TW"/>
         </w:rPr>
         <w:t>AMO</w:t>
-      </w:r>
-      <w:r>
-        <w:rPr>
-          <w:lang w:val="zh_TW" w:bidi="zh_TW"/>
-        </w:rPr>
-      </w:r>
-    </w:p>
-    <w:p>
-      <w:pPr/>
-      <w:r>
-        <w:rPr>
-          <w:lang w:val="zh_TW" w:bidi="zh_TW"/>
-        </w:rPr>
       </w:r>
       <w:r>
         <w:rPr>

--- a/zht/docx/30.content.docx
+++ b/zht/docx/30.content.docx
@@ -19,7 +19,7 @@
         <w:rPr>
           <w:lang w:val="zh_TW" w:bidi="zh_TW"/>
         </w:rPr>
-        <w:t>Resource: 研讀筆記 (Tyndale)</w:t>
+        <w:t>Resource: Tyndale Open Study Notes</w:t>
       </w:r>
       <w:r>
         <w:rPr>
@@ -112,7 +112,7 @@
         <w:rPr>
           <w:lang w:val="zh_TW" w:bidi="zh_TW"/>
         </w:rPr>
-        <w:t>研讀筆記 (Tyndale)</w:t>
+        <w:t>Tyndale Open Study Notes</w:t>
       </w:r>
     </w:p>
     <w:p>

--- a/zht/docx/30.content.docx
+++ b/zht/docx/30.content.docx
@@ -19,7 +19,7 @@
         <w:rPr>
           <w:lang w:val="zh_TW" w:bidi="zh_TW"/>
         </w:rPr>
-        <w:t>Resource: Tyndale Open Study Notes</w:t>
+        <w:t>Resource: Aquifer Open Study Notes</w:t>
       </w:r>
       <w:r>
         <w:rPr>
@@ -112,7 +112,7 @@
         <w:rPr>
           <w:lang w:val="zh_TW" w:bidi="zh_TW"/>
         </w:rPr>
-        <w:t>Tyndale Open Study Notes</w:t>
+        <w:t>Aquifer Open Study Notes</w:t>
       </w:r>
     </w:p>
     <w:p>

--- a/zht/docx/30.content.docx
+++ b/zht/docx/30.content.docx
@@ -250,36 +250,24 @@
         </w:rPr>
         <w:t>）：這種引述先知信息的標準方式（</w:t>
       </w:r>
-      <w:hyperlink r:id="rId13">
-        <w:r>
-          <w:rPr>
-            <w:lang w:val="zh_TW" w:bidi="zh_TW"/>
-          </w:rPr>
-          <w:rPr>
-            <w:color w:val="0000EE"/>
-            <w:u w:val="single"/>
-          </w:rPr>
-          <w:t>耶1:1</w:t>
-        </w:r>
-      </w:hyperlink>
+      <w:r>
+        <w:rPr>
+          <w:lang w:val="zh_TW" w:bidi="zh_TW"/>
+        </w:rPr>
+        <w:t>耶1:1</w:t>
+      </w:r>
       <w:r>
         <w:rPr>
           <w:lang w:val="zh_TW" w:bidi="zh_TW"/>
         </w:rPr>
         <w:t>；另見</w:t>
       </w:r>
-      <w:hyperlink r:id="rId14">
-        <w:r>
-          <w:rPr>
-            <w:lang w:val="zh_TW" w:bidi="zh_TW"/>
-          </w:rPr>
-          <w:rPr>
-            <w:color w:val="0000EE"/>
-            <w:u w:val="single"/>
-          </w:rPr>
-          <w:t>該1:12</w:t>
-        </w:r>
-      </w:hyperlink>
+      <w:r>
+        <w:rPr>
+          <w:lang w:val="zh_TW" w:bidi="zh_TW"/>
+        </w:rPr>
+        <w:t>該1:12</w:t>
+      </w:r>
       <w:r>
         <w:rPr>
           <w:lang w:val="zh_TW" w:bidi="zh_TW"/>
@@ -304,36 +292,24 @@
         </w:rPr>
         <w:t>牧人（希伯來文 noqed）：這個詞在舊約聖經中僅使用過一次，用來描述摩押王為「羊的飼養者」（</w:t>
       </w:r>
-      <w:hyperlink r:id="rId15">
-        <w:r>
-          <w:rPr>
-            <w:lang w:val="zh_TW" w:bidi="zh_TW"/>
-          </w:rPr>
-          <w:rPr>
-            <w:color w:val="0000EE"/>
-            <w:u w:val="single"/>
-          </w:rPr>
-          <w:t>王下3:4</w:t>
-        </w:r>
-      </w:hyperlink>
+      <w:r>
+        <w:rPr>
+          <w:lang w:val="zh_TW" w:bidi="zh_TW"/>
+        </w:rPr>
+        <w:t>王下3:4</w:t>
+      </w:r>
       <w:r>
         <w:rPr>
           <w:lang w:val="zh_TW" w:bidi="zh_TW"/>
         </w:rPr>
         <w:t>）。阿摩司在</w:t>
       </w:r>
-      <w:hyperlink r:id="rId16">
-        <w:r>
-          <w:rPr>
-            <w:lang w:val="zh_TW" w:bidi="zh_TW"/>
-          </w:rPr>
-          <w:rPr>
-            <w:color w:val="0000EE"/>
-            <w:u w:val="single"/>
-          </w:rPr>
-          <w:t>阿摩司書七章14節</w:t>
-        </w:r>
-      </w:hyperlink>
+      <w:r>
+        <w:rPr>
+          <w:lang w:val="zh_TW" w:bidi="zh_TW"/>
+        </w:rPr>
+        <w:t>阿摩司書七章14節</w:t>
+      </w:r>
       <w:r>
         <w:rPr>
           <w:lang w:val="zh_TW" w:bidi="zh_TW"/>
@@ -370,18 +346,12 @@
         </w:rPr>
         <w:t>阿摩司在異像中得到了這個默示——也就是說，這默示是透過神的啟示（見</w:t>
       </w:r>
-      <w:hyperlink r:id="rId17">
-        <w:r>
-          <w:rPr>
-            <w:lang w:val="zh_TW" w:bidi="zh_TW"/>
-          </w:rPr>
-          <w:rPr>
-            <w:color w:val="0000EE"/>
-            <w:u w:val="single"/>
-          </w:rPr>
-          <w:t>賽1:1</w:t>
-        </w:r>
-      </w:hyperlink>
+      <w:r>
+        <w:rPr>
+          <w:lang w:val="zh_TW" w:bidi="zh_TW"/>
+        </w:rPr>
+        <w:t>賽1:1</w:t>
+      </w:r>
       <w:r>
         <w:rPr>
           <w:lang w:val="zh_TW" w:bidi="zh_TW"/>
@@ -406,126 +376,84 @@
         </w:rPr>
         <w:t>阿摩司將發生在烏西雅統治期間的地震（</w:t>
       </w:r>
-      <w:hyperlink r:id="rId18">
-        <w:r>
-          <w:rPr>
-            <w:lang w:val="zh_TW" w:bidi="zh_TW"/>
-          </w:rPr>
-          <w:rPr>
-            <w:color w:val="0000EE"/>
-            <w:u w:val="single"/>
-          </w:rPr>
-          <w:t>亞14:5</w:t>
-        </w:r>
-      </w:hyperlink>
+      <w:r>
+        <w:rPr>
+          <w:lang w:val="zh_TW" w:bidi="zh_TW"/>
+        </w:rPr>
+        <w:t>亞14:5</w:t>
+      </w:r>
       <w:r>
         <w:rPr>
           <w:lang w:val="zh_TW" w:bidi="zh_TW"/>
         </w:rPr>
         <w:t>）描繪為神的審判（</w:t>
       </w:r>
-      <w:hyperlink r:id="rId19">
-        <w:r>
-          <w:rPr>
-            <w:lang w:val="zh_TW" w:bidi="zh_TW"/>
-          </w:rPr>
-          <w:rPr>
-            <w:color w:val="0000EE"/>
-            <w:u w:val="single"/>
-          </w:rPr>
-          <w:t>摩3:14–15</w:t>
-        </w:r>
-      </w:hyperlink>
+      <w:r>
+        <w:rPr>
+          <w:lang w:val="zh_TW" w:bidi="zh_TW"/>
+        </w:rPr>
+        <w:t>摩3:14–15</w:t>
+      </w:r>
       <w:r>
         <w:rPr>
           <w:lang w:val="zh_TW" w:bidi="zh_TW"/>
         </w:rPr>
         <w:t>，</w:t>
       </w:r>
-      <w:hyperlink r:id="rId20">
-        <w:r>
-          <w:rPr>
-            <w:lang w:val="zh_TW" w:bidi="zh_TW"/>
-          </w:rPr>
-          <w:rPr>
-            <w:color w:val="0000EE"/>
-            <w:u w:val="single"/>
-          </w:rPr>
-          <w:t>6:11</w:t>
-        </w:r>
-      </w:hyperlink>
+      <w:r>
+        <w:rPr>
+          <w:lang w:val="zh_TW" w:bidi="zh_TW"/>
+        </w:rPr>
+        <w:t>6:11</w:t>
+      </w:r>
       <w:r>
         <w:rPr>
           <w:lang w:val="zh_TW" w:bidi="zh_TW"/>
         </w:rPr>
         <w:t>、</w:t>
       </w:r>
-      <w:hyperlink r:id="rId21">
-        <w:r>
-          <w:rPr>
-            <w:lang w:val="zh_TW" w:bidi="zh_TW"/>
-          </w:rPr>
-          <w:rPr>
-            <w:color w:val="0000EE"/>
-            <w:u w:val="single"/>
-          </w:rPr>
-          <w:t>14</w:t>
-        </w:r>
-      </w:hyperlink>
+      <w:r>
+        <w:rPr>
+          <w:lang w:val="zh_TW" w:bidi="zh_TW"/>
+        </w:rPr>
+        <w:t>14</w:t>
+      </w:r>
       <w:r>
         <w:rPr>
           <w:lang w:val="zh_TW" w:bidi="zh_TW"/>
         </w:rPr>
         <w:t>，</w:t>
       </w:r>
-      <w:hyperlink r:id="rId22">
-        <w:r>
-          <w:rPr>
-            <w:lang w:val="zh_TW" w:bidi="zh_TW"/>
-          </w:rPr>
-          <w:rPr>
-            <w:color w:val="0000EE"/>
-            <w:u w:val="single"/>
-          </w:rPr>
-          <w:t>8:8</w:t>
-        </w:r>
-      </w:hyperlink>
+      <w:r>
+        <w:rPr>
+          <w:lang w:val="zh_TW" w:bidi="zh_TW"/>
+        </w:rPr>
+        <w:t>8:8</w:t>
+      </w:r>
       <w:r>
         <w:rPr>
           <w:lang w:val="zh_TW" w:bidi="zh_TW"/>
         </w:rPr>
         <w:t>，</w:t>
       </w:r>
-      <w:hyperlink r:id="rId23">
-        <w:r>
-          <w:rPr>
-            <w:lang w:val="zh_TW" w:bidi="zh_TW"/>
-          </w:rPr>
-          <w:rPr>
-            <w:color w:val="0000EE"/>
-            <w:u w:val="single"/>
-          </w:rPr>
-          <w:t>9:1</w:t>
-        </w:r>
-      </w:hyperlink>
+      <w:r>
+        <w:rPr>
+          <w:lang w:val="zh_TW" w:bidi="zh_TW"/>
+        </w:rPr>
+        <w:t>9:1</w:t>
+      </w:r>
       <w:r>
         <w:rPr>
           <w:lang w:val="zh_TW" w:bidi="zh_TW"/>
         </w:rPr>
         <w:t>、</w:t>
       </w:r>
-      <w:hyperlink r:id="rId24">
-        <w:r>
-          <w:rPr>
-            <w:lang w:val="zh_TW" w:bidi="zh_TW"/>
-          </w:rPr>
-          <w:rPr>
-            <w:color w:val="0000EE"/>
-            <w:u w:val="single"/>
-          </w:rPr>
-          <w:t>9</w:t>
-        </w:r>
-      </w:hyperlink>
+      <w:r>
+        <w:rPr>
+          <w:lang w:val="zh_TW" w:bidi="zh_TW"/>
+        </w:rPr>
+        <w:t>9</w:t>
+      </w:r>
       <w:r>
         <w:rPr>
           <w:lang w:val="zh_TW" w:bidi="zh_TW"/>
@@ -763,36 +691,24 @@
         </w:rPr>
         <w:t>）：打穀涉及將穀物的穗從殼中分離，方法是用帶有鋒利鋸齒的木製雪橇拉過割下的穀物（</w:t>
       </w:r>
-      <w:hyperlink r:id="rId25">
-        <w:r>
-          <w:rPr>
-            <w:lang w:val="zh_TW" w:bidi="zh_TW"/>
-          </w:rPr>
-          <w:rPr>
-            <w:color w:val="0000EE"/>
-            <w:u w:val="single"/>
-          </w:rPr>
-          <w:t>賽41:15</w:t>
-        </w:r>
-      </w:hyperlink>
+      <w:r>
+        <w:rPr>
+          <w:lang w:val="zh_TW" w:bidi="zh_TW"/>
+        </w:rPr>
+        <w:t>賽41:15</w:t>
+      </w:r>
       <w:r>
         <w:rPr>
           <w:lang w:val="zh_TW" w:bidi="zh_TW"/>
         </w:rPr>
         <w:t>；見</w:t>
       </w:r>
-      <w:hyperlink r:id="rId26">
-        <w:r>
-          <w:rPr>
-            <w:lang w:val="zh_TW" w:bidi="zh_TW"/>
-          </w:rPr>
-          <w:rPr>
-            <w:color w:val="0000EE"/>
-            <w:u w:val="single"/>
-          </w:rPr>
-          <w:t>彌4:13</w:t>
-        </w:r>
-      </w:hyperlink>
+      <w:r>
+        <w:rPr>
+          <w:lang w:val="zh_TW" w:bidi="zh_TW"/>
+        </w:rPr>
+        <w:t>彌4:13</w:t>
+      </w:r>
       <w:r>
         <w:rPr>
           <w:lang w:val="zh_TW" w:bidi="zh_TW"/>
@@ -847,18 +763,12 @@
         </w:rPr>
         <w:t>大馬士革是亞蘭的首都，它殘酷地對待基列（約旦河以東的以色列領土）人。到亞哈去世時（公元前853年），大馬士革已經佔領了基列的拉末（</w:t>
       </w:r>
-      <w:hyperlink r:id="rId27">
-        <w:r>
-          <w:rPr>
-            <w:lang w:val="zh_TW" w:bidi="zh_TW"/>
-          </w:rPr>
-          <w:rPr>
-            <w:color w:val="0000EE"/>
-            <w:u w:val="single"/>
-          </w:rPr>
-          <w:t>王上22:3</w:t>
-        </w:r>
-      </w:hyperlink>
+      <w:r>
+        <w:rPr>
+          <w:lang w:val="zh_TW" w:bidi="zh_TW"/>
+        </w:rPr>
+        <w:t>王上22:3</w:t>
+      </w:r>
       <w:r>
         <w:rPr>
           <w:lang w:val="zh_TW" w:bidi="zh_TW"/>
@@ -965,108 +875,72 @@
         </w:rPr>
         <w:t xml:space="preserve">我卻要降火：在古代，被征服的城市常被入侵的軍隊焚燒（另見 </w:t>
       </w:r>
-      <w:hyperlink r:id="rId28">
-        <w:r>
-          <w:rPr>
-            <w:lang w:val="zh_TW" w:bidi="zh_TW"/>
-          </w:rPr>
-          <w:rPr>
-            <w:color w:val="0000EE"/>
-            <w:u w:val="single"/>
-          </w:rPr>
-          <w:t>1:7</w:t>
-        </w:r>
-      </w:hyperlink>
+      <w:r>
+        <w:rPr>
+          <w:lang w:val="zh_TW" w:bidi="zh_TW"/>
+        </w:rPr>
+        <w:t>1:7</w:t>
+      </w:r>
       <w:r>
         <w:rPr>
           <w:lang w:val="zh_TW" w:bidi="zh_TW"/>
         </w:rPr>
         <w:t>、</w:t>
       </w:r>
-      <w:hyperlink r:id="rId29">
-        <w:r>
-          <w:rPr>
-            <w:lang w:val="zh_TW" w:bidi="zh_TW"/>
-          </w:rPr>
-          <w:rPr>
-            <w:color w:val="0000EE"/>
-            <w:u w:val="single"/>
-          </w:rPr>
-          <w:t>10</w:t>
-        </w:r>
-      </w:hyperlink>
+      <w:r>
+        <w:rPr>
+          <w:lang w:val="zh_TW" w:bidi="zh_TW"/>
+        </w:rPr>
+        <w:t>10</w:t>
+      </w:r>
       <w:r>
         <w:rPr>
           <w:lang w:val="zh_TW" w:bidi="zh_TW"/>
         </w:rPr>
         <w:t>、</w:t>
       </w:r>
-      <w:hyperlink r:id="rId30">
-        <w:r>
-          <w:rPr>
-            <w:lang w:val="zh_TW" w:bidi="zh_TW"/>
-          </w:rPr>
-          <w:rPr>
-            <w:color w:val="0000EE"/>
-            <w:u w:val="single"/>
-          </w:rPr>
-          <w:t>12</w:t>
-        </w:r>
-      </w:hyperlink>
+      <w:r>
+        <w:rPr>
+          <w:lang w:val="zh_TW" w:bidi="zh_TW"/>
+        </w:rPr>
+        <w:t>12</w:t>
+      </w:r>
       <w:r>
         <w:rPr>
           <w:lang w:val="zh_TW" w:bidi="zh_TW"/>
         </w:rPr>
         <w:t>、</w:t>
       </w:r>
-      <w:hyperlink r:id="rId31">
-        <w:r>
-          <w:rPr>
-            <w:lang w:val="zh_TW" w:bidi="zh_TW"/>
-          </w:rPr>
-          <w:rPr>
-            <w:color w:val="0000EE"/>
-            <w:u w:val="single"/>
-          </w:rPr>
-          <w:t>14</w:t>
-        </w:r>
-      </w:hyperlink>
+      <w:r>
+        <w:rPr>
+          <w:lang w:val="zh_TW" w:bidi="zh_TW"/>
+        </w:rPr>
+        <w:t>14</w:t>
+      </w:r>
       <w:r>
         <w:rPr>
           <w:lang w:val="zh_TW" w:bidi="zh_TW"/>
         </w:rPr>
         <w:t>，</w:t>
       </w:r>
-      <w:hyperlink r:id="rId32">
-        <w:r>
-          <w:rPr>
-            <w:lang w:val="zh_TW" w:bidi="zh_TW"/>
-          </w:rPr>
-          <w:rPr>
-            <w:color w:val="0000EE"/>
-            <w:u w:val="single"/>
-          </w:rPr>
-          <w:t>2:2</w:t>
-        </w:r>
-      </w:hyperlink>
+      <w:r>
+        <w:rPr>
+          <w:lang w:val="zh_TW" w:bidi="zh_TW"/>
+        </w:rPr>
+        <w:t>2:2</w:t>
+      </w:r>
       <w:r>
         <w:rPr>
           <w:lang w:val="zh_TW" w:bidi="zh_TW"/>
         </w:rPr>
         <w:t>、</w:t>
       </w:r>
-      <w:hyperlink r:id="rId33">
-        <w:r>
-          <w:rPr>
-            <w:lang w:val="zh_TW" w:bidi="zh_TW"/>
-          </w:rPr>
-          <w:rPr>
-            <w:color w:val="0000EE"/>
-            <w:u w:val="single"/>
-          </w:rPr>
-          <w:t>5</w:t>
-        </w:r>
-      </w:hyperlink>
+      <w:r>
+        <w:rPr>
+          <w:lang w:val="zh_TW" w:bidi="zh_TW"/>
+        </w:rPr>
+        <w:t>5</w:t>
+      </w:r>
       <w:r>
         <w:rPr>
           <w:lang w:val="zh_TW" w:bidi="zh_TW"/>
@@ -1169,36 +1043,24 @@
         </w:rPr>
         <w:t>（</w:t>
       </w:r>
-      <w:hyperlink r:id="rId34">
-        <w:r>
-          <w:rPr>
-            <w:lang w:val="zh_TW" w:bidi="zh_TW"/>
-          </w:rPr>
-          <w:rPr>
-            <w:color w:val="0000EE"/>
-            <w:u w:val="single"/>
-          </w:rPr>
-          <w:t>王下19:12</w:t>
-        </w:r>
-      </w:hyperlink>
+      <w:r>
+        <w:rPr>
+          <w:lang w:val="zh_TW" w:bidi="zh_TW"/>
+        </w:rPr>
+        <w:t>王下19:12</w:t>
+      </w:r>
       <w:r>
         <w:rPr>
           <w:lang w:val="zh_TW" w:bidi="zh_TW"/>
         </w:rPr>
         <w:t>；</w:t>
       </w:r>
-      <w:hyperlink r:id="rId35">
-        <w:r>
-          <w:rPr>
-            <w:lang w:val="zh_TW" w:bidi="zh_TW"/>
-          </w:rPr>
-          <w:rPr>
-            <w:color w:val="0000EE"/>
-            <w:u w:val="single"/>
-          </w:rPr>
-          <w:t>結27:23</w:t>
-        </w:r>
-      </w:hyperlink>
+      <w:r>
+        <w:rPr>
+          <w:lang w:val="zh_TW" w:bidi="zh_TW"/>
+        </w:rPr>
+        <w:t>結27:23</w:t>
+      </w:r>
       <w:r>
         <w:rPr>
           <w:lang w:val="zh_TW" w:bidi="zh_TW"/>
@@ -1223,54 +1085,36 @@
         </w:rPr>
         <w:t>亞蘭人最初來自吉珥（</w:t>
       </w:r>
-      <w:hyperlink r:id="rId36">
-        <w:r>
-          <w:rPr>
-            <w:lang w:val="zh_TW" w:bidi="zh_TW"/>
-          </w:rPr>
-          <w:rPr>
-            <w:color w:val="0000EE"/>
-            <w:u w:val="single"/>
-          </w:rPr>
-          <w:t>摩9:7</w:t>
-        </w:r>
-      </w:hyperlink>
+      <w:r>
+        <w:rPr>
+          <w:lang w:val="zh_TW" w:bidi="zh_TW"/>
+        </w:rPr>
+        <w:t>摩9:7</w:t>
+      </w:r>
       <w:r>
         <w:rPr>
           <w:lang w:val="zh_TW" w:bidi="zh_TW"/>
         </w:rPr>
         <w:t>），吉珥可能是位於巴比倫南部；當大馬士革淪陷時，亞述將他們驅逐到吉珥（</w:t>
       </w:r>
-      <w:hyperlink r:id="rId37">
-        <w:r>
-          <w:rPr>
-            <w:lang w:val="zh_TW" w:bidi="zh_TW"/>
-          </w:rPr>
-          <w:rPr>
-            <w:color w:val="0000EE"/>
-            <w:u w:val="single"/>
-          </w:rPr>
-          <w:t>王下16:9</w:t>
-        </w:r>
-      </w:hyperlink>
+      <w:r>
+        <w:rPr>
+          <w:lang w:val="zh_TW" w:bidi="zh_TW"/>
+        </w:rPr>
+        <w:t>王下16:9</w:t>
+      </w:r>
       <w:r>
         <w:rPr>
           <w:lang w:val="zh_TW" w:bidi="zh_TW"/>
         </w:rPr>
         <w:t>）。正如埃及對以色列來說是被擄的象徵（見</w:t>
       </w:r>
-      <w:hyperlink r:id="rId38">
-        <w:r>
-          <w:rPr>
-            <w:lang w:val="zh_TW" w:bidi="zh_TW"/>
-          </w:rPr>
-          <w:rPr>
-            <w:color w:val="0000EE"/>
-            <w:u w:val="single"/>
-          </w:rPr>
-          <w:t>申28:68</w:t>
-        </w:r>
-      </w:hyperlink>
+      <w:r>
+        <w:rPr>
+          <w:lang w:val="zh_TW" w:bidi="zh_TW"/>
+        </w:rPr>
+        <w:t>申28:68</w:t>
+      </w:r>
       <w:r>
         <w:rPr>
           <w:lang w:val="zh_TW" w:bidi="zh_TW"/>
@@ -1373,18 +1217,12 @@
         </w:rPr>
         <w:t>我卻要降火：烏西雅征服了非利士（</w:t>
       </w:r>
-      <w:hyperlink r:id="rId39">
-        <w:r>
-          <w:rPr>
-            <w:lang w:val="zh_TW" w:bidi="zh_TW"/>
-          </w:rPr>
-          <w:rPr>
-            <w:color w:val="0000EE"/>
-            <w:u w:val="single"/>
-          </w:rPr>
-          <w:t>代下26:6</w:t>
-        </w:r>
-      </w:hyperlink>
+      <w:r>
+        <w:rPr>
+          <w:lang w:val="zh_TW" w:bidi="zh_TW"/>
+        </w:rPr>
+        <w:t>代下26:6</w:t>
+      </w:r>
       <w:r>
         <w:rPr>
           <w:lang w:val="zh_TW" w:bidi="zh_TW"/>
@@ -1443,36 +1281,24 @@
         </w:rPr>
         <w:t>非利士的城市亞實突和亞實基倫位於或接近海岸，而以革倫則位於內陸。迦特在此則未被提及，因為它早先已被哈薛征服（</w:t>
       </w:r>
-      <w:hyperlink r:id="rId40">
-        <w:r>
-          <w:rPr>
-            <w:lang w:val="zh_TW" w:bidi="zh_TW"/>
-          </w:rPr>
-          <w:rPr>
-            <w:color w:val="0000EE"/>
-            <w:u w:val="single"/>
-          </w:rPr>
-          <w:t>王下12:17</w:t>
-        </w:r>
-      </w:hyperlink>
+      <w:r>
+        <w:rPr>
+          <w:lang w:val="zh_TW" w:bidi="zh_TW"/>
+        </w:rPr>
+        <w:t>王下12:17</w:t>
+      </w:r>
       <w:r>
         <w:rPr>
           <w:lang w:val="zh_TW" w:bidi="zh_TW"/>
         </w:rPr>
         <w:t>），隨後又被烏西雅征服（</w:t>
       </w:r>
-      <w:hyperlink r:id="rId39">
-        <w:r>
-          <w:rPr>
-            <w:lang w:val="zh_TW" w:bidi="zh_TW"/>
-          </w:rPr>
-          <w:rPr>
-            <w:color w:val="0000EE"/>
-            <w:u w:val="single"/>
-          </w:rPr>
-          <w:t>代下26:6</w:t>
-        </w:r>
-      </w:hyperlink>
+      <w:r>
+        <w:rPr>
+          <w:lang w:val="zh_TW" w:bidi="zh_TW"/>
+        </w:rPr>
+        <w:t>代下26:6</w:t>
+      </w:r>
       <w:r>
         <w:rPr>
           <w:lang w:val="zh_TW" w:bidi="zh_TW"/>
@@ -1497,18 +1323,12 @@
         </w:rPr>
         <w:t>非利士人所餘剩的：非利士人在亞述時期仍保持其族群認同或身份認同，但到了波斯時期，這種區別已經消失（</w:t>
       </w:r>
-      <w:hyperlink r:id="rId41">
-        <w:r>
-          <w:rPr>
-            <w:lang w:val="zh_TW" w:bidi="zh_TW"/>
-          </w:rPr>
-          <w:rPr>
-            <w:color w:val="0000EE"/>
-            <w:u w:val="single"/>
-          </w:rPr>
-          <w:t>亞9:5–7</w:t>
-        </w:r>
-      </w:hyperlink>
+      <w:r>
+        <w:rPr>
+          <w:lang w:val="zh_TW" w:bidi="zh_TW"/>
+        </w:rPr>
+        <w:t>亞9:5–7</w:t>
+      </w:r>
       <w:r>
         <w:rPr>
           <w:lang w:val="zh_TW" w:bidi="zh_TW"/>
@@ -1585,108 +1405,72 @@
         </w:rPr>
         <w:t>泰爾的罪行，如同非利士（</w:t>
       </w:r>
-      <w:hyperlink r:id="rId42">
-        <w:r>
-          <w:rPr>
-            <w:lang w:val="zh_TW" w:bidi="zh_TW"/>
-          </w:rPr>
-          <w:rPr>
-            <w:color w:val="0000EE"/>
-            <w:u w:val="single"/>
-          </w:rPr>
-          <w:t>1:6–8</w:t>
-        </w:r>
-      </w:hyperlink>
+      <w:r>
+        <w:rPr>
+          <w:lang w:val="zh_TW" w:bidi="zh_TW"/>
+        </w:rPr>
+        <w:t>1:6–8</w:t>
+      </w:r>
       <w:r>
         <w:rPr>
           <w:lang w:val="zh_TW" w:bidi="zh_TW"/>
         </w:rPr>
         <w:t>）是將整個村莊的以色列俘虜賣給以東人作為奴隸，背叛的感覺使這種俘虜更加痛苦（見</w:t>
       </w:r>
-      <w:hyperlink r:id="rId43">
-        <w:r>
-          <w:rPr>
-            <w:lang w:val="zh_TW" w:bidi="zh_TW"/>
-          </w:rPr>
-          <w:rPr>
-            <w:color w:val="0000EE"/>
-            <w:u w:val="single"/>
-          </w:rPr>
-          <w:t>撒下5:11</w:t>
-        </w:r>
-      </w:hyperlink>
+      <w:r>
+        <w:rPr>
+          <w:lang w:val="zh_TW" w:bidi="zh_TW"/>
+        </w:rPr>
+        <w:t>撒下5:11</w:t>
+      </w:r>
       <w:r>
         <w:rPr>
           <w:lang w:val="zh_TW" w:bidi="zh_TW"/>
         </w:rPr>
         <w:t>；</w:t>
       </w:r>
-      <w:hyperlink r:id="rId44">
-        <w:r>
-          <w:rPr>
-            <w:lang w:val="zh_TW" w:bidi="zh_TW"/>
-          </w:rPr>
-          <w:rPr>
-            <w:color w:val="0000EE"/>
-            <w:u w:val="single"/>
-          </w:rPr>
-          <w:t>王上5:1</w:t>
-        </w:r>
-      </w:hyperlink>
+      <w:r>
+        <w:rPr>
+          <w:lang w:val="zh_TW" w:bidi="zh_TW"/>
+        </w:rPr>
+        <w:t>王上5:1</w:t>
+      </w:r>
       <w:r>
         <w:rPr>
           <w:lang w:val="zh_TW" w:bidi="zh_TW"/>
         </w:rPr>
         <w:t>、</w:t>
       </w:r>
-      <w:hyperlink r:id="rId45">
-        <w:r>
-          <w:rPr>
-            <w:lang w:val="zh_TW" w:bidi="zh_TW"/>
-          </w:rPr>
-          <w:rPr>
-            <w:color w:val="0000EE"/>
-            <w:u w:val="single"/>
-          </w:rPr>
-          <w:t>11</w:t>
-        </w:r>
-      </w:hyperlink>
+      <w:r>
+        <w:rPr>
+          <w:lang w:val="zh_TW" w:bidi="zh_TW"/>
+        </w:rPr>
+        <w:t>11</w:t>
+      </w:r>
       <w:r>
         <w:rPr>
           <w:lang w:val="zh_TW" w:bidi="zh_TW"/>
         </w:rPr>
         <w:t>，</w:t>
       </w:r>
-      <w:hyperlink r:id="rId46">
-        <w:r>
-          <w:rPr>
-            <w:lang w:val="zh_TW" w:bidi="zh_TW"/>
-          </w:rPr>
-          <w:rPr>
-            <w:color w:val="0000EE"/>
-            <w:u w:val="single"/>
-          </w:rPr>
-          <w:t>16:30–31</w:t>
-        </w:r>
-      </w:hyperlink>
+      <w:r>
+        <w:rPr>
+          <w:lang w:val="zh_TW" w:bidi="zh_TW"/>
+        </w:rPr>
+        <w:t>16:30–31</w:t>
+      </w:r>
       <w:r>
         <w:rPr>
           <w:lang w:val="zh_TW" w:bidi="zh_TW"/>
         </w:rPr>
         <w:t>）。泰爾的名聲是「任何東西都可以出售」；以賽亞書將這個城市描繪成兜售商品的妓女（</w:t>
       </w:r>
-      <w:hyperlink r:id="rId47">
-        <w:r>
-          <w:rPr>
-            <w:lang w:val="zh_TW" w:bidi="zh_TW"/>
-          </w:rPr>
-          <w:rPr>
-            <w:color w:val="0000EE"/>
-            <w:u w:val="single"/>
-          </w:rPr>
-          <w:t>賽23:15–17</w:t>
-        </w:r>
-      </w:hyperlink>
+      <w:r>
+        <w:rPr>
+          <w:lang w:val="zh_TW" w:bidi="zh_TW"/>
+        </w:rPr>
+        <w:t>賽23:15–17</w:t>
+      </w:r>
       <w:r>
         <w:rPr>
           <w:lang w:val="zh_TW" w:bidi="zh_TW"/>
@@ -1753,18 +1537,12 @@
         </w:rPr>
         <w:t>城內）：泰爾的主體建立在一個島上，使其幾乎無法被攻陷（見</w:t>
       </w:r>
-      <w:hyperlink r:id="rId48">
-        <w:r>
-          <w:rPr>
-            <w:lang w:val="zh_TW" w:bidi="zh_TW"/>
-          </w:rPr>
-          <w:rPr>
-            <w:color w:val="0000EE"/>
-            <w:u w:val="single"/>
-          </w:rPr>
-          <w:t>結26:1–28:19</w:t>
-        </w:r>
-      </w:hyperlink>
+      <w:r>
+        <w:rPr>
+          <w:lang w:val="zh_TW" w:bidi="zh_TW"/>
+        </w:rPr>
+        <w:t>結26:1–28:19</w:t>
+      </w:r>
       <w:r>
         <w:rPr>
           <w:lang w:val="zh_TW" w:bidi="zh_TW"/>
@@ -1823,72 +1601,48 @@
         </w:rPr>
         <w:t>以東是另一個背叛者（見</w:t>
       </w:r>
-      <w:hyperlink r:id="rId49">
-        <w:r>
-          <w:rPr>
-            <w:lang w:val="zh_TW" w:bidi="zh_TW"/>
-          </w:rPr>
-          <w:rPr>
-            <w:color w:val="0000EE"/>
-            <w:u w:val="single"/>
-          </w:rPr>
-          <w:t>1:9</w:t>
-        </w:r>
-      </w:hyperlink>
+      <w:r>
+        <w:rPr>
+          <w:lang w:val="zh_TW" w:bidi="zh_TW"/>
+        </w:rPr>
+        <w:t>1:9</w:t>
+      </w:r>
       <w:r>
         <w:rPr>
           <w:lang w:val="zh_TW" w:bidi="zh_TW"/>
         </w:rPr>
         <w:t>；</w:t>
       </w:r>
-      <w:hyperlink r:id="rId50">
-        <w:r>
-          <w:rPr>
-            <w:lang w:val="zh_TW" w:bidi="zh_TW"/>
-          </w:rPr>
-          <w:rPr>
-            <w:color w:val="0000EE"/>
-            <w:u w:val="single"/>
-          </w:rPr>
-          <w:t>創36</w:t>
-        </w:r>
-      </w:hyperlink>
+      <w:r>
+        <w:rPr>
+          <w:lang w:val="zh_TW" w:bidi="zh_TW"/>
+        </w:rPr>
+        <w:t>創36</w:t>
+      </w:r>
       <w:r>
         <w:rPr>
           <w:lang w:val="zh_TW" w:bidi="zh_TW"/>
         </w:rPr>
         <w:t>；另見</w:t>
       </w:r>
-      <w:hyperlink r:id="rId51">
-        <w:r>
-          <w:rPr>
-            <w:lang w:val="zh_TW" w:bidi="zh_TW"/>
-          </w:rPr>
-          <w:rPr>
-            <w:color w:val="0000EE"/>
-            <w:u w:val="single"/>
-          </w:rPr>
-          <w:t>創25:23–30</w:t>
-        </w:r>
-      </w:hyperlink>
+      <w:r>
+        <w:rPr>
+          <w:lang w:val="zh_TW" w:bidi="zh_TW"/>
+        </w:rPr>
+        <w:t>創25:23–30</w:t>
+      </w:r>
       <w:r>
         <w:rPr>
           <w:lang w:val="zh_TW" w:bidi="zh_TW"/>
         </w:rPr>
         <w:t>，</w:t>
       </w:r>
-      <w:hyperlink r:id="rId52">
-        <w:r>
-          <w:rPr>
-            <w:lang w:val="zh_TW" w:bidi="zh_TW"/>
-          </w:rPr>
-          <w:rPr>
-            <w:color w:val="0000EE"/>
-            <w:u w:val="single"/>
-          </w:rPr>
-          <w:t>27:39–40</w:t>
-        </w:r>
-      </w:hyperlink>
+      <w:r>
+        <w:rPr>
+          <w:lang w:val="zh_TW" w:bidi="zh_TW"/>
+        </w:rPr>
+        <w:t>27:39–40</w:t>
+      </w:r>
       <w:r>
         <w:rPr>
           <w:lang w:val="zh_TW" w:bidi="zh_TW"/>
@@ -1926,72 +1680,48 @@
         </w:rPr>
         <w:t>；和合本譯為：兄弟）的含意（見</w:t>
       </w:r>
-      <w:hyperlink r:id="rId53">
-        <w:r>
-          <w:rPr>
-            <w:lang w:val="zh_TW" w:bidi="zh_TW"/>
-          </w:rPr>
-          <w:rPr>
-            <w:color w:val="0000EE"/>
-            <w:u w:val="single"/>
-          </w:rPr>
-          <w:t>創25:25–30</w:t>
-        </w:r>
-      </w:hyperlink>
+      <w:r>
+        <w:rPr>
+          <w:lang w:val="zh_TW" w:bidi="zh_TW"/>
+        </w:rPr>
+        <w:t>創25:25–30</w:t>
+      </w:r>
       <w:r>
         <w:rPr>
           <w:lang w:val="zh_TW" w:bidi="zh_TW"/>
         </w:rPr>
         <w:t>）。「兄弟」也可以用來指條約的締約方（見</w:t>
       </w:r>
-      <w:hyperlink r:id="rId49">
-        <w:r>
-          <w:rPr>
-            <w:lang w:val="zh_TW" w:bidi="zh_TW"/>
-          </w:rPr>
-          <w:rPr>
-            <w:color w:val="0000EE"/>
-            <w:u w:val="single"/>
-          </w:rPr>
-          <w:t>摩1:9</w:t>
-        </w:r>
-      </w:hyperlink>
+      <w:r>
+        <w:rPr>
+          <w:lang w:val="zh_TW" w:bidi="zh_TW"/>
+        </w:rPr>
+        <w:t>摩1:9</w:t>
+      </w:r>
       <w:r>
         <w:rPr>
           <w:lang w:val="zh_TW" w:bidi="zh_TW"/>
         </w:rPr>
         <w:t>）。顯然，以東人對以色列和猶大的邊界持續地施加壓力，並趁虛而入進行襲擊和掠奪（</w:t>
       </w:r>
-      <w:hyperlink r:id="rId54">
-        <w:r>
-          <w:rPr>
-            <w:lang w:val="zh_TW" w:bidi="zh_TW"/>
-          </w:rPr>
-          <w:rPr>
-            <w:color w:val="0000EE"/>
-            <w:u w:val="single"/>
-          </w:rPr>
-          <w:t>耶49:7–22</w:t>
-        </w:r>
-      </w:hyperlink>
+      <w:r>
+        <w:rPr>
+          <w:lang w:val="zh_TW" w:bidi="zh_TW"/>
+        </w:rPr>
+        <w:t>耶49:7–22</w:t>
+      </w:r>
       <w:r>
         <w:rPr>
           <w:lang w:val="zh_TW" w:bidi="zh_TW"/>
         </w:rPr>
         <w:t>；</w:t>
       </w:r>
-      <w:hyperlink r:id="rId55">
-        <w:r>
-          <w:rPr>
-            <w:lang w:val="zh_TW" w:bidi="zh_TW"/>
-          </w:rPr>
-          <w:rPr>
-            <w:color w:val="0000EE"/>
-            <w:u w:val="single"/>
-          </w:rPr>
-          <w:t>俄1:1–9</w:t>
-        </w:r>
-      </w:hyperlink>
+      <w:r>
+        <w:rPr>
+          <w:lang w:val="zh_TW" w:bidi="zh_TW"/>
+        </w:rPr>
+        <w:t>俄1:1–9</w:t>
+      </w:r>
       <w:r>
         <w:rPr>
           <w:lang w:val="zh_TW" w:bidi="zh_TW"/>
@@ -2059,36 +1789,24 @@
         </w:rPr>
         <w:t>以東人失去了持續戰爭的能力。巴比倫在公元前553年不久後摧毀了以東人，緊接著摧毀了猶大（見</w:t>
       </w:r>
-      <w:hyperlink r:id="rId56">
-        <w:r>
-          <w:rPr>
-            <w:lang w:val="zh_TW" w:bidi="zh_TW"/>
-          </w:rPr>
-          <w:rPr>
-            <w:color w:val="0000EE"/>
-            <w:u w:val="single"/>
-          </w:rPr>
-          <w:t>耶27章</w:t>
-        </w:r>
-      </w:hyperlink>
+      <w:r>
+        <w:rPr>
+          <w:lang w:val="zh_TW" w:bidi="zh_TW"/>
+        </w:rPr>
+        <w:t>耶27章</w:t>
+      </w:r>
       <w:r>
         <w:rPr>
           <w:lang w:val="zh_TW" w:bidi="zh_TW"/>
         </w:rPr>
         <w:t>，</w:t>
       </w:r>
-      <w:hyperlink r:id="rId54">
-        <w:r>
-          <w:rPr>
-            <w:lang w:val="zh_TW" w:bidi="zh_TW"/>
-          </w:rPr>
-          <w:rPr>
-            <w:color w:val="0000EE"/>
-            <w:u w:val="single"/>
-          </w:rPr>
-          <w:t>49:7–22</w:t>
-        </w:r>
-      </w:hyperlink>
+      <w:r>
+        <w:rPr>
+          <w:lang w:val="zh_TW" w:bidi="zh_TW"/>
+        </w:rPr>
+        <w:t>49:7–22</w:t>
+      </w:r>
       <w:r>
         <w:rPr>
           <w:lang w:val="zh_TW" w:bidi="zh_TW"/>
@@ -2159,54 +1877,36 @@
         </w:rPr>
         <w:t>以色列認為亞捫人是背叛他們的親屬。亞捫人（像摩押人一樣，</w:t>
       </w:r>
-      <w:hyperlink r:id="rId57">
-        <w:r>
-          <w:rPr>
-            <w:lang w:val="zh_TW" w:bidi="zh_TW"/>
-          </w:rPr>
-          <w:rPr>
-            <w:color w:val="0000EE"/>
-            <w:u w:val="single"/>
-          </w:rPr>
-          <w:t>2:1</w:t>
-        </w:r>
-      </w:hyperlink>
+      <w:r>
+        <w:rPr>
+          <w:lang w:val="zh_TW" w:bidi="zh_TW"/>
+        </w:rPr>
+        <w:t>2:1</w:t>
+      </w:r>
       <w:r>
         <w:rPr>
           <w:lang w:val="zh_TW" w:bidi="zh_TW"/>
         </w:rPr>
         <w:t>）是亞伯拉罕的侄子羅得的後代（</w:t>
       </w:r>
-      <w:hyperlink r:id="rId58">
-        <w:r>
-          <w:rPr>
-            <w:lang w:val="zh_TW" w:bidi="zh_TW"/>
-          </w:rPr>
-          <w:rPr>
-            <w:color w:val="0000EE"/>
-            <w:u w:val="single"/>
-          </w:rPr>
-          <w:t>創19:37–38</w:t>
-        </w:r>
-      </w:hyperlink>
+      <w:r>
+        <w:rPr>
+          <w:lang w:val="zh_TW" w:bidi="zh_TW"/>
+        </w:rPr>
+        <w:t>創19:37–38</w:t>
+      </w:r>
       <w:r>
         <w:rPr>
           <w:lang w:val="zh_TW" w:bidi="zh_TW"/>
         </w:rPr>
         <w:t>）。亞捫人一直是基列地一直以來的威脅（見</w:t>
       </w:r>
-      <w:hyperlink r:id="rId59">
-        <w:r>
-          <w:rPr>
-            <w:lang w:val="zh_TW" w:bidi="zh_TW"/>
-          </w:rPr>
-          <w:rPr>
-            <w:color w:val="0000EE"/>
-            <w:u w:val="single"/>
-          </w:rPr>
-          <w:t>士10:7–9</w:t>
-        </w:r>
-      </w:hyperlink>
+      <w:r>
+        <w:rPr>
+          <w:lang w:val="zh_TW" w:bidi="zh_TW"/>
+        </w:rPr>
+        <w:t>士10:7–9</w:t>
+      </w:r>
       <w:r>
         <w:rPr>
           <w:lang w:val="zh_TW" w:bidi="zh_TW"/>
@@ -2231,180 +1931,120 @@
         </w:rPr>
         <w:t>在古代，征服者的軍隊常常會剖開孕婦的肚子（</w:t>
       </w:r>
-      <w:hyperlink r:id="rId60">
-        <w:r>
-          <w:rPr>
-            <w:lang w:val="zh_TW" w:bidi="zh_TW"/>
-          </w:rPr>
-          <w:rPr>
-            <w:color w:val="0000EE"/>
-            <w:u w:val="single"/>
-          </w:rPr>
-          <w:t>王下8:12</w:t>
-        </w:r>
-      </w:hyperlink>
+      <w:r>
+        <w:rPr>
+          <w:lang w:val="zh_TW" w:bidi="zh_TW"/>
+        </w:rPr>
+        <w:t>王下8:12</w:t>
+      </w:r>
       <w:r>
         <w:rPr>
           <w:lang w:val="zh_TW" w:bidi="zh_TW"/>
         </w:rPr>
         <w:t>，</w:t>
       </w:r>
-      <w:hyperlink r:id="rId61">
-        <w:r>
-          <w:rPr>
-            <w:lang w:val="zh_TW" w:bidi="zh_TW"/>
-          </w:rPr>
-          <w:rPr>
-            <w:color w:val="0000EE"/>
-            <w:u w:val="single"/>
-          </w:rPr>
-          <w:t>15:16</w:t>
-        </w:r>
-      </w:hyperlink>
+      <w:r>
+        <w:rPr>
+          <w:lang w:val="zh_TW" w:bidi="zh_TW"/>
+        </w:rPr>
+        <w:t>15:16</w:t>
+      </w:r>
       <w:r>
         <w:rPr>
           <w:lang w:val="zh_TW" w:bidi="zh_TW"/>
         </w:rPr>
         <w:t>；</w:t>
       </w:r>
-      <w:hyperlink r:id="rId62">
-        <w:r>
-          <w:rPr>
-            <w:lang w:val="zh_TW" w:bidi="zh_TW"/>
-          </w:rPr>
-          <w:rPr>
-            <w:color w:val="0000EE"/>
-            <w:u w:val="single"/>
-          </w:rPr>
-          <w:t>何13:16</w:t>
-        </w:r>
-      </w:hyperlink>
+      <w:r>
+        <w:rPr>
+          <w:lang w:val="zh_TW" w:bidi="zh_TW"/>
+        </w:rPr>
+        <w:t>何13:16</w:t>
+      </w:r>
       <w:r>
         <w:rPr>
           <w:lang w:val="zh_TW" w:bidi="zh_TW"/>
         </w:rPr>
         <w:t>）；他們還強姦婦女並屠殺他們所佔領的城鎮的兒童（</w:t>
       </w:r>
-      <w:hyperlink r:id="rId63">
-        <w:r>
-          <w:rPr>
-            <w:lang w:val="zh_TW" w:bidi="zh_TW"/>
-          </w:rPr>
-          <w:rPr>
-            <w:color w:val="0000EE"/>
-            <w:u w:val="single"/>
-          </w:rPr>
-          <w:t>賽13:16</w:t>
-        </w:r>
-      </w:hyperlink>
+      <w:r>
+        <w:rPr>
+          <w:lang w:val="zh_TW" w:bidi="zh_TW"/>
+        </w:rPr>
+        <w:t>賽13:16</w:t>
+      </w:r>
       <w:r>
         <w:rPr>
           <w:lang w:val="zh_TW" w:bidi="zh_TW"/>
         </w:rPr>
         <w:t>、</w:t>
       </w:r>
-      <w:hyperlink r:id="rId64">
-        <w:r>
-          <w:rPr>
-            <w:lang w:val="zh_TW" w:bidi="zh_TW"/>
-          </w:rPr>
-          <w:rPr>
-            <w:color w:val="0000EE"/>
-            <w:u w:val="single"/>
-          </w:rPr>
-          <w:t>18</w:t>
-        </w:r>
-      </w:hyperlink>
+      <w:r>
+        <w:rPr>
+          <w:lang w:val="zh_TW" w:bidi="zh_TW"/>
+        </w:rPr>
+        <w:t>18</w:t>
+      </w:r>
       <w:r>
         <w:rPr>
           <w:lang w:val="zh_TW" w:bidi="zh_TW"/>
         </w:rPr>
         <w:t>；</w:t>
       </w:r>
-      <w:hyperlink r:id="rId65">
-        <w:r>
-          <w:rPr>
-            <w:lang w:val="zh_TW" w:bidi="zh_TW"/>
-          </w:rPr>
-          <w:rPr>
-            <w:color w:val="0000EE"/>
-            <w:u w:val="single"/>
-          </w:rPr>
-          <w:t>哀5:11</w:t>
-        </w:r>
-      </w:hyperlink>
+      <w:r>
+        <w:rPr>
+          <w:lang w:val="zh_TW" w:bidi="zh_TW"/>
+        </w:rPr>
+        <w:t>哀5:11</w:t>
+      </w:r>
       <w:r>
         <w:rPr>
           <w:lang w:val="zh_TW" w:bidi="zh_TW"/>
         </w:rPr>
         <w:t>；</w:t>
       </w:r>
-      <w:hyperlink r:id="rId66">
-        <w:r>
-          <w:rPr>
-            <w:lang w:val="zh_TW" w:bidi="zh_TW"/>
-          </w:rPr>
-          <w:rPr>
-            <w:color w:val="0000EE"/>
-            <w:u w:val="single"/>
-          </w:rPr>
-          <w:t>何10:14</w:t>
-        </w:r>
-      </w:hyperlink>
+      <w:r>
+        <w:rPr>
+          <w:lang w:val="zh_TW" w:bidi="zh_TW"/>
+        </w:rPr>
+        <w:t>何10:14</w:t>
+      </w:r>
       <w:r>
         <w:rPr>
           <w:lang w:val="zh_TW" w:bidi="zh_TW"/>
         </w:rPr>
         <w:t>，</w:t>
       </w:r>
-      <w:hyperlink r:id="rId62">
-        <w:r>
-          <w:rPr>
-            <w:lang w:val="zh_TW" w:bidi="zh_TW"/>
-          </w:rPr>
-          <w:rPr>
-            <w:color w:val="0000EE"/>
-            <w:u w:val="single"/>
-          </w:rPr>
-          <w:t>13:16</w:t>
-        </w:r>
-      </w:hyperlink>
+      <w:r>
+        <w:rPr>
+          <w:lang w:val="zh_TW" w:bidi="zh_TW"/>
+        </w:rPr>
+        <w:t>13:16</w:t>
+      </w:r>
       <w:r>
         <w:rPr>
           <w:lang w:val="zh_TW" w:bidi="zh_TW"/>
         </w:rPr>
         <w:t>；</w:t>
       </w:r>
-      <w:hyperlink r:id="rId67">
-        <w:r>
-          <w:rPr>
-            <w:lang w:val="zh_TW" w:bidi="zh_TW"/>
-          </w:rPr>
-          <w:rPr>
-            <w:color w:val="0000EE"/>
-            <w:u w:val="single"/>
-          </w:rPr>
-          <w:t>鴻3:10</w:t>
-        </w:r>
-      </w:hyperlink>
+      <w:r>
+        <w:rPr>
+          <w:lang w:val="zh_TW" w:bidi="zh_TW"/>
+        </w:rPr>
+        <w:t>鴻3:10</w:t>
+      </w:r>
       <w:r>
         <w:rPr>
           <w:lang w:val="zh_TW" w:bidi="zh_TW"/>
         </w:rPr>
         <w:t>；</w:t>
       </w:r>
-      <w:hyperlink r:id="rId68">
-        <w:r>
-          <w:rPr>
-            <w:lang w:val="zh_TW" w:bidi="zh_TW"/>
-          </w:rPr>
-          <w:rPr>
-            <w:color w:val="0000EE"/>
-            <w:u w:val="single"/>
-          </w:rPr>
-          <w:t>亞14:2</w:t>
-        </w:r>
-      </w:hyperlink>
+      <w:r>
+        <w:rPr>
+          <w:lang w:val="zh_TW" w:bidi="zh_TW"/>
+        </w:rPr>
+        <w:t>亞14:2</w:t>
+      </w:r>
       <w:r>
         <w:rPr>
           <w:lang w:val="zh_TW" w:bidi="zh_TW"/>
@@ -2463,18 +2103,12 @@
         </w:rPr>
         <w:t>拉巴是亞捫人的首都（</w:t>
       </w:r>
-      <w:hyperlink r:id="rId69">
-        <w:r>
-          <w:rPr>
-            <w:lang w:val="zh_TW" w:bidi="zh_TW"/>
-          </w:rPr>
-          <w:rPr>
-            <w:color w:val="0000EE"/>
-            <w:u w:val="single"/>
-          </w:rPr>
-          <w:t>撒下12:26</w:t>
-        </w:r>
-      </w:hyperlink>
+      <w:r>
+        <w:rPr>
+          <w:lang w:val="zh_TW" w:bidi="zh_TW"/>
+        </w:rPr>
+        <w:t>撒下12:26</w:t>
+      </w:r>
       <w:r>
         <w:rPr>
           <w:lang w:val="zh_TW" w:bidi="zh_TW"/>
@@ -2499,18 +2133,12 @@
         </w:rPr>
         <w:t>亞捫（</w:t>
       </w:r>
-      <w:hyperlink r:id="rId70">
-        <w:r>
-          <w:rPr>
-            <w:lang w:val="zh_TW" w:bidi="zh_TW"/>
-          </w:rPr>
-          <w:rPr>
-            <w:color w:val="0000EE"/>
-            <w:u w:val="single"/>
-          </w:rPr>
-          <w:t>摩1:13</w:t>
-        </w:r>
-      </w:hyperlink>
+      <w:r>
+        <w:rPr>
+          <w:lang w:val="zh_TW" w:bidi="zh_TW"/>
+        </w:rPr>
+        <w:t>摩1:13</w:t>
+      </w:r>
       <w:r>
         <w:rPr>
           <w:lang w:val="zh_TW" w:bidi="zh_TW"/>
@@ -2565,54 +2193,36 @@
         </w:rPr>
         <w:t>他們的王：希伯來文malkam可能是指亞捫人的神摩洛。在古代，人們相信被征服國家的神或眾神會與他們一起被擄（見</w:t>
       </w:r>
-      <w:hyperlink r:id="rId71">
-        <w:r>
-          <w:rPr>
-            <w:lang w:val="zh_TW" w:bidi="zh_TW"/>
-          </w:rPr>
-          <w:rPr>
-            <w:color w:val="0000EE"/>
-            <w:u w:val="single"/>
-          </w:rPr>
-          <w:t>5:26–27</w:t>
-        </w:r>
-      </w:hyperlink>
+      <w:r>
+        <w:rPr>
+          <w:lang w:val="zh_TW" w:bidi="zh_TW"/>
+        </w:rPr>
+        <w:t>5:26–27</w:t>
+      </w:r>
       <w:r>
         <w:rPr>
           <w:lang w:val="zh_TW" w:bidi="zh_TW"/>
         </w:rPr>
         <w:t>；</w:t>
       </w:r>
-      <w:hyperlink r:id="rId72">
-        <w:r>
-          <w:rPr>
-            <w:lang w:val="zh_TW" w:bidi="zh_TW"/>
-          </w:rPr>
-          <w:rPr>
-            <w:color w:val="0000EE"/>
-            <w:u w:val="single"/>
-          </w:rPr>
-          <w:t>撒上5:1–2</w:t>
-        </w:r>
-      </w:hyperlink>
+      <w:r>
+        <w:rPr>
+          <w:lang w:val="zh_TW" w:bidi="zh_TW"/>
+        </w:rPr>
+        <w:t>撒上5:1–2</w:t>
+      </w:r>
       <w:r>
         <w:rPr>
           <w:lang w:val="zh_TW" w:bidi="zh_TW"/>
         </w:rPr>
         <w:t>；</w:t>
       </w:r>
-      <w:hyperlink r:id="rId73">
-        <w:r>
-          <w:rPr>
-            <w:lang w:val="zh_TW" w:bidi="zh_TW"/>
-          </w:rPr>
-          <w:rPr>
-            <w:color w:val="0000EE"/>
-            <w:u w:val="single"/>
-          </w:rPr>
-          <w:t>賽46:1</w:t>
-        </w:r>
-      </w:hyperlink>
+      <w:r>
+        <w:rPr>
+          <w:lang w:val="zh_TW" w:bidi="zh_TW"/>
+        </w:rPr>
+        <w:t>賽46:1</w:t>
+      </w:r>
       <w:r>
         <w:rPr>
           <w:lang w:val="zh_TW" w:bidi="zh_TW"/>
@@ -2753,36 +2363,24 @@
         </w:rPr>
         <w:t xml:space="preserve"> 一個主要的城鎮 （</w:t>
       </w:r>
-      <w:hyperlink r:id="rId74">
-        <w:r>
-          <w:rPr>
-            <w:lang w:val="zh_TW" w:bidi="zh_TW"/>
-          </w:rPr>
-          <w:rPr>
-            <w:color w:val="0000EE"/>
-            <w:u w:val="single"/>
-          </w:rPr>
-          <w:t>耶48:20–24</w:t>
-        </w:r>
-      </w:hyperlink>
+      <w:r>
+        <w:rPr>
+          <w:lang w:val="zh_TW" w:bidi="zh_TW"/>
+        </w:rPr>
+        <w:t>耶48:20–24</w:t>
+      </w:r>
       <w:r>
         <w:rPr>
           <w:lang w:val="zh_TW" w:bidi="zh_TW"/>
         </w:rPr>
         <w:t>）——在摩押石碑上被提及為摩押之神基抹的聖地。或許摩押人將以東王的遺體焚燒，或者在此地將他作為活人獻祭。因為褻瀆了以東王的屍體，神將毀滅摩押王和他的官員。這種命運可能是透過亞述的撒珥根二世的入侵而降臨在他們身上（公元前715或713年；參</w:t>
       </w:r>
-      <w:hyperlink r:id="rId75">
-        <w:r>
-          <w:rPr>
-            <w:lang w:val="zh_TW" w:bidi="zh_TW"/>
-          </w:rPr>
-          <w:rPr>
-            <w:color w:val="0000EE"/>
-            <w:u w:val="single"/>
-          </w:rPr>
-          <w:t>賽15–16章</w:t>
-        </w:r>
-      </w:hyperlink>
+      <w:r>
+        <w:rPr>
+          <w:lang w:val="zh_TW" w:bidi="zh_TW"/>
+        </w:rPr>
+        <w:t>賽15–16章</w:t>
+      </w:r>
       <w:r>
         <w:rPr>
           <w:lang w:val="zh_TW" w:bidi="zh_TW"/>
@@ -2815,54 +2413,36 @@
         </w:rPr>
         <w:t xml:space="preserve">〕0.9.7）暗示在公元前582年有進一步的毀滅（另見 </w:t>
       </w:r>
-      <w:hyperlink r:id="rId76">
-        <w:r>
-          <w:rPr>
-            <w:lang w:val="zh_TW" w:bidi="zh_TW"/>
-          </w:rPr>
-          <w:rPr>
-            <w:color w:val="0000EE"/>
-            <w:u w:val="single"/>
-          </w:rPr>
-          <w:t>耶48章</w:t>
-        </w:r>
-      </w:hyperlink>
+      <w:r>
+        <w:rPr>
+          <w:lang w:val="zh_TW" w:bidi="zh_TW"/>
+        </w:rPr>
+        <w:t>耶48章</w:t>
+      </w:r>
       <w:r>
         <w:rPr>
           <w:lang w:val="zh_TW" w:bidi="zh_TW"/>
         </w:rPr>
         <w:t>；</w:t>
       </w:r>
-      <w:hyperlink r:id="rId77">
-        <w:r>
-          <w:rPr>
-            <w:lang w:val="zh_TW" w:bidi="zh_TW"/>
-          </w:rPr>
-          <w:rPr>
-            <w:color w:val="0000EE"/>
-            <w:u w:val="single"/>
-          </w:rPr>
-          <w:t>結25:8–11</w:t>
-        </w:r>
-      </w:hyperlink>
+      <w:r>
+        <w:rPr>
+          <w:lang w:val="zh_TW" w:bidi="zh_TW"/>
+        </w:rPr>
+        <w:t>結25:8–11</w:t>
+      </w:r>
       <w:r>
         <w:rPr>
           <w:lang w:val="zh_TW" w:bidi="zh_TW"/>
         </w:rPr>
         <w:t>；</w:t>
       </w:r>
-      <w:hyperlink r:id="rId78">
-        <w:r>
-          <w:rPr>
-            <w:lang w:val="zh_TW" w:bidi="zh_TW"/>
-          </w:rPr>
-          <w:rPr>
-            <w:color w:val="0000EE"/>
-            <w:u w:val="single"/>
-          </w:rPr>
-          <w:t>番2:8–11</w:t>
-        </w:r>
-      </w:hyperlink>
+      <w:r>
+        <w:rPr>
+          <w:lang w:val="zh_TW" w:bidi="zh_TW"/>
+        </w:rPr>
+        <w:t>番2:8–11</w:t>
+      </w:r>
       <w:r>
         <w:rPr>
           <w:lang w:val="zh_TW" w:bidi="zh_TW"/>
@@ -2933,54 +2513,36 @@
         </w:rPr>
         <w:t>）：到目前為止列出的異教國家都曾犯下了違反人類基本良知的暴行，但猶大更甚；他們擁有神的話語，卻拒絕其教導（見</w:t>
       </w:r>
-      <w:hyperlink r:id="rId79">
-        <w:r>
-          <w:rPr>
-            <w:lang w:val="zh_TW" w:bidi="zh_TW"/>
-          </w:rPr>
-          <w:rPr>
-            <w:color w:val="0000EE"/>
-            <w:u w:val="single"/>
-          </w:rPr>
-          <w:t>何4:6</w:t>
-        </w:r>
-      </w:hyperlink>
+      <w:r>
+        <w:rPr>
+          <w:lang w:val="zh_TW" w:bidi="zh_TW"/>
+        </w:rPr>
+        <w:t>何4:6</w:t>
+      </w:r>
       <w:r>
         <w:rPr>
           <w:lang w:val="zh_TW" w:bidi="zh_TW"/>
         </w:rPr>
         <w:t>，</w:t>
       </w:r>
-      <w:hyperlink r:id="rId80">
-        <w:r>
-          <w:rPr>
-            <w:lang w:val="zh_TW" w:bidi="zh_TW"/>
-          </w:rPr>
-          <w:rPr>
-            <w:color w:val="0000EE"/>
-            <w:u w:val="single"/>
-          </w:rPr>
-          <w:t>8:1</w:t>
-        </w:r>
-      </w:hyperlink>
+      <w:r>
+        <w:rPr>
+          <w:lang w:val="zh_TW" w:bidi="zh_TW"/>
+        </w:rPr>
+        <w:t>8:1</w:t>
+      </w:r>
       <w:r>
         <w:rPr>
           <w:lang w:val="zh_TW" w:bidi="zh_TW"/>
         </w:rPr>
         <w:t>）。神根據人們所得到的特權來追究其責任（見</w:t>
       </w:r>
-      <w:hyperlink r:id="rId81">
-        <w:r>
-          <w:rPr>
-            <w:lang w:val="zh_TW" w:bidi="zh_TW"/>
-          </w:rPr>
-          <w:rPr>
-            <w:color w:val="0000EE"/>
-            <w:u w:val="single"/>
-          </w:rPr>
-          <w:t>摩3:2</w:t>
-        </w:r>
-      </w:hyperlink>
+      <w:r>
+        <w:rPr>
+          <w:lang w:val="zh_TW" w:bidi="zh_TW"/>
+        </w:rPr>
+        <w:t>摩3:2</w:t>
+      </w:r>
       <w:r>
         <w:rPr>
           <w:lang w:val="zh_TW" w:bidi="zh_TW"/>
@@ -3017,18 +2579,12 @@
         </w:rPr>
         <w:t>偶像使他們走迷了）：猶大拋棄了神真正的教導，轉而以異教的合一主義（結合不同信仰系統的元素）和偶像崇拜作為替代品（見</w:t>
       </w:r>
-      <w:hyperlink r:id="rId82">
-        <w:r>
-          <w:rPr>
-            <w:lang w:val="zh_TW" w:bidi="zh_TW"/>
-          </w:rPr>
-          <w:rPr>
-            <w:color w:val="0000EE"/>
-            <w:u w:val="single"/>
-          </w:rPr>
-          <w:t>王上14:22–24</w:t>
-        </w:r>
-      </w:hyperlink>
+      <w:r>
+        <w:rPr>
+          <w:lang w:val="zh_TW" w:bidi="zh_TW"/>
+        </w:rPr>
+        <w:t>王上14:22–24</w:t>
+      </w:r>
       <w:r>
         <w:rPr>
           <w:lang w:val="zh_TW" w:bidi="zh_TW"/>
@@ -3131,162 +2687,108 @@
         </w:rPr>
         <w:t>猶大的異教行為帶來了與其異教鄰國相同的懲罰：火（</w:t>
       </w:r>
-      <w:hyperlink r:id="rId83">
-        <w:r>
-          <w:rPr>
-            <w:lang w:val="zh_TW" w:bidi="zh_TW"/>
-          </w:rPr>
-          <w:rPr>
-            <w:color w:val="0000EE"/>
-            <w:u w:val="single"/>
-          </w:rPr>
-          <w:t>1:4</w:t>
-        </w:r>
-      </w:hyperlink>
+      <w:r>
+        <w:rPr>
+          <w:lang w:val="zh_TW" w:bidi="zh_TW"/>
+        </w:rPr>
+        <w:t>1:4</w:t>
+      </w:r>
       <w:r>
         <w:rPr>
           <w:lang w:val="zh_TW" w:bidi="zh_TW"/>
         </w:rPr>
         <w:t>、</w:t>
       </w:r>
-      <w:hyperlink r:id="rId28">
-        <w:r>
-          <w:rPr>
-            <w:lang w:val="zh_TW" w:bidi="zh_TW"/>
-          </w:rPr>
-          <w:rPr>
-            <w:color w:val="0000EE"/>
-            <w:u w:val="single"/>
-          </w:rPr>
-          <w:t>7</w:t>
-        </w:r>
-      </w:hyperlink>
+      <w:r>
+        <w:rPr>
+          <w:lang w:val="zh_TW" w:bidi="zh_TW"/>
+        </w:rPr>
+        <w:t>7</w:t>
+      </w:r>
       <w:r>
         <w:rPr>
           <w:lang w:val="zh_TW" w:bidi="zh_TW"/>
         </w:rPr>
         <w:t>、</w:t>
       </w:r>
-      <w:hyperlink r:id="rId29">
-        <w:r>
-          <w:rPr>
-            <w:lang w:val="zh_TW" w:bidi="zh_TW"/>
-          </w:rPr>
-          <w:rPr>
-            <w:color w:val="0000EE"/>
-            <w:u w:val="single"/>
-          </w:rPr>
-          <w:t>10</w:t>
-        </w:r>
-      </w:hyperlink>
+      <w:r>
+        <w:rPr>
+          <w:lang w:val="zh_TW" w:bidi="zh_TW"/>
+        </w:rPr>
+        <w:t>10</w:t>
+      </w:r>
       <w:r>
         <w:rPr>
           <w:lang w:val="zh_TW" w:bidi="zh_TW"/>
         </w:rPr>
         <w:t>、</w:t>
       </w:r>
-      <w:hyperlink r:id="rId30">
-        <w:r>
-          <w:rPr>
-            <w:lang w:val="zh_TW" w:bidi="zh_TW"/>
-          </w:rPr>
-          <w:rPr>
-            <w:color w:val="0000EE"/>
-            <w:u w:val="single"/>
-          </w:rPr>
-          <w:t>12</w:t>
-        </w:r>
-      </w:hyperlink>
+      <w:r>
+        <w:rPr>
+          <w:lang w:val="zh_TW" w:bidi="zh_TW"/>
+        </w:rPr>
+        <w:t>12</w:t>
+      </w:r>
       <w:r>
         <w:rPr>
           <w:lang w:val="zh_TW" w:bidi="zh_TW"/>
         </w:rPr>
         <w:t>、</w:t>
       </w:r>
-      <w:hyperlink r:id="rId31">
-        <w:r>
-          <w:rPr>
-            <w:lang w:val="zh_TW" w:bidi="zh_TW"/>
-          </w:rPr>
-          <w:rPr>
-            <w:color w:val="0000EE"/>
-            <w:u w:val="single"/>
-          </w:rPr>
-          <w:t>14</w:t>
-        </w:r>
-      </w:hyperlink>
+      <w:r>
+        <w:rPr>
+          <w:lang w:val="zh_TW" w:bidi="zh_TW"/>
+        </w:rPr>
+        <w:t>14</w:t>
+      </w:r>
       <w:r>
         <w:rPr>
           <w:lang w:val="zh_TW" w:bidi="zh_TW"/>
         </w:rPr>
         <w:t>，</w:t>
       </w:r>
-      <w:hyperlink r:id="rId32">
-        <w:r>
-          <w:rPr>
-            <w:lang w:val="zh_TW" w:bidi="zh_TW"/>
-          </w:rPr>
-          <w:rPr>
-            <w:color w:val="0000EE"/>
-            <w:u w:val="single"/>
-          </w:rPr>
-          <w:t>2:2</w:t>
-        </w:r>
-      </w:hyperlink>
+      <w:r>
+        <w:rPr>
+          <w:lang w:val="zh_TW" w:bidi="zh_TW"/>
+        </w:rPr>
+        <w:t>2:2</w:t>
+      </w:r>
       <w:r>
         <w:rPr>
           <w:lang w:val="zh_TW" w:bidi="zh_TW"/>
         </w:rPr>
         <w:t>）將摧毀耶路撒冷。巴比倫人在公元前586年攻陷耶路撒冷時焚燒了它（見</w:t>
       </w:r>
-      <w:hyperlink r:id="rId84">
-        <w:r>
-          <w:rPr>
-            <w:lang w:val="zh_TW" w:bidi="zh_TW"/>
-          </w:rPr>
-          <w:rPr>
-            <w:color w:val="0000EE"/>
-            <w:u w:val="single"/>
-          </w:rPr>
-          <w:t>王下25:9</w:t>
-        </w:r>
-      </w:hyperlink>
+      <w:r>
+        <w:rPr>
+          <w:lang w:val="zh_TW" w:bidi="zh_TW"/>
+        </w:rPr>
+        <w:t>王下25:9</w:t>
+      </w:r>
       <w:r>
         <w:rPr>
           <w:lang w:val="zh_TW" w:bidi="zh_TW"/>
         </w:rPr>
         <w:t>；</w:t>
       </w:r>
-      <w:hyperlink r:id="rId85">
-        <w:r>
-          <w:rPr>
-            <w:lang w:val="zh_TW" w:bidi="zh_TW"/>
-          </w:rPr>
-          <w:rPr>
-            <w:color w:val="0000EE"/>
-            <w:u w:val="single"/>
-          </w:rPr>
-          <w:t>尼2:17</w:t>
-        </w:r>
-      </w:hyperlink>
+      <w:r>
+        <w:rPr>
+          <w:lang w:val="zh_TW" w:bidi="zh_TW"/>
+        </w:rPr>
+        <w:t>尼2:17</w:t>
+      </w:r>
       <w:r>
         <w:rPr>
           <w:lang w:val="zh_TW" w:bidi="zh_TW"/>
         </w:rPr>
         <w:t>，</w:t>
       </w:r>
-      <w:hyperlink r:id="rId86">
-        <w:r>
-          <w:rPr>
-            <w:lang w:val="zh_TW" w:bidi="zh_TW"/>
-          </w:rPr>
-          <w:rPr>
-            <w:color w:val="0000EE"/>
-            <w:u w:val="single"/>
-          </w:rPr>
-          <w:t>4:2</w:t>
-        </w:r>
-      </w:hyperlink>
+      <w:r>
+        <w:rPr>
+          <w:lang w:val="zh_TW" w:bidi="zh_TW"/>
+        </w:rPr>
+        <w:t>4:2</w:t>
+      </w:r>
       <w:r>
         <w:rPr>
           <w:lang w:val="zh_TW" w:bidi="zh_TW"/>
@@ -3341,36 +2843,24 @@
         </w:rPr>
         <w:t>尊貴的人是「義人」，指的是那些與神和他人保持正確關係的人。與窮人的對比創造了「有義的窮人」的概念。摩西律法敦促那些擁有很多的人透過無息借貸來幫助有需要的人（</w:t>
       </w:r>
-      <w:hyperlink r:id="rId87">
-        <w:r>
-          <w:rPr>
-            <w:lang w:val="zh_TW" w:bidi="zh_TW"/>
-          </w:rPr>
-          <w:rPr>
-            <w:color w:val="0000EE"/>
-            <w:u w:val="single"/>
-          </w:rPr>
-          <w:t>申15:7–11</w:t>
-        </w:r>
-      </w:hyperlink>
+      <w:r>
+        <w:rPr>
+          <w:lang w:val="zh_TW" w:bidi="zh_TW"/>
+        </w:rPr>
+        <w:t>申15:7–11</w:t>
+      </w:r>
       <w:r>
         <w:rPr>
           <w:lang w:val="zh_TW" w:bidi="zh_TW"/>
         </w:rPr>
         <w:t>）。窮困到無力償債者，最終可成為奴僕以勞力償還債務（</w:t>
       </w:r>
-      <w:hyperlink r:id="rId88">
-        <w:r>
-          <w:rPr>
-            <w:lang w:val="zh_TW" w:bidi="zh_TW"/>
-          </w:rPr>
-          <w:rPr>
-            <w:color w:val="0000EE"/>
-            <w:u w:val="single"/>
-          </w:rPr>
-          <w:t>利25:39–43</w:t>
-        </w:r>
-      </w:hyperlink>
+      <w:r>
+        <w:rPr>
+          <w:lang w:val="zh_TW" w:bidi="zh_TW"/>
+        </w:rPr>
+        <w:t>利25:39–43</w:t>
+      </w:r>
       <w:r>
         <w:rPr>
           <w:lang w:val="zh_TW" w:bidi="zh_TW"/>
@@ -3389,36 +2879,24 @@
         </w:rPr>
         <w:t>（見</w:t>
       </w:r>
-      <w:hyperlink r:id="rId89">
-        <w:r>
-          <w:rPr>
-            <w:lang w:val="zh_TW" w:bidi="zh_TW"/>
-          </w:rPr>
-          <w:rPr>
-            <w:color w:val="0000EE"/>
-            <w:u w:val="single"/>
-          </w:rPr>
-          <w:t>摩8:6</w:t>
-        </w:r>
-      </w:hyperlink>
+      <w:r>
+        <w:rPr>
+          <w:lang w:val="zh_TW" w:bidi="zh_TW"/>
+        </w:rPr>
+        <w:t>摩8:6</w:t>
+      </w:r>
       <w:r>
         <w:rPr>
           <w:lang w:val="zh_TW" w:bidi="zh_TW"/>
         </w:rPr>
         <w:t>）。鞋是為債務提供的抵押品或作為締約用的標記（見</w:t>
       </w:r>
-      <w:hyperlink r:id="rId90">
-        <w:r>
-          <w:rPr>
-            <w:lang w:val="zh_TW" w:bidi="zh_TW"/>
-          </w:rPr>
-          <w:rPr>
-            <w:color w:val="0000EE"/>
-            <w:u w:val="single"/>
-          </w:rPr>
-          <w:t>得4:7</w:t>
-        </w:r>
-      </w:hyperlink>
+      <w:r>
+        <w:rPr>
+          <w:lang w:val="zh_TW" w:bidi="zh_TW"/>
+        </w:rPr>
+        <w:t>得4:7</w:t>
+      </w:r>
       <w:r>
         <w:rPr>
           <w:lang w:val="zh_TW" w:bidi="zh_TW"/>
@@ -3485,18 +2963,12 @@
         </w:rPr>
         <w:t>：以色列人也會遭受類似的命運（參拿單使用先知性的修辭來引入自我譴責，</w:t>
       </w:r>
-      <w:hyperlink r:id="rId91">
-        <w:r>
-          <w:rPr>
-            <w:lang w:val="zh_TW" w:bidi="zh_TW"/>
-          </w:rPr>
-          <w:rPr>
-            <w:color w:val="0000EE"/>
-            <w:u w:val="single"/>
-          </w:rPr>
-          <w:t>撒下12:1–13</w:t>
-        </w:r>
-      </w:hyperlink>
+      <w:r>
+        <w:rPr>
+          <w:lang w:val="zh_TW" w:bidi="zh_TW"/>
+        </w:rPr>
+        <w:t>撒下12:1–13</w:t>
+      </w:r>
       <w:r>
         <w:rPr>
           <w:lang w:val="zh_TW" w:bidi="zh_TW"/>
@@ -3555,18 +3027,12 @@
         </w:rPr>
         <w:t xml:space="preserve">踐踏（和合本譯為：垂涎）人就是無情地對待他們（另見 </w:t>
       </w:r>
-      <w:hyperlink r:id="rId92">
-        <w:r>
-          <w:rPr>
-            <w:lang w:val="zh_TW" w:bidi="zh_TW"/>
-          </w:rPr>
-          <w:rPr>
-            <w:color w:val="0000EE"/>
-            <w:u w:val="single"/>
-          </w:rPr>
-          <w:t>8:4</w:t>
-        </w:r>
-      </w:hyperlink>
+      <w:r>
+        <w:rPr>
+          <w:lang w:val="zh_TW" w:bidi="zh_TW"/>
+        </w:rPr>
+        <w:t>8:4</w:t>
+      </w:r>
       <w:r>
         <w:rPr>
           <w:lang w:val="zh_TW" w:bidi="zh_TW"/>
@@ -3591,18 +3057,12 @@
         </w:rPr>
         <w:t>無助和受壓迫的人是被社會經濟體系剝削的人，該體系拒絕給予他們法律所保證的正義（</w:t>
       </w:r>
-      <w:hyperlink r:id="rId93">
-        <w:r>
-          <w:rPr>
-            <w:lang w:val="zh_TW" w:bidi="zh_TW"/>
-          </w:rPr>
-          <w:rPr>
-            <w:color w:val="0000EE"/>
-            <w:u w:val="single"/>
-          </w:rPr>
-          <w:t>出23:6–8</w:t>
-        </w:r>
-      </w:hyperlink>
+      <w:r>
+        <w:rPr>
+          <w:lang w:val="zh_TW" w:bidi="zh_TW"/>
+        </w:rPr>
+        <w:t>出23:6–8</w:t>
+      </w:r>
       <w:r>
         <w:rPr>
           <w:lang w:val="zh_TW" w:bidi="zh_TW"/>
@@ -3627,54 +3087,36 @@
         </w:rPr>
         <w:t>父子同一個女子行淫，顯示出以色列人的道德貧乏；摩西律法禁止這種行為（</w:t>
       </w:r>
-      <w:hyperlink r:id="rId94">
-        <w:r>
-          <w:rPr>
-            <w:lang w:val="zh_TW" w:bidi="zh_TW"/>
-          </w:rPr>
-          <w:rPr>
-            <w:color w:val="0000EE"/>
-            <w:u w:val="single"/>
-          </w:rPr>
-          <w:t>利18:7–8</w:t>
-        </w:r>
-      </w:hyperlink>
+      <w:r>
+        <w:rPr>
+          <w:lang w:val="zh_TW" w:bidi="zh_TW"/>
+        </w:rPr>
+        <w:t>利18:7–8</w:t>
+      </w:r>
       <w:r>
         <w:rPr>
           <w:lang w:val="zh_TW" w:bidi="zh_TW"/>
         </w:rPr>
         <w:t>、</w:t>
       </w:r>
-      <w:hyperlink r:id="rId95">
-        <w:r>
-          <w:rPr>
-            <w:lang w:val="zh_TW" w:bidi="zh_TW"/>
-          </w:rPr>
-          <w:rPr>
-            <w:color w:val="0000EE"/>
-            <w:u w:val="single"/>
-          </w:rPr>
-          <w:t>15</w:t>
-        </w:r>
-      </w:hyperlink>
+      <w:r>
+        <w:rPr>
+          <w:lang w:val="zh_TW" w:bidi="zh_TW"/>
+        </w:rPr>
+        <w:t>15</w:t>
+      </w:r>
       <w:r>
         <w:rPr>
           <w:lang w:val="zh_TW" w:bidi="zh_TW"/>
         </w:rPr>
         <w:t>，</w:t>
       </w:r>
-      <w:hyperlink r:id="rId96">
-        <w:r>
-          <w:rPr>
-            <w:lang w:val="zh_TW" w:bidi="zh_TW"/>
-          </w:rPr>
-          <w:rPr>
-            <w:color w:val="0000EE"/>
-            <w:u w:val="single"/>
-          </w:rPr>
-          <w:t>20:11–12</w:t>
-        </w:r>
-      </w:hyperlink>
+      <w:r>
+        <w:rPr>
+          <w:lang w:val="zh_TW" w:bidi="zh_TW"/>
+        </w:rPr>
+        <w:t>20:11–12</w:t>
+      </w:r>
       <w:r>
         <w:rPr>
           <w:lang w:val="zh_TW" w:bidi="zh_TW"/>
@@ -3699,18 +3141,12 @@
         </w:rPr>
         <w:t>褻瀆我的聖名：在崇拜各種生育神的過程中，以色列和周邊國家從事「聖妓」活動（見</w:t>
       </w:r>
-      <w:hyperlink r:id="rId97">
-        <w:r>
-          <w:rPr>
-            <w:lang w:val="zh_TW" w:bidi="zh_TW"/>
-          </w:rPr>
-          <w:rPr>
-            <w:color w:val="0000EE"/>
-            <w:u w:val="single"/>
-          </w:rPr>
-          <w:t>何4:10–14</w:t>
-        </w:r>
-      </w:hyperlink>
+      <w:r>
+        <w:rPr>
+          <w:lang w:val="zh_TW" w:bidi="zh_TW"/>
+        </w:rPr>
+        <w:t>何4:10–14</w:t>
+      </w:r>
       <w:r>
         <w:rPr>
           <w:lang w:val="zh_TW" w:bidi="zh_TW"/>
@@ -3787,54 +3223,36 @@
         </w:rPr>
         <w:t>妥拉（Torah）允許放貸人以窮人的外衣作為債務的擔保，但不能放過夜，因為夜晚很冷（</w:t>
       </w:r>
-      <w:hyperlink r:id="rId98">
-        <w:r>
-          <w:rPr>
-            <w:lang w:val="zh_TW" w:bidi="zh_TW"/>
-          </w:rPr>
-          <w:rPr>
-            <w:color w:val="0000EE"/>
-            <w:u w:val="single"/>
-          </w:rPr>
-          <w:t>出22:26–27</w:t>
-        </w:r>
-      </w:hyperlink>
+      <w:r>
+        <w:rPr>
+          <w:lang w:val="zh_TW" w:bidi="zh_TW"/>
+        </w:rPr>
+        <w:t>出22:26–27</w:t>
+      </w:r>
       <w:r>
         <w:rPr>
           <w:lang w:val="zh_TW" w:bidi="zh_TW"/>
         </w:rPr>
         <w:t>；</w:t>
       </w:r>
-      <w:hyperlink r:id="rId99">
-        <w:r>
-          <w:rPr>
-            <w:lang w:val="zh_TW" w:bidi="zh_TW"/>
-          </w:rPr>
-          <w:rPr>
-            <w:color w:val="0000EE"/>
-            <w:u w:val="single"/>
-          </w:rPr>
-          <w:t>申24:12–13</w:t>
-        </w:r>
-      </w:hyperlink>
+      <w:r>
+        <w:rPr>
+          <w:lang w:val="zh_TW" w:bidi="zh_TW"/>
+        </w:rPr>
+        <w:t>申24:12–13</w:t>
+      </w:r>
       <w:r>
         <w:rPr>
           <w:lang w:val="zh_TW" w:bidi="zh_TW"/>
         </w:rPr>
         <w:t>）。寡婦的衣服絕不能作為債務的擔保（</w:t>
       </w:r>
-      <w:hyperlink r:id="rId100">
-        <w:r>
-          <w:rPr>
-            <w:lang w:val="zh_TW" w:bidi="zh_TW"/>
-          </w:rPr>
-          <w:rPr>
-            <w:color w:val="0000EE"/>
-            <w:u w:val="single"/>
-          </w:rPr>
-          <w:t>申24:17</w:t>
-        </w:r>
-      </w:hyperlink>
+      <w:r>
+        <w:rPr>
+          <w:lang w:val="zh_TW" w:bidi="zh_TW"/>
+        </w:rPr>
+        <w:t>申24:17</w:t>
+      </w:r>
       <w:r>
         <w:rPr>
           <w:lang w:val="zh_TW" w:bidi="zh_TW"/>
@@ -3859,18 +3277,12 @@
         </w:rPr>
         <w:t>不公正的罰款（和合本譯為：受罰之人）：富人賄賂法官，並利用他們的影響力，使無法為自己辯護的窮人不能獲得公平的審判（</w:t>
       </w:r>
-      <w:hyperlink r:id="rId101">
-        <w:r>
-          <w:rPr>
-            <w:lang w:val="zh_TW" w:bidi="zh_TW"/>
-          </w:rPr>
-          <w:rPr>
-            <w:color w:val="0000EE"/>
-            <w:u w:val="single"/>
-          </w:rPr>
-          <w:t>摩5:12</w:t>
-        </w:r>
-      </w:hyperlink>
+      <w:r>
+        <w:rPr>
+          <w:lang w:val="zh_TW" w:bidi="zh_TW"/>
+        </w:rPr>
+        <w:t>摩5:12</w:t>
+      </w:r>
       <w:r>
         <w:rPr>
           <w:lang w:val="zh_TW" w:bidi="zh_TW"/>
@@ -3925,36 +3337,24 @@
         </w:rPr>
         <w:t>亞摩利人在此被用為一個通稱，指迦南地的居民（見</w:t>
       </w:r>
-      <w:hyperlink r:id="rId102">
-        <w:r>
-          <w:rPr>
-            <w:lang w:val="zh_TW" w:bidi="zh_TW"/>
-          </w:rPr>
-          <w:rPr>
-            <w:color w:val="0000EE"/>
-            <w:u w:val="single"/>
-          </w:rPr>
-          <w:t>創15:16</w:t>
-        </w:r>
-      </w:hyperlink>
+      <w:r>
+        <w:rPr>
+          <w:lang w:val="zh_TW" w:bidi="zh_TW"/>
+        </w:rPr>
+        <w:t>創15:16</w:t>
+      </w:r>
       <w:r>
         <w:rPr>
           <w:lang w:val="zh_TW" w:bidi="zh_TW"/>
         </w:rPr>
         <w:t>；</w:t>
       </w:r>
-      <w:hyperlink r:id="rId103">
-        <w:r>
-          <w:rPr>
-            <w:lang w:val="zh_TW" w:bidi="zh_TW"/>
-          </w:rPr>
-          <w:rPr>
-            <w:color w:val="0000EE"/>
-            <w:u w:val="single"/>
-          </w:rPr>
-          <w:t>士6:10</w:t>
-        </w:r>
-      </w:hyperlink>
+      <w:r>
+        <w:rPr>
+          <w:lang w:val="zh_TW" w:bidi="zh_TW"/>
+        </w:rPr>
+        <w:t>士6:10</w:t>
+      </w:r>
       <w:r>
         <w:rPr>
           <w:lang w:val="zh_TW" w:bidi="zh_TW"/>
@@ -4009,54 +3409,36 @@
         </w:rPr>
         <w:t>除了祭司之外，神還提供了先知來傳講祂的話語和旨意（</w:t>
       </w:r>
-      <w:hyperlink r:id="rId104">
-        <w:r>
-          <w:rPr>
-            <w:lang w:val="zh_TW" w:bidi="zh_TW"/>
-          </w:rPr>
-          <w:rPr>
-            <w:color w:val="0000EE"/>
-            <w:u w:val="single"/>
-          </w:rPr>
-          <w:t>申18:15–19</w:t>
-        </w:r>
-      </w:hyperlink>
+      <w:r>
+        <w:rPr>
+          <w:lang w:val="zh_TW" w:bidi="zh_TW"/>
+        </w:rPr>
+        <w:t>申18:15–19</w:t>
+      </w:r>
       <w:r>
         <w:rPr>
           <w:lang w:val="zh_TW" w:bidi="zh_TW"/>
         </w:rPr>
         <w:t>），以及被稱為拿細耳人的聖潔之人，他們透過包括戒酒在內的誓言獻身於耶和華（</w:t>
       </w:r>
-      <w:hyperlink r:id="rId105">
-        <w:r>
-          <w:rPr>
-            <w:lang w:val="zh_TW" w:bidi="zh_TW"/>
-          </w:rPr>
-          <w:rPr>
-            <w:color w:val="0000EE"/>
-            <w:u w:val="single"/>
-          </w:rPr>
-          <w:t>民6:1–21</w:t>
-        </w:r>
-      </w:hyperlink>
+      <w:r>
+        <w:rPr>
+          <w:lang w:val="zh_TW" w:bidi="zh_TW"/>
+        </w:rPr>
+        <w:t>民6:1–21</w:t>
+      </w:r>
       <w:r>
         <w:rPr>
           <w:lang w:val="zh_TW" w:bidi="zh_TW"/>
         </w:rPr>
         <w:t>）。以色列人告訴拿細耳人和先知，要無視甚至違背神的呼召，這顯明了他們對神的漠視（見</w:t>
       </w:r>
-      <w:hyperlink r:id="rId106">
-        <w:r>
-          <w:rPr>
-            <w:lang w:val="zh_TW" w:bidi="zh_TW"/>
-          </w:rPr>
-          <w:rPr>
-            <w:color w:val="0000EE"/>
-            <w:u w:val="single"/>
-          </w:rPr>
-          <w:t>摩7:12–13</w:t>
-        </w:r>
-      </w:hyperlink>
+      <w:r>
+        <w:rPr>
+          <w:lang w:val="zh_TW" w:bidi="zh_TW"/>
+        </w:rPr>
+        <w:t>摩7:12–13</w:t>
+      </w:r>
       <w:r>
         <w:rPr>
           <w:lang w:val="zh_TW" w:bidi="zh_TW"/>
@@ -4111,18 +3493,12 @@
         </w:rPr>
         <w:t>本章以對戰鬥的描述作結，描述了以色列將被擊敗並逃跑的情況（見</w:t>
       </w:r>
-      <w:hyperlink r:id="rId107">
-        <w:r>
-          <w:rPr>
-            <w:lang w:val="zh_TW" w:bidi="zh_TW"/>
-          </w:rPr>
-          <w:rPr>
-            <w:color w:val="0000EE"/>
-            <w:u w:val="single"/>
-          </w:rPr>
-          <w:t>詩33:16–17</w:t>
-        </w:r>
-      </w:hyperlink>
+      <w:r>
+        <w:rPr>
+          <w:lang w:val="zh_TW" w:bidi="zh_TW"/>
+        </w:rPr>
+        <w:t>詩33:16–17</w:t>
+      </w:r>
       <w:r>
         <w:rPr>
           <w:lang w:val="zh_TW" w:bidi="zh_TW"/>
@@ -4225,36 +3601,24 @@
         </w:rPr>
         <w:t>阿摩司後來稱那日為「耶和華的日子」（</w:t>
       </w:r>
-      <w:hyperlink r:id="rId108">
-        <w:r>
-          <w:rPr>
-            <w:lang w:val="zh_TW" w:bidi="zh_TW"/>
-          </w:rPr>
-          <w:rPr>
-            <w:color w:val="0000EE"/>
-            <w:u w:val="single"/>
-          </w:rPr>
-          <w:t>5:18</w:t>
-        </w:r>
-      </w:hyperlink>
+      <w:r>
+        <w:rPr>
+          <w:lang w:val="zh_TW" w:bidi="zh_TW"/>
+        </w:rPr>
+        <w:t>5:18</w:t>
+      </w:r>
       <w:r>
         <w:rPr>
           <w:lang w:val="zh_TW" w:bidi="zh_TW"/>
         </w:rPr>
         <w:t>）；這兩個表達都指的是對以色列進行審判的時間（另見</w:t>
       </w:r>
-      <w:hyperlink r:id="rId109">
-        <w:r>
-          <w:rPr>
-            <w:lang w:val="zh_TW" w:bidi="zh_TW"/>
-          </w:rPr>
-          <w:rPr>
-            <w:color w:val="0000EE"/>
-            <w:u w:val="single"/>
-          </w:rPr>
-          <w:t>8:3</w:t>
-        </w:r>
-      </w:hyperlink>
+      <w:r>
+        <w:rPr>
+          <w:lang w:val="zh_TW" w:bidi="zh_TW"/>
+        </w:rPr>
+        <w:t>8:3</w:t>
+      </w:r>
       <w:r>
         <w:rPr>
           <w:lang w:val="zh_TW" w:bidi="zh_TW"/>
@@ -4309,18 +3673,12 @@
         </w:rPr>
         <w:t>阿摩司以神拯救以色列人出埃及時對他們的恩慈作為開頭（見</w:t>
       </w:r>
-      <w:hyperlink r:id="rId110">
-        <w:r>
-          <w:rPr>
-            <w:lang w:val="zh_TW" w:bidi="zh_TW"/>
-          </w:rPr>
-          <w:rPr>
-            <w:color w:val="0000EE"/>
-            <w:u w:val="single"/>
-          </w:rPr>
-          <w:t>2:10</w:t>
-        </w:r>
-      </w:hyperlink>
+      <w:r>
+        <w:rPr>
+          <w:lang w:val="zh_TW" w:bidi="zh_TW"/>
+        </w:rPr>
+        <w:t>2:10</w:t>
+      </w:r>
       <w:r>
         <w:rPr>
           <w:lang w:val="zh_TW" w:bidi="zh_TW"/>
@@ -4471,126 +3829,84 @@
         </w:rPr>
         <w:t>被翻譯為親密（和合本譯為：認識）的這個詞指的是個人和經驗性的認識，這種認識往往超越了單純的理智認知。它可以表示正式的認可和承認（</w:t>
       </w:r>
-      <w:hyperlink r:id="rId111">
-        <w:r>
-          <w:rPr>
-            <w:lang w:val="zh_TW" w:bidi="zh_TW"/>
-          </w:rPr>
-          <w:rPr>
-            <w:color w:val="0000EE"/>
-            <w:u w:val="single"/>
-          </w:rPr>
-          <w:t>出1:8</w:t>
-        </w:r>
-      </w:hyperlink>
+      <w:r>
+        <w:rPr>
+          <w:lang w:val="zh_TW" w:bidi="zh_TW"/>
+        </w:rPr>
+        <w:t>出1:8</w:t>
+      </w:r>
       <w:r>
         <w:rPr>
           <w:lang w:val="zh_TW" w:bidi="zh_TW"/>
         </w:rPr>
         <w:t>，</w:t>
       </w:r>
-      <w:hyperlink r:id="rId112">
-        <w:r>
-          <w:rPr>
-            <w:lang w:val="zh_TW" w:bidi="zh_TW"/>
-          </w:rPr>
-          <w:rPr>
-            <w:color w:val="0000EE"/>
-            <w:u w:val="single"/>
-          </w:rPr>
-          <w:t>5:2</w:t>
-        </w:r>
-      </w:hyperlink>
+      <w:r>
+        <w:rPr>
+          <w:lang w:val="zh_TW" w:bidi="zh_TW"/>
+        </w:rPr>
+        <w:t>5:2</w:t>
+      </w:r>
       <w:r>
         <w:rPr>
           <w:lang w:val="zh_TW" w:bidi="zh_TW"/>
         </w:rPr>
         <w:t>）、個人經驗（</w:t>
       </w:r>
-      <w:hyperlink r:id="rId113">
-        <w:r>
-          <w:rPr>
-            <w:lang w:val="zh_TW" w:bidi="zh_TW"/>
-          </w:rPr>
-          <w:rPr>
-            <w:color w:val="0000EE"/>
-            <w:u w:val="single"/>
-          </w:rPr>
-          <w:t>創2:17</w:t>
-        </w:r>
-      </w:hyperlink>
+      <w:r>
+        <w:rPr>
+          <w:lang w:val="zh_TW" w:bidi="zh_TW"/>
+        </w:rPr>
+        <w:t>創2:17</w:t>
+      </w:r>
       <w:r>
         <w:rPr>
           <w:lang w:val="zh_TW" w:bidi="zh_TW"/>
         </w:rPr>
         <w:t>），或性關係（</w:t>
       </w:r>
-      <w:hyperlink r:id="rId114">
-        <w:r>
-          <w:rPr>
-            <w:lang w:val="zh_TW" w:bidi="zh_TW"/>
-          </w:rPr>
-          <w:rPr>
-            <w:color w:val="0000EE"/>
-            <w:u w:val="single"/>
-          </w:rPr>
-          <w:t>創4:1</w:t>
-        </w:r>
-      </w:hyperlink>
+      <w:r>
+        <w:rPr>
+          <w:lang w:val="zh_TW" w:bidi="zh_TW"/>
+        </w:rPr>
+        <w:t>創4:1</w:t>
+      </w:r>
       <w:r>
         <w:rPr>
           <w:lang w:val="zh_TW" w:bidi="zh_TW"/>
         </w:rPr>
         <w:t>）。這個詞經常用來描述神與以色列的關係（</w:t>
       </w:r>
-      <w:hyperlink r:id="rId115">
-        <w:r>
-          <w:rPr>
-            <w:lang w:val="zh_TW" w:bidi="zh_TW"/>
-          </w:rPr>
-          <w:rPr>
-            <w:color w:val="0000EE"/>
-            <w:u w:val="single"/>
-          </w:rPr>
-          <w:t>何5:3</w:t>
-        </w:r>
-      </w:hyperlink>
+      <w:r>
+        <w:rPr>
+          <w:lang w:val="zh_TW" w:bidi="zh_TW"/>
+        </w:rPr>
+        <w:t>何5:3</w:t>
+      </w:r>
       <w:r>
         <w:rPr>
           <w:lang w:val="zh_TW" w:bidi="zh_TW"/>
         </w:rPr>
         <w:t>）以及以色列與神的理想關係（</w:t>
       </w:r>
-      <w:hyperlink r:id="rId116">
-        <w:r>
-          <w:rPr>
-            <w:lang w:val="zh_TW" w:bidi="zh_TW"/>
-          </w:rPr>
-          <w:rPr>
-            <w:color w:val="0000EE"/>
-            <w:u w:val="single"/>
-          </w:rPr>
-          <w:t>何2:20</w:t>
-        </w:r>
-      </w:hyperlink>
+      <w:r>
+        <w:rPr>
+          <w:lang w:val="zh_TW" w:bidi="zh_TW"/>
+        </w:rPr>
+        <w:t>何2:20</w:t>
+      </w:r>
       <w:r>
         <w:rPr>
           <w:lang w:val="zh_TW" w:bidi="zh_TW"/>
         </w:rPr>
         <w:t>）。由於以色列的特權地位，神會追究他們所有的罪，而不僅僅是其中的一部分。神會根據所賜予他們的來追究責任（</w:t>
       </w:r>
-      <w:hyperlink r:id="rId117">
-        <w:r>
-          <w:rPr>
-            <w:lang w:val="zh_TW" w:bidi="zh_TW"/>
-          </w:rPr>
-          <w:rPr>
-            <w:color w:val="0000EE"/>
-            <w:u w:val="single"/>
-          </w:rPr>
-          <w:t>路12:47–48</w:t>
-        </w:r>
-      </w:hyperlink>
+      <w:r>
+        <w:rPr>
+          <w:lang w:val="zh_TW" w:bidi="zh_TW"/>
+        </w:rPr>
+        <w:t>路12:47–48</w:t>
+      </w:r>
       <w:r>
         <w:rPr>
           <w:lang w:val="zh_TW" w:bidi="zh_TW"/>
@@ -4837,72 +4153,48 @@
         </w:rPr>
         <w:t>災難……耶和華已計劃（和合本譯為：耶和華所降的）：神既賜下美好愉悅之事，也降下傷害痛苦之事（</w:t>
       </w:r>
-      <w:hyperlink r:id="rId118">
-        <w:r>
-          <w:rPr>
-            <w:lang w:val="zh_TW" w:bidi="zh_TW"/>
-          </w:rPr>
-          <w:rPr>
-            <w:color w:val="0000EE"/>
-            <w:u w:val="single"/>
-          </w:rPr>
-          <w:t>賽45:7</w:t>
-        </w:r>
-      </w:hyperlink>
+      <w:r>
+        <w:rPr>
+          <w:lang w:val="zh_TW" w:bidi="zh_TW"/>
+        </w:rPr>
+        <w:t>賽45:7</w:t>
+      </w:r>
       <w:r>
         <w:rPr>
           <w:lang w:val="zh_TW" w:bidi="zh_TW"/>
         </w:rPr>
         <w:t>；</w:t>
       </w:r>
-      <w:hyperlink r:id="rId119">
-        <w:r>
-          <w:rPr>
-            <w:lang w:val="zh_TW" w:bidi="zh_TW"/>
-          </w:rPr>
-          <w:rPr>
-            <w:color w:val="0000EE"/>
-            <w:u w:val="single"/>
-          </w:rPr>
-          <w:t>哀3:38</w:t>
-        </w:r>
-      </w:hyperlink>
+      <w:r>
+        <w:rPr>
+          <w:lang w:val="zh_TW" w:bidi="zh_TW"/>
+        </w:rPr>
+        <w:t>哀3:38</w:t>
+      </w:r>
       <w:r>
         <w:rPr>
           <w:lang w:val="zh_TW" w:bidi="zh_TW"/>
         </w:rPr>
         <w:t>；見</w:t>
       </w:r>
-      <w:hyperlink r:id="rId120">
-        <w:r>
-          <w:rPr>
-            <w:lang w:val="zh_TW" w:bidi="zh_TW"/>
-          </w:rPr>
-          <w:rPr>
-            <w:color w:val="0000EE"/>
-            <w:u w:val="single"/>
-          </w:rPr>
-          <w:t>申28</w:t>
-        </w:r>
-      </w:hyperlink>
+      <w:r>
+        <w:rPr>
+          <w:lang w:val="zh_TW" w:bidi="zh_TW"/>
+        </w:rPr>
+        <w:t>申28</w:t>
+      </w:r>
       <w:r>
         <w:rPr>
           <w:lang w:val="zh_TW" w:bidi="zh_TW"/>
         </w:rPr>
         <w:t>；</w:t>
       </w:r>
-      <w:hyperlink r:id="rId121">
-        <w:r>
-          <w:rPr>
-            <w:lang w:val="zh_TW" w:bidi="zh_TW"/>
-          </w:rPr>
-          <w:rPr>
-            <w:color w:val="0000EE"/>
-            <w:u w:val="single"/>
-          </w:rPr>
-          <w:t>伯2:10</w:t>
-        </w:r>
-      </w:hyperlink>
+      <w:r>
+        <w:rPr>
+          <w:lang w:val="zh_TW" w:bidi="zh_TW"/>
+        </w:rPr>
+        <w:t>伯2:10</w:t>
+      </w:r>
       <w:r>
         <w:rPr>
           <w:lang w:val="zh_TW" w:bidi="zh_TW"/>
@@ -4957,36 +4249,24 @@
         </w:rPr>
         <w:t>神如獅子般已從錫安山吼叫（</w:t>
       </w:r>
-      <w:hyperlink r:id="rId122">
-        <w:r>
-          <w:rPr>
-            <w:lang w:val="zh_TW" w:bidi="zh_TW"/>
-          </w:rPr>
-          <w:rPr>
-            <w:color w:val="0000EE"/>
-            <w:u w:val="single"/>
-          </w:rPr>
-          <w:t>1:2</w:t>
-        </w:r>
-      </w:hyperlink>
+      <w:r>
+        <w:rPr>
+          <w:lang w:val="zh_TW" w:bidi="zh_TW"/>
+        </w:rPr>
+        <w:t>1:2</w:t>
+      </w:r>
       <w:r>
         <w:rPr>
           <w:lang w:val="zh_TW" w:bidi="zh_TW"/>
         </w:rPr>
         <w:t>），並迫使阿摩司發預言（見</w:t>
       </w:r>
-      <w:hyperlink r:id="rId123">
-        <w:r>
-          <w:rPr>
-            <w:lang w:val="zh_TW" w:bidi="zh_TW"/>
-          </w:rPr>
-          <w:rPr>
-            <w:color w:val="0000EE"/>
-            <w:u w:val="single"/>
-          </w:rPr>
-          <w:t>7:14–16</w:t>
-        </w:r>
-      </w:hyperlink>
+      <w:r>
+        <w:rPr>
+          <w:lang w:val="zh_TW" w:bidi="zh_TW"/>
+        </w:rPr>
+        <w:t>7:14–16</w:t>
+      </w:r>
       <w:r>
         <w:rPr>
           <w:lang w:val="zh_TW" w:bidi="zh_TW"/>
@@ -5054,18 +4334,12 @@
         </w:rPr>
         <w:t>，非利士的主要城市之一）和埃及。他邀請他們圍繞撒馬利亞（以色列國的首都），看看它的混亂和壓迫。以色列從外表看似強大，但內裡卻腐敗不堪，充斥著階級鬥爭。敵人會利用以色列內部的軟弱（見</w:t>
       </w:r>
-      <w:hyperlink r:id="rId124">
-        <w:r>
-          <w:rPr>
-            <w:lang w:val="zh_TW" w:bidi="zh_TW"/>
-          </w:rPr>
-          <w:rPr>
-            <w:color w:val="0000EE"/>
-            <w:u w:val="single"/>
-          </w:rPr>
-          <w:t>3:11</w:t>
-        </w:r>
-      </w:hyperlink>
+      <w:r>
+        <w:rPr>
+          <w:lang w:val="zh_TW" w:bidi="zh_TW"/>
+        </w:rPr>
+        <w:t>3:11</w:t>
+      </w:r>
       <w:r>
         <w:rPr>
           <w:lang w:val="zh_TW" w:bidi="zh_TW"/>
@@ -5120,18 +4394,12 @@
         </w:rPr>
         <w:t>以色列的富人是透過忽視和粗暴對待貧窮無助的人來獲得財富的（見</w:t>
       </w:r>
-      <w:hyperlink r:id="rId125">
-        <w:r>
-          <w:rPr>
-            <w:lang w:val="zh_TW" w:bidi="zh_TW"/>
-          </w:rPr>
-          <w:rPr>
-            <w:color w:val="0000EE"/>
-            <w:u w:val="single"/>
-          </w:rPr>
-          <w:t>2:6–8</w:t>
-        </w:r>
-      </w:hyperlink>
+      <w:r>
+        <w:rPr>
+          <w:lang w:val="zh_TW" w:bidi="zh_TW"/>
+        </w:rPr>
+        <w:t>2:6–8</w:t>
+      </w:r>
       <w:r>
         <w:rPr>
           <w:lang w:val="zh_TW" w:bidi="zh_TW"/>
@@ -5376,18 +4644,12 @@
         </w:rPr>
         <w:t>被告知要聆聽的見證人可能是被召喚的列國（</w:t>
       </w:r>
-      <w:hyperlink r:id="rId126">
-        <w:r>
-          <w:rPr>
-            <w:lang w:val="zh_TW" w:bidi="zh_TW"/>
-          </w:rPr>
-          <w:rPr>
-            <w:color w:val="0000EE"/>
-            <w:u w:val="single"/>
-          </w:rPr>
-          <w:t>3:9</w:t>
-        </w:r>
-      </w:hyperlink>
+      <w:r>
+        <w:rPr>
+          <w:lang w:val="zh_TW" w:bidi="zh_TW"/>
+        </w:rPr>
+        <w:t>3:9</w:t>
+      </w:r>
       <w:r>
         <w:rPr>
           <w:lang w:val="zh_TW" w:bidi="zh_TW"/>
@@ -5412,90 +4674,60 @@
         </w:rPr>
         <w:t>天軍之主神（和合本譯為：萬軍之神）：這個稱號，傳統上是「萬軍之耶和華」（另見於</w:t>
       </w:r>
-      <w:hyperlink r:id="rId127">
-        <w:r>
-          <w:rPr>
-            <w:lang w:val="zh_TW" w:bidi="zh_TW"/>
-          </w:rPr>
-          <w:rPr>
-            <w:color w:val="0000EE"/>
-            <w:u w:val="single"/>
-          </w:rPr>
-          <w:t>4:13</w:t>
-        </w:r>
-      </w:hyperlink>
+      <w:r>
+        <w:rPr>
+          <w:lang w:val="zh_TW" w:bidi="zh_TW"/>
+        </w:rPr>
+        <w:t>4:13</w:t>
+      </w:r>
       <w:r>
         <w:rPr>
           <w:lang w:val="zh_TW" w:bidi="zh_TW"/>
         </w:rPr>
         <w:t>；</w:t>
       </w:r>
-      <w:hyperlink r:id="rId128">
-        <w:r>
-          <w:rPr>
-            <w:lang w:val="zh_TW" w:bidi="zh_TW"/>
-          </w:rPr>
-          <w:rPr>
-            <w:color w:val="0000EE"/>
-            <w:u w:val="single"/>
-          </w:rPr>
-          <w:t>5:14–16</w:t>
-        </w:r>
-      </w:hyperlink>
+      <w:r>
+        <w:rPr>
+          <w:lang w:val="zh_TW" w:bidi="zh_TW"/>
+        </w:rPr>
+        <w:t>5:14–16</w:t>
+      </w:r>
       <w:r>
         <w:rPr>
           <w:lang w:val="zh_TW" w:bidi="zh_TW"/>
         </w:rPr>
         <w:t>、</w:t>
       </w:r>
-      <w:hyperlink r:id="rId129">
-        <w:r>
-          <w:rPr>
-            <w:lang w:val="zh_TW" w:bidi="zh_TW"/>
-          </w:rPr>
-          <w:rPr>
-            <w:color w:val="0000EE"/>
-            <w:u w:val="single"/>
-          </w:rPr>
-          <w:t>27</w:t>
-        </w:r>
-      </w:hyperlink>
+      <w:r>
+        <w:rPr>
+          <w:lang w:val="zh_TW" w:bidi="zh_TW"/>
+        </w:rPr>
+        <w:t>27</w:t>
+      </w:r>
       <w:r>
         <w:rPr>
           <w:lang w:val="zh_TW" w:bidi="zh_TW"/>
         </w:rPr>
         <w:t>，</w:t>
       </w:r>
-      <w:hyperlink r:id="rId130">
-        <w:r>
-          <w:rPr>
-            <w:lang w:val="zh_TW" w:bidi="zh_TW"/>
-          </w:rPr>
-          <w:rPr>
-            <w:color w:val="0000EE"/>
-            <w:u w:val="single"/>
-          </w:rPr>
-          <w:t>6:8</w:t>
-        </w:r>
-      </w:hyperlink>
+      <w:r>
+        <w:rPr>
+          <w:lang w:val="zh_TW" w:bidi="zh_TW"/>
+        </w:rPr>
+        <w:t>6:8</w:t>
+      </w:r>
       <w:r>
         <w:rPr>
           <w:lang w:val="zh_TW" w:bidi="zh_TW"/>
         </w:rPr>
         <w:t>），它將神描繪為天軍的指揮官；這是宇宙真正的神，而不是地方性的神祇（另見</w:t>
       </w:r>
-      <w:hyperlink r:id="rId131">
-        <w:r>
-          <w:rPr>
-            <w:lang w:val="zh_TW" w:bidi="zh_TW"/>
-          </w:rPr>
-          <w:rPr>
-            <w:color w:val="0000EE"/>
-            <w:u w:val="single"/>
-          </w:rPr>
-          <w:t>出15:3</w:t>
-        </w:r>
-      </w:hyperlink>
+      <w:r>
+        <w:rPr>
+          <w:lang w:val="zh_TW" w:bidi="zh_TW"/>
+        </w:rPr>
+        <w:t>出15:3</w:t>
+      </w:r>
       <w:r>
         <w:rPr>
           <w:lang w:val="zh_TW" w:bidi="zh_TW"/>
@@ -5562,54 +4794,36 @@
         </w:rPr>
         <w:t>）：耶羅波安一世登基後不久建造了伯特利的聖殿（</w:t>
       </w:r>
-      <w:hyperlink r:id="rId132">
-        <w:r>
-          <w:rPr>
-            <w:lang w:val="zh_TW" w:bidi="zh_TW"/>
-          </w:rPr>
-          <w:rPr>
-            <w:color w:val="0000EE"/>
-            <w:u w:val="single"/>
-          </w:rPr>
-          <w:t>王上12:26–33</w:t>
-        </w:r>
-      </w:hyperlink>
+      <w:r>
+        <w:rPr>
+          <w:lang w:val="zh_TW" w:bidi="zh_TW"/>
+        </w:rPr>
+        <w:t>王上12:26–33</w:t>
+      </w:r>
       <w:r>
         <w:rPr>
           <w:lang w:val="zh_TW" w:bidi="zh_TW"/>
         </w:rPr>
         <w:t>），並一直延續到耶戶王朝（</w:t>
       </w:r>
-      <w:hyperlink r:id="rId133">
-        <w:r>
-          <w:rPr>
-            <w:lang w:val="zh_TW" w:bidi="zh_TW"/>
-          </w:rPr>
-          <w:rPr>
-            <w:color w:val="0000EE"/>
-            <w:u w:val="single"/>
-          </w:rPr>
-          <w:t>王下10:29</w:t>
-        </w:r>
-      </w:hyperlink>
+      <w:r>
+        <w:rPr>
+          <w:lang w:val="zh_TW" w:bidi="zh_TW"/>
+        </w:rPr>
+        <w:t>王下10:29</w:t>
+      </w:r>
       <w:r>
         <w:rPr>
           <w:lang w:val="zh_TW" w:bidi="zh_TW"/>
         </w:rPr>
         <w:t>），耶羅波安二世即是其後裔。這個聖地將對耶和華（雅巍）的崇拜與異教的公牛象徵融為一體。當祭壇被摧毀時，伯特利的聖地、王的官方聖所（</w:t>
       </w:r>
-      <w:hyperlink r:id="rId134">
-        <w:r>
-          <w:rPr>
-            <w:lang w:val="zh_TW" w:bidi="zh_TW"/>
-          </w:rPr>
-          <w:rPr>
-            <w:color w:val="0000EE"/>
-            <w:u w:val="single"/>
-          </w:rPr>
-          <w:t>摩7:13</w:t>
-        </w:r>
-      </w:hyperlink>
+      <w:r>
+        <w:rPr>
+          <w:lang w:val="zh_TW" w:bidi="zh_TW"/>
+        </w:rPr>
+        <w:t>摩7:13</w:t>
+      </w:r>
       <w:r>
         <w:rPr>
           <w:lang w:val="zh_TW" w:bidi="zh_TW"/>
@@ -5738,36 +4952,24 @@
         </w:rPr>
         <w:t>）：巴珊以其兇猛、肥壯的公牛聞名（</w:t>
       </w:r>
-      <w:hyperlink r:id="rId135">
-        <w:r>
-          <w:rPr>
-            <w:lang w:val="zh_TW" w:bidi="zh_TW"/>
-          </w:rPr>
-          <w:rPr>
-            <w:color w:val="0000EE"/>
-            <w:u w:val="single"/>
-          </w:rPr>
-          <w:t>詩22:12</w:t>
-        </w:r>
-      </w:hyperlink>
+      <w:r>
+        <w:rPr>
+          <w:lang w:val="zh_TW" w:bidi="zh_TW"/>
+        </w:rPr>
+        <w:t>詩22:12</w:t>
+      </w:r>
       <w:r>
         <w:rPr>
           <w:lang w:val="zh_TW" w:bidi="zh_TW"/>
         </w:rPr>
         <w:t>；</w:t>
       </w:r>
-      <w:hyperlink r:id="rId136">
-        <w:r>
-          <w:rPr>
-            <w:lang w:val="zh_TW" w:bidi="zh_TW"/>
-          </w:rPr>
-          <w:rPr>
-            <w:color w:val="0000EE"/>
-            <w:u w:val="single"/>
-          </w:rPr>
-          <w:t>結39:18</w:t>
-        </w:r>
-      </w:hyperlink>
+      <w:r>
+        <w:rPr>
+          <w:lang w:val="zh_TW" w:bidi="zh_TW"/>
+        </w:rPr>
+        <w:t>結39:18</w:t>
+      </w:r>
       <w:r>
         <w:rPr>
           <w:lang w:val="zh_TW" w:bidi="zh_TW"/>
@@ -5886,36 +5088,24 @@
         </w:rPr>
         <w:t>指著自己的聖潔起誓：聖潔表明神存在於創造之外並獨立於創造物；祂的本質與祂所創造的完全不同。這誓言類似於</w:t>
       </w:r>
-      <w:hyperlink r:id="rId130">
-        <w:r>
-          <w:rPr>
-            <w:lang w:val="zh_TW" w:bidi="zh_TW"/>
-          </w:rPr>
-          <w:rPr>
-            <w:color w:val="0000EE"/>
-            <w:u w:val="single"/>
-          </w:rPr>
-          <w:t>六章8節</w:t>
-        </w:r>
-      </w:hyperlink>
+      <w:r>
+        <w:rPr>
+          <w:lang w:val="zh_TW" w:bidi="zh_TW"/>
+        </w:rPr>
+        <w:t>六章8節</w:t>
+      </w:r>
       <w:r>
         <w:rPr>
           <w:lang w:val="zh_TW" w:bidi="zh_TW"/>
         </w:rPr>
         <w:t>，</w:t>
       </w:r>
-      <w:hyperlink r:id="rId137">
-        <w:r>
-          <w:rPr>
-            <w:lang w:val="zh_TW" w:bidi="zh_TW"/>
-          </w:rPr>
-          <w:rPr>
-            <w:color w:val="0000EE"/>
-            <w:u w:val="single"/>
-          </w:rPr>
-          <w:t>八章7節</w:t>
-        </w:r>
-      </w:hyperlink>
+      <w:r>
+        <w:rPr>
+          <w:lang w:val="zh_TW" w:bidi="zh_TW"/>
+        </w:rPr>
+        <w:t>八章7節</w:t>
+      </w:r>
       <w:r>
         <w:rPr>
           <w:lang w:val="zh_TW" w:bidi="zh_TW"/>
@@ -5940,36 +5130,24 @@
         </w:rPr>
         <w:t>鉤子：亞述人以對戰俘的非人道待遇而聞名（見</w:t>
       </w:r>
-      <w:hyperlink r:id="rId138">
-        <w:r>
-          <w:rPr>
-            <w:lang w:val="zh_TW" w:bidi="zh_TW"/>
-          </w:rPr>
-          <w:rPr>
-            <w:color w:val="0000EE"/>
-            <w:u w:val="single"/>
-          </w:rPr>
-          <w:t>代下33:11</w:t>
-        </w:r>
-      </w:hyperlink>
+      <w:r>
+        <w:rPr>
+          <w:lang w:val="zh_TW" w:bidi="zh_TW"/>
+        </w:rPr>
+        <w:t>代下33:11</w:t>
+      </w:r>
       <w:r>
         <w:rPr>
           <w:lang w:val="zh_TW" w:bidi="zh_TW"/>
         </w:rPr>
         <w:t>；參</w:t>
       </w:r>
-      <w:hyperlink r:id="rId139">
-        <w:r>
-          <w:rPr>
-            <w:lang w:val="zh_TW" w:bidi="zh_TW"/>
-          </w:rPr>
-          <w:rPr>
-            <w:color w:val="0000EE"/>
-            <w:u w:val="single"/>
-          </w:rPr>
-          <w:t>王下19:28</w:t>
-        </w:r>
-      </w:hyperlink>
+      <w:r>
+        <w:rPr>
+          <w:lang w:val="zh_TW" w:bidi="zh_TW"/>
+        </w:rPr>
+        <w:t>王下19:28</w:t>
+      </w:r>
       <w:r>
         <w:rPr>
           <w:lang w:val="zh_TW" w:bidi="zh_TW"/>
@@ -6107,126 +5285,84 @@
         </w:rPr>
         <w:t>伯特利是雅各見證天使上下梯子異象的著名地點（</w:t>
       </w:r>
-      <w:hyperlink r:id="rId140">
-        <w:r>
-          <w:rPr>
-            <w:lang w:val="zh_TW" w:bidi="zh_TW"/>
-          </w:rPr>
-          <w:rPr>
-            <w:color w:val="0000EE"/>
-            <w:u w:val="single"/>
-          </w:rPr>
-          <w:t>創28:11–22</w:t>
-        </w:r>
-      </w:hyperlink>
+      <w:r>
+        <w:rPr>
+          <w:lang w:val="zh_TW" w:bidi="zh_TW"/>
+        </w:rPr>
+        <w:t>創28:11–22</w:t>
+      </w:r>
       <w:r>
         <w:rPr>
           <w:lang w:val="zh_TW" w:bidi="zh_TW"/>
         </w:rPr>
         <w:t>），也是耶羅波安一世建立的宗教的南部中心（見</w:t>
       </w:r>
-      <w:hyperlink r:id="rId141">
-        <w:r>
-          <w:rPr>
-            <w:lang w:val="zh_TW" w:bidi="zh_TW"/>
-          </w:rPr>
-          <w:rPr>
-            <w:color w:val="0000EE"/>
-            <w:u w:val="single"/>
-          </w:rPr>
-          <w:t>摩3:14</w:t>
-        </w:r>
-      </w:hyperlink>
+      <w:r>
+        <w:rPr>
+          <w:lang w:val="zh_TW" w:bidi="zh_TW"/>
+        </w:rPr>
+        <w:t>摩3:14</w:t>
+      </w:r>
       <w:r>
         <w:rPr>
           <w:lang w:val="zh_TW" w:bidi="zh_TW"/>
         </w:rPr>
         <w:t>；</w:t>
       </w:r>
-      <w:hyperlink r:id="rId142">
-        <w:r>
-          <w:rPr>
-            <w:lang w:val="zh_TW" w:bidi="zh_TW"/>
-          </w:rPr>
-          <w:rPr>
-            <w:color w:val="0000EE"/>
-            <w:u w:val="single"/>
-          </w:rPr>
-          <w:t>王上12:28–29</w:t>
-        </w:r>
-      </w:hyperlink>
+      <w:r>
+        <w:rPr>
+          <w:lang w:val="zh_TW" w:bidi="zh_TW"/>
+        </w:rPr>
+        <w:t>王上12:28–29</w:t>
+      </w:r>
       <w:r>
         <w:rPr>
           <w:lang w:val="zh_TW" w:bidi="zh_TW"/>
         </w:rPr>
         <w:t>）。吉甲，是以色列人過約旦河後的營地（</w:t>
       </w:r>
-      <w:hyperlink r:id="rId143">
-        <w:r>
-          <w:rPr>
-            <w:lang w:val="zh_TW" w:bidi="zh_TW"/>
-          </w:rPr>
-          <w:rPr>
-            <w:color w:val="0000EE"/>
-            <w:u w:val="single"/>
-          </w:rPr>
-          <w:t>書4:19–5:9</w:t>
-        </w:r>
-      </w:hyperlink>
+      <w:r>
+        <w:rPr>
+          <w:lang w:val="zh_TW" w:bidi="zh_TW"/>
+        </w:rPr>
+        <w:t>書4:19–5:9</w:t>
+      </w:r>
       <w:r>
         <w:rPr>
           <w:lang w:val="zh_TW" w:bidi="zh_TW"/>
         </w:rPr>
         <w:t>），到阿摩司和何西阿的時代已成為一個受歡迎的聖地（</w:t>
       </w:r>
-      <w:hyperlink r:id="rId144">
-        <w:r>
-          <w:rPr>
-            <w:lang w:val="zh_TW" w:bidi="zh_TW"/>
-          </w:rPr>
-          <w:rPr>
-            <w:color w:val="0000EE"/>
-            <w:u w:val="single"/>
-          </w:rPr>
-          <w:t>何4:15</w:t>
-        </w:r>
-      </w:hyperlink>
+      <w:r>
+        <w:rPr>
+          <w:lang w:val="zh_TW" w:bidi="zh_TW"/>
+        </w:rPr>
+        <w:t>何4:15</w:t>
+      </w:r>
       <w:r>
         <w:rPr>
           <w:lang w:val="zh_TW" w:bidi="zh_TW"/>
         </w:rPr>
         <w:t>，</w:t>
       </w:r>
-      <w:hyperlink r:id="rId145">
-        <w:r>
-          <w:rPr>
-            <w:lang w:val="zh_TW" w:bidi="zh_TW"/>
-          </w:rPr>
-          <w:rPr>
-            <w:color w:val="0000EE"/>
-            <w:u w:val="single"/>
-          </w:rPr>
-          <w:t>9:15</w:t>
-        </w:r>
-      </w:hyperlink>
+      <w:r>
+        <w:rPr>
+          <w:lang w:val="zh_TW" w:bidi="zh_TW"/>
+        </w:rPr>
+        <w:t>9:15</w:t>
+      </w:r>
       <w:r>
         <w:rPr>
           <w:lang w:val="zh_TW" w:bidi="zh_TW"/>
         </w:rPr>
         <w:t>，</w:t>
       </w:r>
-      <w:hyperlink r:id="rId146">
-        <w:r>
-          <w:rPr>
-            <w:lang w:val="zh_TW" w:bidi="zh_TW"/>
-          </w:rPr>
-          <w:rPr>
-            <w:color w:val="0000EE"/>
-            <w:u w:val="single"/>
-          </w:rPr>
-          <w:t>12:11</w:t>
-        </w:r>
-      </w:hyperlink>
+      <w:r>
+        <w:rPr>
+          <w:lang w:val="zh_TW" w:bidi="zh_TW"/>
+        </w:rPr>
+        <w:t>12:11</w:t>
+      </w:r>
       <w:r>
         <w:rPr>
           <w:lang w:val="zh_TW" w:bidi="zh_TW"/>
@@ -6251,180 +5387,120 @@
         </w:rPr>
         <w:t>每日早晨獻上……的祭物……每三天的什一奉獻：以色列男子每年要三次到聖所朝見耶和華（</w:t>
       </w:r>
-      <w:hyperlink r:id="rId147">
-        <w:r>
-          <w:rPr>
-            <w:lang w:val="zh_TW" w:bidi="zh_TW"/>
-          </w:rPr>
-          <w:rPr>
-            <w:color w:val="0000EE"/>
-            <w:u w:val="single"/>
-          </w:rPr>
-          <w:t>出23:14–19</w:t>
-        </w:r>
-      </w:hyperlink>
+      <w:r>
+        <w:rPr>
+          <w:lang w:val="zh_TW" w:bidi="zh_TW"/>
+        </w:rPr>
+        <w:t>出23:14–19</w:t>
+      </w:r>
       <w:r>
         <w:rPr>
           <w:lang w:val="zh_TW" w:bidi="zh_TW"/>
         </w:rPr>
         <w:t>，</w:t>
       </w:r>
-      <w:hyperlink r:id="rId148">
-        <w:r>
-          <w:rPr>
-            <w:lang w:val="zh_TW" w:bidi="zh_TW"/>
-          </w:rPr>
-          <w:rPr>
-            <w:color w:val="0000EE"/>
-            <w:u w:val="single"/>
-          </w:rPr>
-          <w:t>34:23</w:t>
-        </w:r>
-      </w:hyperlink>
+      <w:r>
+        <w:rPr>
+          <w:lang w:val="zh_TW" w:bidi="zh_TW"/>
+        </w:rPr>
+        <w:t>34:23</w:t>
+      </w:r>
       <w:r>
         <w:rPr>
           <w:lang w:val="zh_TW" w:bidi="zh_TW"/>
         </w:rPr>
         <w:t>；</w:t>
       </w:r>
-      <w:hyperlink r:id="rId149">
-        <w:r>
-          <w:rPr>
-            <w:lang w:val="zh_TW" w:bidi="zh_TW"/>
-          </w:rPr>
-          <w:rPr>
-            <w:color w:val="0000EE"/>
-            <w:u w:val="single"/>
-          </w:rPr>
-          <w:t>申16:16–17</w:t>
-        </w:r>
-      </w:hyperlink>
+      <w:r>
+        <w:rPr>
+          <w:lang w:val="zh_TW" w:bidi="zh_TW"/>
+        </w:rPr>
+        <w:t>申16:16–17</w:t>
+      </w:r>
       <w:r>
         <w:rPr>
           <w:lang w:val="zh_TW" w:bidi="zh_TW"/>
         </w:rPr>
         <w:t>）。什一奉獻通常是每年奉獻一次（</w:t>
       </w:r>
-      <w:hyperlink r:id="rId150">
-        <w:r>
-          <w:rPr>
-            <w:lang w:val="zh_TW" w:bidi="zh_TW"/>
-          </w:rPr>
-          <w:rPr>
-            <w:color w:val="0000EE"/>
-            <w:u w:val="single"/>
-          </w:rPr>
-          <w:t>申14:22–29</w:t>
-        </w:r>
-      </w:hyperlink>
+      <w:r>
+        <w:rPr>
+          <w:lang w:val="zh_TW" w:bidi="zh_TW"/>
+        </w:rPr>
+        <w:t>申14:22–29</w:t>
+      </w:r>
       <w:r>
         <w:rPr>
           <w:lang w:val="zh_TW" w:bidi="zh_TW"/>
         </w:rPr>
         <w:t>），每三年繳納一次特別的什一奉獻（見</w:t>
       </w:r>
-      <w:hyperlink r:id="rId151">
-        <w:r>
-          <w:rPr>
-            <w:lang w:val="zh_TW" w:bidi="zh_TW"/>
-          </w:rPr>
-          <w:rPr>
-            <w:color w:val="0000EE"/>
-            <w:u w:val="single"/>
-          </w:rPr>
-          <w:t>申14:28</w:t>
-        </w:r>
-      </w:hyperlink>
+      <w:r>
+        <w:rPr>
+          <w:lang w:val="zh_TW" w:bidi="zh_TW"/>
+        </w:rPr>
+        <w:t>申14:28</w:t>
+      </w:r>
       <w:r>
         <w:rPr>
           <w:lang w:val="zh_TW" w:bidi="zh_TW"/>
         </w:rPr>
         <w:t>，</w:t>
       </w:r>
-      <w:hyperlink r:id="rId152">
-        <w:r>
-          <w:rPr>
-            <w:lang w:val="zh_TW" w:bidi="zh_TW"/>
-          </w:rPr>
-          <w:rPr>
-            <w:color w:val="0000EE"/>
-            <w:u w:val="single"/>
-          </w:rPr>
-          <w:t>26:12</w:t>
-        </w:r>
-      </w:hyperlink>
+      <w:r>
+        <w:rPr>
+          <w:lang w:val="zh_TW" w:bidi="zh_TW"/>
+        </w:rPr>
+        <w:t>26:12</w:t>
+      </w:r>
       <w:r>
         <w:rPr>
           <w:lang w:val="zh_TW" w:bidi="zh_TW"/>
         </w:rPr>
         <w:t>）。阿摩司指出以色列人虔誠到荒謬的地步，但卻不願意真正敬畏神（</w:t>
       </w:r>
-      <w:hyperlink r:id="rId153">
-        <w:r>
-          <w:rPr>
-            <w:lang w:val="zh_TW" w:bidi="zh_TW"/>
-          </w:rPr>
-          <w:rPr>
-            <w:color w:val="0000EE"/>
-            <w:u w:val="single"/>
-          </w:rPr>
-          <w:t>摩5:15</w:t>
-        </w:r>
-      </w:hyperlink>
+      <w:r>
+        <w:rPr>
+          <w:lang w:val="zh_TW" w:bidi="zh_TW"/>
+        </w:rPr>
+        <w:t>摩5:15</w:t>
+      </w:r>
       <w:r>
         <w:rPr>
           <w:lang w:val="zh_TW" w:bidi="zh_TW"/>
         </w:rPr>
         <w:t>；</w:t>
       </w:r>
-      <w:hyperlink r:id="rId154">
-        <w:r>
-          <w:rPr>
-            <w:lang w:val="zh_TW" w:bidi="zh_TW"/>
-          </w:rPr>
-          <w:rPr>
-            <w:color w:val="0000EE"/>
-            <w:u w:val="single"/>
-          </w:rPr>
-          <w:t>何6:6</w:t>
-        </w:r>
-      </w:hyperlink>
+      <w:r>
+        <w:rPr>
+          <w:lang w:val="zh_TW" w:bidi="zh_TW"/>
+        </w:rPr>
+        <w:t>何6:6</w:t>
+      </w:r>
       <w:r>
         <w:rPr>
           <w:lang w:val="zh_TW" w:bidi="zh_TW"/>
         </w:rPr>
         <w:t>；</w:t>
       </w:r>
-      <w:hyperlink r:id="rId155">
-        <w:r>
-          <w:rPr>
-            <w:lang w:val="zh_TW" w:bidi="zh_TW"/>
-          </w:rPr>
-          <w:rPr>
-            <w:color w:val="0000EE"/>
-            <w:u w:val="single"/>
-          </w:rPr>
-          <w:t>彌6:8</w:t>
-        </w:r>
-      </w:hyperlink>
+      <w:r>
+        <w:rPr>
+          <w:lang w:val="zh_TW" w:bidi="zh_TW"/>
+        </w:rPr>
+        <w:t>彌6:8</w:t>
+      </w:r>
       <w:r>
         <w:rPr>
           <w:lang w:val="zh_TW" w:bidi="zh_TW"/>
         </w:rPr>
         <w:t>；見</w:t>
       </w:r>
-      <w:hyperlink r:id="rId156">
-        <w:r>
-          <w:rPr>
-            <w:lang w:val="zh_TW" w:bidi="zh_TW"/>
-          </w:rPr>
-          <w:rPr>
-            <w:color w:val="0000EE"/>
-            <w:u w:val="single"/>
-          </w:rPr>
-          <w:t>路11:42</w:t>
-        </w:r>
-      </w:hyperlink>
+      <w:r>
+        <w:rPr>
+          <w:lang w:val="zh_TW" w:bidi="zh_TW"/>
+        </w:rPr>
+        <w:t>路11:42</w:t>
+      </w:r>
       <w:r>
         <w:rPr>
           <w:lang w:val="zh_TW" w:bidi="zh_TW"/>
@@ -6527,126 +5603,84 @@
         </w:rPr>
         <w:t>發酵的餅（即由野生酵母發酵的酸麵團）（和合本譯為：有酵的感謝祭）是供日常食用的。較原始的無酵餅（不加酵母製成）變成了一種神聖的象徵，以紀念以色列在埃及為奴的苦難（</w:t>
       </w:r>
-      <w:hyperlink r:id="rId157">
-        <w:r>
-          <w:rPr>
-            <w:lang w:val="zh_TW" w:bidi="zh_TW"/>
-          </w:rPr>
-          <w:rPr>
-            <w:color w:val="0000EE"/>
-            <w:u w:val="single"/>
-          </w:rPr>
-          <w:t>申16:3</w:t>
-        </w:r>
-      </w:hyperlink>
+      <w:r>
+        <w:rPr>
+          <w:lang w:val="zh_TW" w:bidi="zh_TW"/>
+        </w:rPr>
+        <w:t>申16:3</w:t>
+      </w:r>
       <w:r>
         <w:rPr>
           <w:lang w:val="zh_TW" w:bidi="zh_TW"/>
         </w:rPr>
         <w:t>）、逾越節（</w:t>
       </w:r>
-      <w:hyperlink r:id="rId158">
-        <w:r>
-          <w:rPr>
-            <w:lang w:val="zh_TW" w:bidi="zh_TW"/>
-          </w:rPr>
-          <w:rPr>
-            <w:color w:val="0000EE"/>
-            <w:u w:val="single"/>
-          </w:rPr>
-          <w:t>出12:17–20</w:t>
-        </w:r>
-      </w:hyperlink>
+      <w:r>
+        <w:rPr>
+          <w:lang w:val="zh_TW" w:bidi="zh_TW"/>
+        </w:rPr>
+        <w:t>出12:17–20</w:t>
+      </w:r>
       <w:r>
         <w:rPr>
           <w:lang w:val="zh_TW" w:bidi="zh_TW"/>
         </w:rPr>
         <w:t>），以及他們匆忙離開那片土地（</w:t>
       </w:r>
-      <w:hyperlink r:id="rId159">
-        <w:r>
-          <w:rPr>
-            <w:lang w:val="zh_TW" w:bidi="zh_TW"/>
-          </w:rPr>
-          <w:rPr>
-            <w:color w:val="0000EE"/>
-            <w:u w:val="single"/>
-          </w:rPr>
-          <w:t>出12:34</w:t>
-        </w:r>
-      </w:hyperlink>
+      <w:r>
+        <w:rPr>
+          <w:lang w:val="zh_TW" w:bidi="zh_TW"/>
+        </w:rPr>
+        <w:t>出12:34</w:t>
+      </w:r>
       <w:r>
         <w:rPr>
           <w:lang w:val="zh_TW" w:bidi="zh_TW"/>
         </w:rPr>
         <w:t>、</w:t>
       </w:r>
-      <w:hyperlink r:id="rId160">
-        <w:r>
-          <w:rPr>
-            <w:lang w:val="zh_TW" w:bidi="zh_TW"/>
-          </w:rPr>
-          <w:rPr>
-            <w:color w:val="0000EE"/>
-            <w:u w:val="single"/>
-          </w:rPr>
-          <w:t>39</w:t>
-        </w:r>
-      </w:hyperlink>
+      <w:r>
+        <w:rPr>
+          <w:lang w:val="zh_TW" w:bidi="zh_TW"/>
+        </w:rPr>
+        <w:t>39</w:t>
+      </w:r>
       <w:r>
         <w:rPr>
           <w:lang w:val="zh_TW" w:bidi="zh_TW"/>
         </w:rPr>
         <w:t>）。因此，無酵餅成為祭壇餅（</w:t>
       </w:r>
-      <w:hyperlink r:id="rId161">
-        <w:r>
-          <w:rPr>
-            <w:lang w:val="zh_TW" w:bidi="zh_TW"/>
-          </w:rPr>
-          <w:rPr>
-            <w:color w:val="0000EE"/>
-            <w:u w:val="single"/>
-          </w:rPr>
-          <w:t>利6:17</w:t>
-        </w:r>
-      </w:hyperlink>
+      <w:r>
+        <w:rPr>
+          <w:lang w:val="zh_TW" w:bidi="zh_TW"/>
+        </w:rPr>
+        <w:t>利6:17</w:t>
+      </w:r>
       <w:r>
         <w:rPr>
           <w:lang w:val="zh_TW" w:bidi="zh_TW"/>
         </w:rPr>
         <w:t>，</w:t>
       </w:r>
-      <w:hyperlink r:id="rId162">
-        <w:r>
-          <w:rPr>
-            <w:lang w:val="zh_TW" w:bidi="zh_TW"/>
-          </w:rPr>
-          <w:rPr>
-            <w:color w:val="0000EE"/>
-            <w:u w:val="single"/>
-          </w:rPr>
-          <w:t>7:12</w:t>
-        </w:r>
-      </w:hyperlink>
+      <w:r>
+        <w:rPr>
+          <w:lang w:val="zh_TW" w:bidi="zh_TW"/>
+        </w:rPr>
+        <w:t>7:12</w:t>
+      </w:r>
       <w:r>
         <w:rPr>
           <w:lang w:val="zh_TW" w:bidi="zh_TW"/>
         </w:rPr>
         <w:t>）。然而，有酵的餅也可以與感恩的平安祭一同獻上（</w:t>
       </w:r>
-      <w:hyperlink r:id="rId163">
-        <w:r>
-          <w:rPr>
-            <w:lang w:val="zh_TW" w:bidi="zh_TW"/>
-          </w:rPr>
-          <w:rPr>
-            <w:color w:val="0000EE"/>
-            <w:u w:val="single"/>
-          </w:rPr>
-          <w:t>利7:13</w:t>
-        </w:r>
-      </w:hyperlink>
+      <w:r>
+        <w:rPr>
+          <w:lang w:val="zh_TW" w:bidi="zh_TW"/>
+        </w:rPr>
+        <w:t>利7:13</w:t>
+      </w:r>
       <w:r>
         <w:rPr>
           <w:lang w:val="zh_TW" w:bidi="zh_TW"/>
@@ -6749,108 +5783,72 @@
         </w:rPr>
         <w:t>神曾用瘟疫來說服埃及讓以色列離開（</w:t>
       </w:r>
-      <w:hyperlink r:id="rId164">
-        <w:r>
-          <w:rPr>
-            <w:lang w:val="zh_TW" w:bidi="zh_TW"/>
-          </w:rPr>
-          <w:rPr>
-            <w:color w:val="0000EE"/>
-            <w:u w:val="single"/>
-          </w:rPr>
-          <w:t>出7:14–12:30</w:t>
-        </w:r>
-      </w:hyperlink>
+      <w:r>
+        <w:rPr>
+          <w:lang w:val="zh_TW" w:bidi="zh_TW"/>
+        </w:rPr>
+        <w:t>出7:14–12:30</w:t>
+      </w:r>
       <w:r>
         <w:rPr>
           <w:lang w:val="zh_TW" w:bidi="zh_TW"/>
         </w:rPr>
         <w:t>，</w:t>
       </w:r>
-      <w:hyperlink r:id="rId165">
-        <w:r>
-          <w:rPr>
-            <w:lang w:val="zh_TW" w:bidi="zh_TW"/>
-          </w:rPr>
-          <w:rPr>
-            <w:color w:val="0000EE"/>
-            <w:u w:val="single"/>
-          </w:rPr>
-          <w:t>9:2–3</w:t>
-        </w:r>
-      </w:hyperlink>
+      <w:r>
+        <w:rPr>
+          <w:lang w:val="zh_TW" w:bidi="zh_TW"/>
+        </w:rPr>
+        <w:t>9:2–3</w:t>
+      </w:r>
       <w:r>
         <w:rPr>
           <w:lang w:val="zh_TW" w:bidi="zh_TW"/>
         </w:rPr>
         <w:t>；</w:t>
       </w:r>
-      <w:hyperlink r:id="rId166">
-        <w:r>
-          <w:rPr>
-            <w:lang w:val="zh_TW" w:bidi="zh_TW"/>
-          </w:rPr>
-          <w:rPr>
-            <w:color w:val="0000EE"/>
-            <w:u w:val="single"/>
-          </w:rPr>
-          <w:t>詩91:6</w:t>
-        </w:r>
-      </w:hyperlink>
+      <w:r>
+        <w:rPr>
+          <w:lang w:val="zh_TW" w:bidi="zh_TW"/>
+        </w:rPr>
+        <w:t>詩91:6</w:t>
+      </w:r>
       <w:r>
         <w:rPr>
           <w:lang w:val="zh_TW" w:bidi="zh_TW"/>
         </w:rPr>
         <w:t>；</w:t>
       </w:r>
-      <w:hyperlink r:id="rId167">
-        <w:r>
-          <w:rPr>
-            <w:lang w:val="zh_TW" w:bidi="zh_TW"/>
-          </w:rPr>
-          <w:rPr>
-            <w:color w:val="0000EE"/>
-            <w:u w:val="single"/>
-          </w:rPr>
-          <w:t>哈3:5</w:t>
-        </w:r>
-      </w:hyperlink>
+      <w:r>
+        <w:rPr>
+          <w:lang w:val="zh_TW" w:bidi="zh_TW"/>
+        </w:rPr>
+        <w:t>哈3:5</w:t>
+      </w:r>
       <w:r>
         <w:rPr>
           <w:lang w:val="zh_TW" w:bidi="zh_TW"/>
         </w:rPr>
         <w:t>）；祂也應許如果以色列繼續背離祂去崇拜異教神明，祂就會把埃及的瘟疫降在以色列身上（</w:t>
       </w:r>
-      <w:hyperlink r:id="rId168">
-        <w:r>
-          <w:rPr>
-            <w:lang w:val="zh_TW" w:bidi="zh_TW"/>
-          </w:rPr>
-          <w:rPr>
-            <w:color w:val="0000EE"/>
-            <w:u w:val="single"/>
-          </w:rPr>
-          <w:t>申28:27</w:t>
-        </w:r>
-      </w:hyperlink>
+      <w:r>
+        <w:rPr>
+          <w:lang w:val="zh_TW" w:bidi="zh_TW"/>
+        </w:rPr>
+        <w:t>申28:27</w:t>
+      </w:r>
       <w:r>
         <w:rPr>
           <w:lang w:val="zh_TW" w:bidi="zh_TW"/>
         </w:rPr>
         <w:t>、</w:t>
       </w:r>
-      <w:hyperlink r:id="rId169">
-        <w:r>
-          <w:rPr>
-            <w:lang w:val="zh_TW" w:bidi="zh_TW"/>
-          </w:rPr>
-          <w:rPr>
-            <w:color w:val="0000EE"/>
-            <w:u w:val="single"/>
-          </w:rPr>
-          <w:t>60</w:t>
-        </w:r>
-      </w:hyperlink>
+      <w:r>
+        <w:rPr>
+          <w:lang w:val="zh_TW" w:bidi="zh_TW"/>
+        </w:rPr>
+        <w:t>60</w:t>
+      </w:r>
       <w:r>
         <w:rPr>
           <w:lang w:val="zh_TW" w:bidi="zh_TW"/>
@@ -6909,36 +5907,24 @@
         </w:rPr>
         <w:t>正如埃及的災禍一樣（</w:t>
       </w:r>
-      <w:hyperlink r:id="rId170">
-        <w:r>
-          <w:rPr>
-            <w:lang w:val="zh_TW" w:bidi="zh_TW"/>
-          </w:rPr>
-          <w:rPr>
-            <w:color w:val="0000EE"/>
-            <w:u w:val="single"/>
-          </w:rPr>
-          <w:t>4:10</w:t>
-        </w:r>
-      </w:hyperlink>
+      <w:r>
+        <w:rPr>
+          <w:lang w:val="zh_TW" w:bidi="zh_TW"/>
+        </w:rPr>
+        <w:t>4:10</w:t>
+      </w:r>
       <w:r>
         <w:rPr>
           <w:lang w:val="zh_TW" w:bidi="zh_TW"/>
         </w:rPr>
         <w:t>），以色列的災禍在規模和強度上也是不斷增加（參</w:t>
       </w:r>
-      <w:hyperlink r:id="rId171">
-        <w:r>
-          <w:rPr>
-            <w:lang w:val="zh_TW" w:bidi="zh_TW"/>
-          </w:rPr>
-          <w:rPr>
-            <w:color w:val="0000EE"/>
-            <w:u w:val="single"/>
-          </w:rPr>
-          <w:t>4:12</w:t>
-        </w:r>
-      </w:hyperlink>
+      <w:r>
+        <w:rPr>
+          <w:lang w:val="zh_TW" w:bidi="zh_TW"/>
+        </w:rPr>
+        <w:t>4:12</w:t>
+      </w:r>
       <w:r>
         <w:rPr>
           <w:lang w:val="zh_TW" w:bidi="zh_TW"/>
@@ -6975,18 +5961,12 @@
         </w:rPr>
         <w:t>）：神會以對待所多瑪和蛾摩拉（</w:t>
       </w:r>
-      <w:hyperlink r:id="rId172">
-        <w:r>
-          <w:rPr>
-            <w:lang w:val="zh_TW" w:bidi="zh_TW"/>
-          </w:rPr>
-          <w:rPr>
-            <w:color w:val="0000EE"/>
-            <w:u w:val="single"/>
-          </w:rPr>
-          <w:t>創19:24–25</w:t>
-        </w:r>
-      </w:hyperlink>
+      <w:r>
+        <w:rPr>
+          <w:lang w:val="zh_TW" w:bidi="zh_TW"/>
+        </w:rPr>
+        <w:t>創19:24–25</w:t>
+      </w:r>
       <w:r>
         <w:rPr>
           <w:lang w:val="zh_TW" w:bidi="zh_TW"/>
@@ -7041,18 +6021,12 @@
         </w:rPr>
         <w:t>這是阿摩司書兩大主題經文之一（第二個是</w:t>
       </w:r>
-      <w:hyperlink r:id="rId173">
-        <w:r>
-          <w:rPr>
-            <w:lang w:val="zh_TW" w:bidi="zh_TW"/>
-          </w:rPr>
-          <w:rPr>
-            <w:color w:val="0000EE"/>
-            <w:u w:val="single"/>
-          </w:rPr>
-          <w:t>5:24</w:t>
-        </w:r>
-      </w:hyperlink>
+      <w:r>
+        <w:rPr>
+          <w:lang w:val="zh_TW" w:bidi="zh_TW"/>
+        </w:rPr>
+        <w:t>5:24</w:t>
+      </w:r>
       <w:r>
         <w:rPr>
           <w:lang w:val="zh_TW" w:bidi="zh_TW"/>
@@ -7107,36 +6081,24 @@
         </w:rPr>
         <w:t>這節經文似乎是一首讚美詩的片段，可能是伯特利的敬拜者所唱（其它讚美詩片段，見</w:t>
       </w:r>
-      <w:hyperlink r:id="rId174">
-        <w:r>
-          <w:rPr>
-            <w:lang w:val="zh_TW" w:bidi="zh_TW"/>
-          </w:rPr>
-          <w:rPr>
-            <w:color w:val="0000EE"/>
-            <w:u w:val="single"/>
-          </w:rPr>
-          <w:t>5:8–9</w:t>
-        </w:r>
-      </w:hyperlink>
+      <w:r>
+        <w:rPr>
+          <w:lang w:val="zh_TW" w:bidi="zh_TW"/>
+        </w:rPr>
+        <w:t>5:8–9</w:t>
+      </w:r>
       <w:r>
         <w:rPr>
           <w:lang w:val="zh_TW" w:bidi="zh_TW"/>
         </w:rPr>
         <w:t>，</w:t>
       </w:r>
-      <w:hyperlink r:id="rId175">
-        <w:r>
-          <w:rPr>
-            <w:lang w:val="zh_TW" w:bidi="zh_TW"/>
-          </w:rPr>
-          <w:rPr>
-            <w:color w:val="0000EE"/>
-            <w:u w:val="single"/>
-          </w:rPr>
-          <w:t>9:5–6</w:t>
-        </w:r>
-      </w:hyperlink>
+      <w:r>
+        <w:rPr>
+          <w:lang w:val="zh_TW" w:bidi="zh_TW"/>
+        </w:rPr>
+        <w:t>9:5–6</w:t>
+      </w:r>
       <w:r>
         <w:rPr>
           <w:lang w:val="zh_TW" w:bidi="zh_TW"/>
@@ -7252,36 +6214,24 @@
         </w:rPr>
         <w:t>對以色列的指控已經提出（</w:t>
       </w:r>
-      <w:hyperlink r:id="rId176">
-        <w:r>
-          <w:rPr>
-            <w:lang w:val="zh_TW" w:bidi="zh_TW"/>
-          </w:rPr>
-          <w:rPr>
-            <w:color w:val="0000EE"/>
-            <w:u w:val="single"/>
-          </w:rPr>
-          <w:t>3:1–2</w:t>
-        </w:r>
-      </w:hyperlink>
+      <w:r>
+        <w:rPr>
+          <w:lang w:val="zh_TW" w:bidi="zh_TW"/>
+        </w:rPr>
+        <w:t>3:1–2</w:t>
+      </w:r>
       <w:r>
         <w:rPr>
           <w:lang w:val="zh_TW" w:bidi="zh_TW"/>
         </w:rPr>
         <w:t>，</w:t>
       </w:r>
-      <w:hyperlink r:id="rId177">
-        <w:r>
-          <w:rPr>
-            <w:lang w:val="zh_TW" w:bidi="zh_TW"/>
-          </w:rPr>
-          <w:rPr>
-            <w:color w:val="0000EE"/>
-            <w:u w:val="single"/>
-          </w:rPr>
-          <w:t>4:1–3</w:t>
-        </w:r>
-      </w:hyperlink>
+      <w:r>
+        <w:rPr>
+          <w:lang w:val="zh_TW" w:bidi="zh_TW"/>
+        </w:rPr>
+        <w:t>4:1–3</w:t>
+      </w:r>
       <w:r>
         <w:rPr>
           <w:lang w:val="zh_TW" w:bidi="zh_TW"/>
@@ -7336,54 +6286,36 @@
         </w:rPr>
         <w:t>在用來描述政治權力時，處女（和合本譯為：以色列民）指的是未被外國勢力征服的狀態（例，巴比倫，</w:t>
       </w:r>
-      <w:hyperlink r:id="rId178">
-        <w:r>
-          <w:rPr>
-            <w:lang w:val="zh_TW" w:bidi="zh_TW"/>
-          </w:rPr>
-          <w:rPr>
-            <w:color w:val="0000EE"/>
-            <w:u w:val="single"/>
-          </w:rPr>
-          <w:t>賽47:1</w:t>
-        </w:r>
-      </w:hyperlink>
+      <w:r>
+        <w:rPr>
+          <w:lang w:val="zh_TW" w:bidi="zh_TW"/>
+        </w:rPr>
+        <w:t>賽47:1</w:t>
+      </w:r>
       <w:r>
         <w:rPr>
           <w:lang w:val="zh_TW" w:bidi="zh_TW"/>
         </w:rPr>
         <w:t>；耶路撒冷，</w:t>
       </w:r>
-      <w:hyperlink r:id="rId179">
-        <w:r>
-          <w:rPr>
-            <w:lang w:val="zh_TW" w:bidi="zh_TW"/>
-          </w:rPr>
-          <w:rPr>
-            <w:color w:val="0000EE"/>
-            <w:u w:val="single"/>
-          </w:rPr>
-          <w:t>哀2:13</w:t>
-        </w:r>
-      </w:hyperlink>
+      <w:r>
+        <w:rPr>
+          <w:lang w:val="zh_TW" w:bidi="zh_TW"/>
+        </w:rPr>
+        <w:t>哀2:13</w:t>
+      </w:r>
       <w:r>
         <w:rPr>
           <w:lang w:val="zh_TW" w:bidi="zh_TW"/>
         </w:rPr>
         <w:t>；參</w:t>
       </w:r>
-      <w:hyperlink r:id="rId180">
-        <w:r>
-          <w:rPr>
-            <w:lang w:val="zh_TW" w:bidi="zh_TW"/>
-          </w:rPr>
-          <w:rPr>
-            <w:color w:val="0000EE"/>
-            <w:u w:val="single"/>
-          </w:rPr>
-          <w:t>哀1:1</w:t>
-        </w:r>
-      </w:hyperlink>
+      <w:r>
+        <w:rPr>
+          <w:lang w:val="zh_TW" w:bidi="zh_TW"/>
+        </w:rPr>
+        <w:t>哀1:1</w:t>
+      </w:r>
       <w:r>
         <w:rPr>
           <w:lang w:val="zh_TW" w:bidi="zh_TW"/>
@@ -7438,18 +6370,12 @@
         </w:rPr>
         <w:t>這節經文是對</w:t>
       </w:r>
-      <w:hyperlink r:id="rId181">
-        <w:r>
-          <w:rPr>
-            <w:lang w:val="zh_TW" w:bidi="zh_TW"/>
-          </w:rPr>
-          <w:rPr>
-            <w:color w:val="0000EE"/>
-            <w:u w:val="single"/>
-          </w:rPr>
-          <w:t>利未記二十六章8節</w:t>
-        </w:r>
-      </w:hyperlink>
+      <w:r>
+        <w:rPr>
+          <w:lang w:val="zh_TW" w:bidi="zh_TW"/>
+        </w:rPr>
+        <w:t>利未記二十六章8節</w:t>
+      </w:r>
       <w:r>
         <w:rPr>
           <w:lang w:val="zh_TW" w:bidi="zh_TW"/>
@@ -7510,36 +6436,24 @@
         </w:rPr>
         <w:t>著一個條件：以色列若要存活，就必須尋求耶和華（另於</w:t>
       </w:r>
-      <w:hyperlink r:id="rId182">
-        <w:r>
-          <w:rPr>
-            <w:lang w:val="zh_TW" w:bidi="zh_TW"/>
-          </w:rPr>
-          <w:rPr>
-            <w:color w:val="0000EE"/>
-            <w:u w:val="single"/>
-          </w:rPr>
-          <w:t>5:6</w:t>
-        </w:r>
-      </w:hyperlink>
+      <w:r>
+        <w:rPr>
+          <w:lang w:val="zh_TW" w:bidi="zh_TW"/>
+        </w:rPr>
+        <w:t>5:6</w:t>
+      </w:r>
       <w:r>
         <w:rPr>
           <w:lang w:val="zh_TW" w:bidi="zh_TW"/>
         </w:rPr>
         <w:t>中）。否則，這首哀歌（</w:t>
       </w:r>
-      <w:hyperlink r:id="rId183">
-        <w:r>
-          <w:rPr>
-            <w:lang w:val="zh_TW" w:bidi="zh_TW"/>
-          </w:rPr>
-          <w:rPr>
-            <w:color w:val="0000EE"/>
-            <w:u w:val="single"/>
-          </w:rPr>
-          <w:t>5:1–2</w:t>
-        </w:r>
-      </w:hyperlink>
+      <w:r>
+        <w:rPr>
+          <w:lang w:val="zh_TW" w:bidi="zh_TW"/>
+        </w:rPr>
+        <w:t>5:1–2</w:t>
+      </w:r>
       <w:r>
         <w:rPr>
           <w:lang w:val="zh_TW" w:bidi="zh_TW"/>
@@ -7610,36 +6524,24 @@
         </w:rPr>
         <w:t>）（例，亞伯拉罕，</w:t>
       </w:r>
-      <w:hyperlink r:id="rId184">
-        <w:r>
-          <w:rPr>
-            <w:lang w:val="zh_TW" w:bidi="zh_TW"/>
-          </w:rPr>
-          <w:rPr>
-            <w:color w:val="0000EE"/>
-            <w:u w:val="single"/>
-          </w:rPr>
-          <w:t>創21:33</w:t>
-        </w:r>
-      </w:hyperlink>
+      <w:r>
+        <w:rPr>
+          <w:lang w:val="zh_TW" w:bidi="zh_TW"/>
+        </w:rPr>
+        <w:t>創21:33</w:t>
+      </w:r>
       <w:r>
         <w:rPr>
           <w:lang w:val="zh_TW" w:bidi="zh_TW"/>
         </w:rPr>
         <w:t>，</w:t>
       </w:r>
-      <w:hyperlink r:id="rId185">
-        <w:r>
-          <w:rPr>
-            <w:lang w:val="zh_TW" w:bidi="zh_TW"/>
-          </w:rPr>
-          <w:rPr>
-            <w:color w:val="0000EE"/>
-            <w:u w:val="single"/>
-          </w:rPr>
-          <w:t>22:19</w:t>
-        </w:r>
-      </w:hyperlink>
+      <w:r>
+        <w:rPr>
+          <w:lang w:val="zh_TW" w:bidi="zh_TW"/>
+        </w:rPr>
+        <w:t>22:19</w:t>
+      </w:r>
       <w:r>
         <w:rPr>
           <w:lang w:val="zh_TW" w:bidi="zh_TW"/>
@@ -7737,36 +6639,24 @@
         </w:rPr>
         <w:t>；見</w:t>
       </w:r>
-      <w:hyperlink r:id="rId115">
-        <w:r>
-          <w:rPr>
-            <w:lang w:val="zh_TW" w:bidi="zh_TW"/>
-          </w:rPr>
-          <w:rPr>
-            <w:color w:val="0000EE"/>
-            <w:u w:val="single"/>
-          </w:rPr>
-          <w:t>何5:3</w:t>
-        </w:r>
-      </w:hyperlink>
+      <w:r>
+        <w:rPr>
+          <w:lang w:val="zh_TW" w:bidi="zh_TW"/>
+        </w:rPr>
+        <w:t>何5:3</w:t>
+      </w:r>
       <w:r>
         <w:rPr>
           <w:lang w:val="zh_TW" w:bidi="zh_TW"/>
         </w:rPr>
         <w:t>、</w:t>
       </w:r>
-      <w:hyperlink r:id="rId186">
-        <w:r>
-          <w:rPr>
-            <w:lang w:val="zh_TW" w:bidi="zh_TW"/>
-          </w:rPr>
-          <w:rPr>
-            <w:color w:val="0000EE"/>
-            <w:u w:val="single"/>
-          </w:rPr>
-          <w:t>5</w:t>
-        </w:r>
-      </w:hyperlink>
+      <w:r>
+        <w:rPr>
+          <w:lang w:val="zh_TW" w:bidi="zh_TW"/>
+        </w:rPr>
+        <w:t>5</w:t>
+      </w:r>
       <w:r>
         <w:rPr>
           <w:lang w:val="zh_TW" w:bidi="zh_TW"/>
@@ -7825,36 +6715,24 @@
         </w:rPr>
         <w:t>阿摩司引用了第二首讚美詩的片段（見</w:t>
       </w:r>
-      <w:hyperlink r:id="rId127">
-        <w:r>
-          <w:rPr>
-            <w:lang w:val="zh_TW" w:bidi="zh_TW"/>
-          </w:rPr>
-          <w:rPr>
-            <w:color w:val="0000EE"/>
-            <w:u w:val="single"/>
-          </w:rPr>
-          <w:t>4:13</w:t>
-        </w:r>
-      </w:hyperlink>
+      <w:r>
+        <w:rPr>
+          <w:lang w:val="zh_TW" w:bidi="zh_TW"/>
+        </w:rPr>
+        <w:t>4:13</w:t>
+      </w:r>
       <w:r>
         <w:rPr>
           <w:lang w:val="zh_TW" w:bidi="zh_TW"/>
         </w:rPr>
         <w:t>，</w:t>
       </w:r>
-      <w:hyperlink r:id="rId175">
-        <w:r>
-          <w:rPr>
-            <w:lang w:val="zh_TW" w:bidi="zh_TW"/>
-          </w:rPr>
-          <w:rPr>
-            <w:color w:val="0000EE"/>
-            <w:u w:val="single"/>
-          </w:rPr>
-          <w:t>9:5–6</w:t>
-        </w:r>
-      </w:hyperlink>
+      <w:r>
+        <w:rPr>
+          <w:lang w:val="zh_TW" w:bidi="zh_TW"/>
+        </w:rPr>
+        <w:t>9:5–6</w:t>
+      </w:r>
       <w:r>
         <w:rPr>
           <w:lang w:val="zh_TW" w:bidi="zh_TW"/>
@@ -7945,36 +6823,24 @@
         </w:rPr>
         <w:t>阿摩司延續了在</w:t>
       </w:r>
-      <w:hyperlink r:id="rId187">
-        <w:r>
-          <w:rPr>
-            <w:lang w:val="zh_TW" w:bidi="zh_TW"/>
-          </w:rPr>
-          <w:rPr>
-            <w:color w:val="0000EE"/>
-            <w:u w:val="single"/>
-          </w:rPr>
-          <w:t>五章7節</w:t>
-        </w:r>
-      </w:hyperlink>
+      <w:r>
+        <w:rPr>
+          <w:lang w:val="zh_TW" w:bidi="zh_TW"/>
+        </w:rPr>
+        <w:t>五章7節</w:t>
+      </w:r>
       <w:r>
         <w:rPr>
           <w:lang w:val="zh_TW" w:bidi="zh_TW"/>
         </w:rPr>
         <w:t>中開始的思路。以色列的法庭由富人控制，依賴腐敗的法官和受雇的證人。他們不關心真相，只在乎對自己有利的事情（</w:t>
       </w:r>
-      <w:hyperlink r:id="rId101">
-        <w:r>
-          <w:rPr>
-            <w:lang w:val="zh_TW" w:bidi="zh_TW"/>
-          </w:rPr>
-          <w:rPr>
-            <w:color w:val="0000EE"/>
-            <w:u w:val="single"/>
-          </w:rPr>
-          <w:t>5:12</w:t>
-        </w:r>
-      </w:hyperlink>
+      <w:r>
+        <w:rPr>
+          <w:lang w:val="zh_TW" w:bidi="zh_TW"/>
+        </w:rPr>
+        <w:t>5:12</w:t>
+      </w:r>
       <w:r>
         <w:rPr>
           <w:lang w:val="zh_TW" w:bidi="zh_TW"/>
@@ -8089,18 +6955,12 @@
         </w:rPr>
         <w:t>證人辯稱他們什麼也沒看見，什麼也沒聽見。說實話已成為一種負擔（</w:t>
       </w:r>
-      <w:hyperlink r:id="rId188">
-        <w:r>
-          <w:rPr>
-            <w:lang w:val="zh_TW" w:bidi="zh_TW"/>
-          </w:rPr>
-          <w:rPr>
-            <w:color w:val="0000EE"/>
-            <w:u w:val="single"/>
-          </w:rPr>
-          <w:t>5:10</w:t>
-        </w:r>
-      </w:hyperlink>
+      <w:r>
+        <w:rPr>
+          <w:lang w:val="zh_TW" w:bidi="zh_TW"/>
+        </w:rPr>
+        <w:t>5:10</w:t>
+      </w:r>
       <w:r>
         <w:rPr>
           <w:lang w:val="zh_TW" w:bidi="zh_TW"/>
@@ -8155,36 +7015,24 @@
         </w:rPr>
         <w:t>阿摩司更明確地表達了他先前的暗示（</w:t>
       </w:r>
-      <w:hyperlink r:id="rId189">
-        <w:r>
-          <w:rPr>
-            <w:lang w:val="zh_TW" w:bidi="zh_TW"/>
-          </w:rPr>
-          <w:rPr>
-            <w:color w:val="0000EE"/>
-            <w:u w:val="single"/>
-          </w:rPr>
-          <w:t>5:4</w:t>
-        </w:r>
-      </w:hyperlink>
+      <w:r>
+        <w:rPr>
+          <w:lang w:val="zh_TW" w:bidi="zh_TW"/>
+        </w:rPr>
+        <w:t>5:4</w:t>
+      </w:r>
       <w:r>
         <w:rPr>
           <w:lang w:val="zh_TW" w:bidi="zh_TW"/>
         </w:rPr>
         <w:t>、</w:t>
       </w:r>
-      <w:hyperlink r:id="rId182">
-        <w:r>
-          <w:rPr>
-            <w:lang w:val="zh_TW" w:bidi="zh_TW"/>
-          </w:rPr>
-          <w:rPr>
-            <w:color w:val="0000EE"/>
-            <w:u w:val="single"/>
-          </w:rPr>
-          <w:t>6</w:t>
-        </w:r>
-      </w:hyperlink>
+      <w:r>
+        <w:rPr>
+          <w:lang w:val="zh_TW" w:bidi="zh_TW"/>
+        </w:rPr>
+        <w:t>6</w:t>
+      </w:r>
       <w:r>
         <w:rPr>
           <w:lang w:val="zh_TW" w:bidi="zh_TW"/>
@@ -8420,18 +7268,12 @@
         </w:rPr>
         <w:t>將導致悲痛（</w:t>
       </w:r>
-      <w:hyperlink r:id="rId183">
-        <w:r>
-          <w:rPr>
-            <w:lang w:val="zh_TW" w:bidi="zh_TW"/>
-          </w:rPr>
-          <w:rPr>
-            <w:color w:val="0000EE"/>
-            <w:u w:val="single"/>
-          </w:rPr>
-          <w:t>5:1–2</w:t>
-        </w:r>
-      </w:hyperlink>
+      <w:r>
+        <w:rPr>
+          <w:lang w:val="zh_TW" w:bidi="zh_TW"/>
+        </w:rPr>
+        <w:t>5:1–2</w:t>
+      </w:r>
       <w:r>
         <w:rPr>
           <w:lang w:val="zh_TW" w:bidi="zh_TW"/>
@@ -8490,18 +7332,12 @@
         </w:rPr>
         <w:t>阿摩司再次批評了以色列人對他們被揀選的地位的扭曲看法（見</w:t>
       </w:r>
-      <w:hyperlink r:id="rId81">
-        <w:r>
-          <w:rPr>
-            <w:lang w:val="zh_TW" w:bidi="zh_TW"/>
-          </w:rPr>
-          <w:rPr>
-            <w:color w:val="0000EE"/>
-            <w:u w:val="single"/>
-          </w:rPr>
-          <w:t>3:2</w:t>
-        </w:r>
-      </w:hyperlink>
+      <w:r>
+        <w:rPr>
+          <w:lang w:val="zh_TW" w:bidi="zh_TW"/>
+        </w:rPr>
+        <w:t>3:2</w:t>
+      </w:r>
       <w:r>
         <w:rPr>
           <w:lang w:val="zh_TW" w:bidi="zh_TW"/>
@@ -8556,126 +7392,84 @@
         </w:rPr>
         <w:t>在舊約聖經中，耶和華的日子（見</w:t>
       </w:r>
-      <w:hyperlink r:id="rId190">
-        <w:r>
-          <w:rPr>
-            <w:lang w:val="zh_TW" w:bidi="zh_TW"/>
-          </w:rPr>
-          <w:rPr>
-            <w:color w:val="0000EE"/>
-            <w:u w:val="single"/>
-          </w:rPr>
-          <w:t>賽13:6</w:t>
-        </w:r>
-      </w:hyperlink>
+      <w:r>
+        <w:rPr>
+          <w:lang w:val="zh_TW" w:bidi="zh_TW"/>
+        </w:rPr>
+        <w:t>賽13:6</w:t>
+      </w:r>
       <w:r>
         <w:rPr>
           <w:lang w:val="zh_TW" w:bidi="zh_TW"/>
         </w:rPr>
         <w:t>、</w:t>
       </w:r>
-      <w:hyperlink r:id="rId191">
-        <w:r>
-          <w:rPr>
-            <w:lang w:val="zh_TW" w:bidi="zh_TW"/>
-          </w:rPr>
-          <w:rPr>
-            <w:color w:val="0000EE"/>
-            <w:u w:val="single"/>
-          </w:rPr>
-          <w:t>9</w:t>
-        </w:r>
-      </w:hyperlink>
+      <w:r>
+        <w:rPr>
+          <w:lang w:val="zh_TW" w:bidi="zh_TW"/>
+        </w:rPr>
+        <w:t>9</w:t>
+      </w:r>
       <w:r>
         <w:rPr>
           <w:lang w:val="zh_TW" w:bidi="zh_TW"/>
         </w:rPr>
         <w:t>）是神介入世界以糾正錯誤的時刻。神的介入意味著為義人伸冤，但對惡人則是審判。以色列認為在那日（另見</w:t>
       </w:r>
-      <w:hyperlink r:id="rId109">
-        <w:r>
-          <w:rPr>
-            <w:lang w:val="zh_TW" w:bidi="zh_TW"/>
-          </w:rPr>
-          <w:rPr>
-            <w:color w:val="0000EE"/>
-            <w:u w:val="single"/>
-          </w:rPr>
-          <w:t>摩8:3</w:t>
-        </w:r>
-      </w:hyperlink>
+      <w:r>
+        <w:rPr>
+          <w:lang w:val="zh_TW" w:bidi="zh_TW"/>
+        </w:rPr>
+        <w:t>摩8:3</w:t>
+      </w:r>
       <w:r>
         <w:rPr>
           <w:lang w:val="zh_TW" w:bidi="zh_TW"/>
         </w:rPr>
         <w:t>、</w:t>
       </w:r>
-      <w:hyperlink r:id="rId192">
-        <w:r>
-          <w:rPr>
-            <w:lang w:val="zh_TW" w:bidi="zh_TW"/>
-          </w:rPr>
-          <w:rPr>
-            <w:color w:val="0000EE"/>
-            <w:u w:val="single"/>
-          </w:rPr>
-          <w:t>9</w:t>
-        </w:r>
-      </w:hyperlink>
+      <w:r>
+        <w:rPr>
+          <w:lang w:val="zh_TW" w:bidi="zh_TW"/>
+        </w:rPr>
+        <w:t>9</w:t>
+      </w:r>
       <w:r>
         <w:rPr>
           <w:lang w:val="zh_TW" w:bidi="zh_TW"/>
         </w:rPr>
         <w:t>、</w:t>
       </w:r>
-      <w:hyperlink r:id="rId193">
-        <w:r>
-          <w:rPr>
-            <w:lang w:val="zh_TW" w:bidi="zh_TW"/>
-          </w:rPr>
-          <w:rPr>
-            <w:color w:val="0000EE"/>
-            <w:u w:val="single"/>
-          </w:rPr>
-          <w:t>13</w:t>
-        </w:r>
-      </w:hyperlink>
+      <w:r>
+        <w:rPr>
+          <w:lang w:val="zh_TW" w:bidi="zh_TW"/>
+        </w:rPr>
+        <w:t>13</w:t>
+      </w:r>
       <w:r>
         <w:rPr>
           <w:lang w:val="zh_TW" w:bidi="zh_TW"/>
         </w:rPr>
         <w:t>，</w:t>
       </w:r>
-      <w:hyperlink r:id="rId194">
-        <w:r>
-          <w:rPr>
-            <w:lang w:val="zh_TW" w:bidi="zh_TW"/>
-          </w:rPr>
-          <w:rPr>
-            <w:color w:val="0000EE"/>
-            <w:u w:val="single"/>
-          </w:rPr>
-          <w:t>9:11</w:t>
-        </w:r>
-      </w:hyperlink>
+      <w:r>
+        <w:rPr>
+          <w:lang w:val="zh_TW" w:bidi="zh_TW"/>
+        </w:rPr>
+        <w:t>9:11</w:t>
+      </w:r>
       <w:r>
         <w:rPr>
           <w:lang w:val="zh_TW" w:bidi="zh_TW"/>
         </w:rPr>
         <w:t>）神會拯救他們。然而，由於以色列人行惡，耶和華的日子帶來的將是黑暗，而非光明。亞述在公元前722年征服了北國（</w:t>
       </w:r>
-      <w:hyperlink r:id="rId195">
-        <w:r>
-          <w:rPr>
-            <w:lang w:val="zh_TW" w:bidi="zh_TW"/>
-          </w:rPr>
-          <w:rPr>
-            <w:color w:val="0000EE"/>
-            <w:u w:val="single"/>
-          </w:rPr>
-          <w:t>王下17:7–23</w:t>
-        </w:r>
-      </w:hyperlink>
+      <w:r>
+        <w:rPr>
+          <w:lang w:val="zh_TW" w:bidi="zh_TW"/>
+        </w:rPr>
+        <w:t>王下17:7–23</w:t>
+      </w:r>
       <w:r>
         <w:rPr>
           <w:lang w:val="zh_TW" w:bidi="zh_TW"/>
@@ -8778,36 +7572,24 @@
         </w:rPr>
         <w:t>阿摩司再次面對以色列人在宗教上的虛偽和屬靈上的不忠（見</w:t>
       </w:r>
-      <w:hyperlink r:id="rId196">
-        <w:r>
-          <w:rPr>
-            <w:lang w:val="zh_TW" w:bidi="zh_TW"/>
-          </w:rPr>
-          <w:rPr>
-            <w:color w:val="0000EE"/>
-            <w:u w:val="single"/>
-          </w:rPr>
-          <w:t>4:4–5</w:t>
-        </w:r>
-      </w:hyperlink>
+      <w:r>
+        <w:rPr>
+          <w:lang w:val="zh_TW" w:bidi="zh_TW"/>
+        </w:rPr>
+        <w:t>4:4–5</w:t>
+      </w:r>
       <w:r>
         <w:rPr>
           <w:lang w:val="zh_TW" w:bidi="zh_TW"/>
         </w:rPr>
         <w:t>；</w:t>
       </w:r>
-      <w:hyperlink r:id="rId197">
-        <w:r>
-          <w:rPr>
-            <w:lang w:val="zh_TW" w:bidi="zh_TW"/>
-          </w:rPr>
-          <w:rPr>
-            <w:color w:val="0000EE"/>
-            <w:u w:val="single"/>
-          </w:rPr>
-          <w:t>賽1:10–20</w:t>
-        </w:r>
-      </w:hyperlink>
+      <w:r>
+        <w:rPr>
+          <w:lang w:val="zh_TW" w:bidi="zh_TW"/>
+        </w:rPr>
+        <w:t>賽1:10–20</w:t>
+      </w:r>
       <w:r>
         <w:rPr>
           <w:lang w:val="zh_TW" w:bidi="zh_TW"/>
@@ -8862,18 +7644,12 @@
         </w:rPr>
         <w:t>神不會接受以色列人的供物（見</w:t>
       </w:r>
-      <w:hyperlink r:id="rId198">
-        <w:r>
-          <w:rPr>
-            <w:lang w:val="zh_TW" w:bidi="zh_TW"/>
-          </w:rPr>
-          <w:rPr>
-            <w:color w:val="0000EE"/>
-            <w:u w:val="single"/>
-          </w:rPr>
-          <w:t>利1–6章</w:t>
-        </w:r>
-      </w:hyperlink>
+      <w:r>
+        <w:rPr>
+          <w:lang w:val="zh_TW" w:bidi="zh_TW"/>
+        </w:rPr>
+        <w:t>利1–6章</w:t>
+      </w:r>
       <w:r>
         <w:rPr>
           <w:lang w:val="zh_TW" w:bidi="zh_TW"/>
@@ -8932,18 +7708,12 @@
         </w:rPr>
         <w:t>這是阿摩司書中第二大主題經文（見</w:t>
       </w:r>
-      <w:hyperlink r:id="rId171">
-        <w:r>
-          <w:rPr>
-            <w:lang w:val="zh_TW" w:bidi="zh_TW"/>
-          </w:rPr>
-          <w:rPr>
-            <w:color w:val="0000EE"/>
-            <w:u w:val="single"/>
-          </w:rPr>
-          <w:t>4:12</w:t>
-        </w:r>
-      </w:hyperlink>
+      <w:r>
+        <w:rPr>
+          <w:lang w:val="zh_TW" w:bidi="zh_TW"/>
+        </w:rPr>
+        <w:t>4:12</w:t>
+      </w:r>
       <w:r>
         <w:rPr>
           <w:lang w:val="zh_TW" w:bidi="zh_TW"/>
@@ -9032,18 +7802,12 @@
         </w:rPr>
         <w:t>以色列與神的關係是基於真正的奉獻，這種奉獻帶來順服（</w:t>
       </w:r>
-      <w:hyperlink r:id="rId199">
-        <w:r>
-          <w:rPr>
-            <w:lang w:val="zh_TW" w:bidi="zh_TW"/>
-          </w:rPr>
-          <w:rPr>
-            <w:color w:val="0000EE"/>
-            <w:u w:val="single"/>
-          </w:rPr>
-          <w:t>撒上15:22–23</w:t>
-        </w:r>
-      </w:hyperlink>
+      <w:r>
+        <w:rPr>
+          <w:lang w:val="zh_TW" w:bidi="zh_TW"/>
+        </w:rPr>
+        <w:t>撒上15:22–23</w:t>
+      </w:r>
       <w:r>
         <w:rPr>
           <w:lang w:val="zh_TW" w:bidi="zh_TW"/>
@@ -9068,18 +7832,12 @@
         </w:rPr>
         <w:t>以色列人在加低斯巴尼亞叛亂後，在曠野流浪了四十年（見</w:t>
       </w:r>
-      <w:hyperlink r:id="rId200">
-        <w:r>
-          <w:rPr>
-            <w:lang w:val="zh_TW" w:bidi="zh_TW"/>
-          </w:rPr>
-          <w:rPr>
-            <w:color w:val="0000EE"/>
-            <w:u w:val="single"/>
-          </w:rPr>
-          <w:t>民14:32–35</w:t>
-        </w:r>
-      </w:hyperlink>
+      <w:r>
+        <w:rPr>
+          <w:lang w:val="zh_TW" w:bidi="zh_TW"/>
+        </w:rPr>
+        <w:t>民14:32–35</w:t>
+      </w:r>
       <w:r>
         <w:rPr>
           <w:lang w:val="zh_TW" w:bidi="zh_TW"/>
@@ -9182,36 +7940,24 @@
         </w:rPr>
         <w:t>出現在</w:t>
       </w:r>
-      <w:hyperlink r:id="rId201">
-        <w:r>
-          <w:rPr>
-            <w:lang w:val="zh_TW" w:bidi="zh_TW"/>
-          </w:rPr>
-          <w:rPr>
-            <w:color w:val="0000EE"/>
-            <w:u w:val="single"/>
-          </w:rPr>
-          <w:t>五章26節</w:t>
-        </w:r>
-      </w:hyperlink>
+      <w:r>
+        <w:rPr>
+          <w:lang w:val="zh_TW" w:bidi="zh_TW"/>
+        </w:rPr>
+        <w:t>五章26節</w:t>
+      </w:r>
       <w:r>
         <w:rPr>
           <w:lang w:val="zh_TW" w:bidi="zh_TW"/>
         </w:rPr>
         <w:t>的名字引發了多種猜測，但許多解經家認為它們是未確定的異教神祇的名字。王神（和合本譯為：摩洛）很可能是亞捫人的神摩洛（見</w:t>
       </w:r>
-      <w:hyperlink r:id="rId202">
-        <w:r>
-          <w:rPr>
-            <w:lang w:val="zh_TW" w:bidi="zh_TW"/>
-          </w:rPr>
-          <w:rPr>
-            <w:color w:val="0000EE"/>
-            <w:u w:val="single"/>
-          </w:rPr>
-          <w:t>1:15</w:t>
-        </w:r>
-      </w:hyperlink>
+      <w:r>
+        <w:rPr>
+          <w:lang w:val="zh_TW" w:bidi="zh_TW"/>
+        </w:rPr>
+        <w:t>1:15</w:t>
+      </w:r>
       <w:r>
         <w:rPr>
           <w:lang w:val="zh_TW" w:bidi="zh_TW"/>
@@ -9231,18 +7977,12 @@
         </w:rPr>
         <w:t>，在這種情況下，先知是在對比以色列或猶大，他們抬著他們的偶像，而神則是托著他的子民（見</w:t>
       </w:r>
-      <w:hyperlink r:id="rId203">
-        <w:r>
-          <w:rPr>
-            <w:lang w:val="zh_TW" w:bidi="zh_TW"/>
-          </w:rPr>
-          <w:rPr>
-            <w:color w:val="0000EE"/>
-            <w:u w:val="single"/>
-          </w:rPr>
-          <w:t>賽46:1–7</w:t>
-        </w:r>
-      </w:hyperlink>
+      <w:r>
+        <w:rPr>
+          <w:lang w:val="zh_TW" w:bidi="zh_TW"/>
+        </w:rPr>
+        <w:t>賽46:1–7</w:t>
+      </w:r>
       <w:r>
         <w:rPr>
           <w:lang w:val="zh_TW" w:bidi="zh_TW"/>
@@ -9322,18 +8062,12 @@
         </w:rPr>
         <w:t>這些用語，指的是這兩座城市的堡壘。猶大和以色列的百姓都自滿且自以為是，認為耶路撒冷和撒馬利亞的城市堡壘是堅不可摧的（另見</w:t>
       </w:r>
-      <w:hyperlink r:id="rId204">
-        <w:r>
-          <w:rPr>
-            <w:lang w:val="zh_TW" w:bidi="zh_TW"/>
-          </w:rPr>
-          <w:rPr>
-            <w:color w:val="0000EE"/>
-            <w:u w:val="single"/>
-          </w:rPr>
-          <w:t>4:3</w:t>
-        </w:r>
-      </w:hyperlink>
+      <w:r>
+        <w:rPr>
+          <w:lang w:val="zh_TW" w:bidi="zh_TW"/>
+        </w:rPr>
+        <w:t>4:3</w:t>
+      </w:r>
       <w:r>
         <w:rPr>
           <w:lang w:val="zh_TW" w:bidi="zh_TW"/>
@@ -9392,36 +8126,24 @@
         </w:rPr>
         <w:t>甲尼和哈馬都是受以色列影響的亞蘭城邦（見</w:t>
       </w:r>
-      <w:hyperlink r:id="rId205">
-        <w:r>
-          <w:rPr>
-            <w:lang w:val="zh_TW" w:bidi="zh_TW"/>
-          </w:rPr>
-          <w:rPr>
-            <w:color w:val="0000EE"/>
-            <w:u w:val="single"/>
-          </w:rPr>
-          <w:t>王下14:28</w:t>
-        </w:r>
-      </w:hyperlink>
+      <w:r>
+        <w:rPr>
+          <w:lang w:val="zh_TW" w:bidi="zh_TW"/>
+        </w:rPr>
+        <w:t>王下14:28</w:t>
+      </w:r>
       <w:r>
         <w:rPr>
           <w:lang w:val="zh_TW" w:bidi="zh_TW"/>
         </w:rPr>
         <w:t>）。甲尼在公元前738年被亞述攻陷，哈馬不久後也被迫納貢。烏西雅曾拆毀迦特的城牆（</w:t>
       </w:r>
-      <w:hyperlink r:id="rId39">
-        <w:r>
-          <w:rPr>
-            <w:lang w:val="zh_TW" w:bidi="zh_TW"/>
-          </w:rPr>
-          <w:rPr>
-            <w:color w:val="0000EE"/>
-            <w:u w:val="single"/>
-          </w:rPr>
-          <w:t>代下26:6</w:t>
-        </w:r>
-      </w:hyperlink>
+      <w:r>
+        <w:rPr>
+          <w:lang w:val="zh_TW" w:bidi="zh_TW"/>
+        </w:rPr>
+        <w:t>代下26:6</w:t>
+      </w:r>
       <w:r>
         <w:rPr>
           <w:lang w:val="zh_TW" w:bidi="zh_TW"/>
@@ -9718,54 +8440,36 @@
         </w:rPr>
         <w:t>（希伯來文 zaraq；見</w:t>
       </w:r>
-      <w:hyperlink r:id="rId206">
-        <w:r>
-          <w:rPr>
-            <w:lang w:val="zh_TW" w:bidi="zh_TW"/>
-          </w:rPr>
-          <w:rPr>
-            <w:color w:val="0000EE"/>
-            <w:u w:val="single"/>
-          </w:rPr>
-          <w:t>出24:6</w:t>
-        </w:r>
-      </w:hyperlink>
+      <w:r>
+        <w:rPr>
+          <w:lang w:val="zh_TW" w:bidi="zh_TW"/>
+        </w:rPr>
+        <w:t>出24:6</w:t>
+      </w:r>
       <w:r>
         <w:rPr>
           <w:lang w:val="zh_TW" w:bidi="zh_TW"/>
         </w:rPr>
         <w:t>）的動詞有關；同一個詞也用來指在宗教儀式中用於灑血或水的盆（見</w:t>
       </w:r>
-      <w:hyperlink r:id="rId207">
-        <w:r>
-          <w:rPr>
-            <w:lang w:val="zh_TW" w:bidi="zh_TW"/>
-          </w:rPr>
-          <w:rPr>
-            <w:color w:val="0000EE"/>
-            <w:u w:val="single"/>
-          </w:rPr>
-          <w:t>王下12:13</w:t>
-        </w:r>
-      </w:hyperlink>
+      <w:r>
+        <w:rPr>
+          <w:lang w:val="zh_TW" w:bidi="zh_TW"/>
+        </w:rPr>
+        <w:t>王下12:13</w:t>
+      </w:r>
       <w:r>
         <w:rPr>
           <w:lang w:val="zh_TW" w:bidi="zh_TW"/>
         </w:rPr>
         <w:t>，</w:t>
       </w:r>
-      <w:hyperlink r:id="rId208">
-        <w:r>
-          <w:rPr>
-            <w:lang w:val="zh_TW" w:bidi="zh_TW"/>
-          </w:rPr>
-          <w:rPr>
-            <w:color w:val="0000EE"/>
-            <w:u w:val="single"/>
-          </w:rPr>
-          <w:t>25:15</w:t>
-        </w:r>
-      </w:hyperlink>
+      <w:r>
+        <w:rPr>
+          <w:lang w:val="zh_TW" w:bidi="zh_TW"/>
+        </w:rPr>
+        <w:t>25:15</w:t>
+      </w:r>
       <w:r>
         <w:rPr>
           <w:lang w:val="zh_TW" w:bidi="zh_TW"/>
@@ -9867,90 +8571,60 @@
         </w:rPr>
         <w:t>耶和華能發出的最莊嚴的誓言是以祂自己的名字所發的誓言（另見</w:t>
       </w:r>
-      <w:hyperlink r:id="rId209">
-        <w:r>
-          <w:rPr>
-            <w:lang w:val="zh_TW" w:bidi="zh_TW"/>
-          </w:rPr>
-          <w:rPr>
-            <w:color w:val="0000EE"/>
-            <w:u w:val="single"/>
-          </w:rPr>
-          <w:t>創22:16</w:t>
-        </w:r>
-      </w:hyperlink>
+      <w:r>
+        <w:rPr>
+          <w:lang w:val="zh_TW" w:bidi="zh_TW"/>
+        </w:rPr>
+        <w:t>創22:16</w:t>
+      </w:r>
       <w:r>
         <w:rPr>
           <w:lang w:val="zh_TW" w:bidi="zh_TW"/>
         </w:rPr>
         <w:t>；</w:t>
       </w:r>
-      <w:hyperlink r:id="rId210">
-        <w:r>
-          <w:rPr>
-            <w:lang w:val="zh_TW" w:bidi="zh_TW"/>
-          </w:rPr>
-          <w:rPr>
-            <w:color w:val="0000EE"/>
-            <w:u w:val="single"/>
-          </w:rPr>
-          <w:t>耶51:14</w:t>
-        </w:r>
-      </w:hyperlink>
+      <w:r>
+        <w:rPr>
+          <w:lang w:val="zh_TW" w:bidi="zh_TW"/>
+        </w:rPr>
+        <w:t>耶51:14</w:t>
+      </w:r>
       <w:r>
         <w:rPr>
           <w:lang w:val="zh_TW" w:bidi="zh_TW"/>
         </w:rPr>
         <w:t>；參</w:t>
       </w:r>
-      <w:hyperlink r:id="rId211">
-        <w:r>
-          <w:rPr>
-            <w:lang w:val="zh_TW" w:bidi="zh_TW"/>
-          </w:rPr>
-          <w:rPr>
-            <w:color w:val="0000EE"/>
-            <w:u w:val="single"/>
-          </w:rPr>
-          <w:t>摩4:2</w:t>
-        </w:r>
-      </w:hyperlink>
+      <w:r>
+        <w:rPr>
+          <w:lang w:val="zh_TW" w:bidi="zh_TW"/>
+        </w:rPr>
+        <w:t>摩4:2</w:t>
+      </w:r>
       <w:r>
         <w:rPr>
           <w:lang w:val="zh_TW" w:bidi="zh_TW"/>
         </w:rPr>
         <w:t>；</w:t>
       </w:r>
-      <w:hyperlink r:id="rId212">
-        <w:r>
-          <w:rPr>
-            <w:lang w:val="zh_TW" w:bidi="zh_TW"/>
-          </w:rPr>
-          <w:rPr>
-            <w:color w:val="0000EE"/>
-            <w:u w:val="single"/>
-          </w:rPr>
-          <w:t>詩110:4</w:t>
-        </w:r>
-      </w:hyperlink>
+      <w:r>
+        <w:rPr>
+          <w:lang w:val="zh_TW" w:bidi="zh_TW"/>
+        </w:rPr>
+        <w:t>詩110:4</w:t>
+      </w:r>
       <w:r>
         <w:rPr>
           <w:lang w:val="zh_TW" w:bidi="zh_TW"/>
         </w:rPr>
         <w:t>；</w:t>
       </w:r>
-      <w:hyperlink r:id="rId213">
-        <w:r>
-          <w:rPr>
-            <w:lang w:val="zh_TW" w:bidi="zh_TW"/>
-          </w:rPr>
-          <w:rPr>
-            <w:color w:val="0000EE"/>
-            <w:u w:val="single"/>
-          </w:rPr>
-          <w:t>來6:13–14</w:t>
-        </w:r>
-      </w:hyperlink>
+      <w:r>
+        <w:rPr>
+          <w:lang w:val="zh_TW" w:bidi="zh_TW"/>
+        </w:rPr>
+        <w:t>來6:13–14</w:t>
+      </w:r>
       <w:r>
         <w:rPr>
           <w:lang w:val="zh_TW" w:bidi="zh_TW"/>
@@ -10038,18 +8712,12 @@
         </w:rPr>
         <w:t>（</w:t>
       </w:r>
-      <w:hyperlink r:id="rId214">
-        <w:r>
-          <w:rPr>
-            <w:lang w:val="zh_TW" w:bidi="zh_TW"/>
-          </w:rPr>
-          <w:rPr>
-            <w:color w:val="0000EE"/>
-            <w:u w:val="single"/>
-          </w:rPr>
-          <w:t>創27:36</w:t>
-        </w:r>
-      </w:hyperlink>
+      <w:r>
+        <w:rPr>
+          <w:lang w:val="zh_TW" w:bidi="zh_TW"/>
+        </w:rPr>
+        <w:t>創27:36</w:t>
+      </w:r>
       <w:r>
         <w:rPr>
           <w:lang w:val="zh_TW" w:bidi="zh_TW"/>
@@ -10082,18 +8750,12 @@
         </w:rPr>
         <w:t>（</w:t>
       </w:r>
-      <w:hyperlink r:id="rId215">
-        <w:r>
-          <w:rPr>
-            <w:lang w:val="zh_TW" w:bidi="zh_TW"/>
-          </w:rPr>
-          <w:rPr>
-            <w:color w:val="0000EE"/>
-            <w:u w:val="single"/>
-          </w:rPr>
-          <w:t>創32:28</w:t>
-        </w:r>
-      </w:hyperlink>
+      <w:r>
+        <w:rPr>
+          <w:lang w:val="zh_TW" w:bidi="zh_TW"/>
+        </w:rPr>
+        <w:t>創32:28</w:t>
+      </w:r>
       <w:r>
         <w:rPr>
           <w:lang w:val="zh_TW" w:bidi="zh_TW"/>
@@ -10161,18 +8823,12 @@
         </w:rPr>
         <w:t>這些經文生動地描繪了在</w:t>
       </w:r>
-      <w:hyperlink r:id="rId130">
-        <w:r>
-          <w:rPr>
-            <w:lang w:val="zh_TW" w:bidi="zh_TW"/>
-          </w:rPr>
-          <w:rPr>
-            <w:color w:val="0000EE"/>
-            <w:u w:val="single"/>
-          </w:rPr>
-          <w:t>六章8節</w:t>
-        </w:r>
-      </w:hyperlink>
+      <w:r>
+        <w:rPr>
+          <w:lang w:val="zh_TW" w:bidi="zh_TW"/>
+        </w:rPr>
+        <w:t>六章8節</w:t>
+      </w:r>
       <w:r>
         <w:rPr>
           <w:lang w:val="zh_TW" w:bidi="zh_TW"/>
@@ -10265,18 +8921,12 @@
         </w:rPr>
         <w:t>（見</w:t>
       </w:r>
-      <w:hyperlink r:id="rId216">
-        <w:r>
-          <w:rPr>
-            <w:lang w:val="zh_TW" w:bidi="zh_TW"/>
-          </w:rPr>
-          <w:rPr>
-            <w:color w:val="0000EE"/>
-            <w:u w:val="single"/>
-          </w:rPr>
-          <w:t>耶34:5</w:t>
-        </w:r>
-      </w:hyperlink>
+      <w:r>
+        <w:rPr>
+          <w:lang w:val="zh_TW" w:bidi="zh_TW"/>
+        </w:rPr>
+        <w:t>耶34:5</w:t>
+      </w:r>
       <w:r>
         <w:rPr>
           <w:lang w:val="zh_TW" w:bidi="zh_TW"/>
@@ -10296,36 +8946,24 @@
         </w:rPr>
         <w:t>，而不是進行火葬。然而，上下文——需要處理多具屍體以避免腐爛和災病（</w:t>
       </w:r>
-      <w:hyperlink r:id="rId217">
-        <w:r>
-          <w:rPr>
-            <w:lang w:val="zh_TW" w:bidi="zh_TW"/>
-          </w:rPr>
-          <w:rPr>
-            <w:color w:val="0000EE"/>
-            <w:u w:val="single"/>
-          </w:rPr>
-          <w:t>摩6:9</w:t>
-        </w:r>
-      </w:hyperlink>
+      <w:r>
+        <w:rPr>
+          <w:lang w:val="zh_TW" w:bidi="zh_TW"/>
+        </w:rPr>
+        <w:t>摩6:9</w:t>
+      </w:r>
       <w:r>
         <w:rPr>
           <w:lang w:val="zh_TW" w:bidi="zh_TW"/>
         </w:rPr>
         <w:t>；見</w:t>
       </w:r>
-      <w:hyperlink r:id="rId109">
-        <w:r>
-          <w:rPr>
-            <w:lang w:val="zh_TW" w:bidi="zh_TW"/>
-          </w:rPr>
-          <w:rPr>
-            <w:color w:val="0000EE"/>
-            <w:u w:val="single"/>
-          </w:rPr>
-          <w:t>8:3</w:t>
-        </w:r>
-      </w:hyperlink>
+      <w:r>
+        <w:rPr>
+          <w:lang w:val="zh_TW" w:bidi="zh_TW"/>
+        </w:rPr>
+        <w:t>8:3</w:t>
+      </w:r>
       <w:r>
         <w:rPr>
           <w:lang w:val="zh_TW" w:bidi="zh_TW"/>
@@ -10470,18 +9108,12 @@
         </w:rPr>
         <w:t xml:space="preserve">）：人們扭曲了公正和正義，將其變成有毒和苦澀的東西（另見 </w:t>
       </w:r>
-      <w:hyperlink r:id="rId187">
-        <w:r>
-          <w:rPr>
-            <w:lang w:val="zh_TW" w:bidi="zh_TW"/>
-          </w:rPr>
-          <w:rPr>
-            <w:color w:val="0000EE"/>
-            <w:u w:val="single"/>
-          </w:rPr>
-          <w:t>5:7</w:t>
-        </w:r>
-      </w:hyperlink>
+      <w:r>
+        <w:rPr>
+          <w:lang w:val="zh_TW" w:bidi="zh_TW"/>
+        </w:rPr>
+        <w:t>5:7</w:t>
+      </w:r>
       <w:r>
         <w:rPr>
           <w:lang w:val="zh_TW" w:bidi="zh_TW"/>
@@ -10536,18 +9168,12 @@
         </w:rPr>
         <w:t>羅‧底巴（譯註：和合本沒有譯出這個詞）和加寧（和合本譯為：角）是耶羅波安二世從亞蘭人手中收復的領土的一部分（</w:t>
       </w:r>
-      <w:hyperlink r:id="rId218">
-        <w:r>
-          <w:rPr>
-            <w:lang w:val="zh_TW" w:bidi="zh_TW"/>
-          </w:rPr>
-          <w:rPr>
-            <w:color w:val="0000EE"/>
-            <w:u w:val="single"/>
-          </w:rPr>
-          <w:t>王下14:25–28</w:t>
-        </w:r>
-      </w:hyperlink>
+      <w:r>
+        <w:rPr>
+          <w:lang w:val="zh_TW" w:bidi="zh_TW"/>
+        </w:rPr>
+        <w:t>王下14:25–28</w:t>
+      </w:r>
       <w:r>
         <w:rPr>
           <w:lang w:val="zh_TW" w:bidi="zh_TW"/>
@@ -10602,18 +9228,12 @@
         </w:rPr>
         <w:t>哈馬口標誌著所羅門的勢力範圍（</w:t>
       </w:r>
-      <w:hyperlink r:id="rId219">
-        <w:r>
-          <w:rPr>
-            <w:lang w:val="zh_TW" w:bidi="zh_TW"/>
-          </w:rPr>
-          <w:rPr>
-            <w:color w:val="0000EE"/>
-            <w:u w:val="single"/>
-          </w:rPr>
-          <w:t>王上8:65</w:t>
-        </w:r>
-      </w:hyperlink>
+      <w:r>
+        <w:rPr>
+          <w:lang w:val="zh_TW" w:bidi="zh_TW"/>
+        </w:rPr>
+        <w:t>王上8:65</w:t>
+      </w:r>
       <w:r>
         <w:rPr>
           <w:lang w:val="zh_TW" w:bidi="zh_TW"/>
@@ -10633,18 +9253,12 @@
         </w:rPr>
         <w:t>見</w:t>
       </w:r>
-      <w:hyperlink r:id="rId220">
-        <w:r>
-          <w:rPr>
-            <w:lang w:val="zh_TW" w:bidi="zh_TW"/>
-          </w:rPr>
-          <w:rPr>
-            <w:color w:val="0000EE"/>
-            <w:u w:val="single"/>
-          </w:rPr>
-          <w:t>王下14:25</w:t>
-        </w:r>
-      </w:hyperlink>
+      <w:r>
+        <w:rPr>
+          <w:lang w:val="zh_TW" w:bidi="zh_TW"/>
+        </w:rPr>
+        <w:t>王下14:25</w:t>
+      </w:r>
       <w:r>
         <w:rPr>
           <w:lang w:val="zh_TW" w:bidi="zh_TW"/>
@@ -10703,36 +9317,24 @@
         </w:rPr>
         <w:t xml:space="preserve">蝗蟲（見 </w:t>
       </w:r>
-      <w:hyperlink r:id="rId221">
-        <w:r>
-          <w:rPr>
-            <w:lang w:val="zh_TW" w:bidi="zh_TW"/>
-          </w:rPr>
-          <w:rPr>
-            <w:color w:val="0000EE"/>
-            <w:u w:val="single"/>
-          </w:rPr>
-          <w:t>4:9</w:t>
-        </w:r>
-      </w:hyperlink>
+      <w:r>
+        <w:rPr>
+          <w:lang w:val="zh_TW" w:bidi="zh_TW"/>
+        </w:rPr>
+        <w:t>4:9</w:t>
+      </w:r>
       <w:r>
         <w:rPr>
           <w:lang w:val="zh_TW" w:bidi="zh_TW"/>
         </w:rPr>
         <w:t>）是降臨在埃及的災禍之一（</w:t>
       </w:r>
-      <w:hyperlink r:id="rId222">
-        <w:r>
-          <w:rPr>
-            <w:lang w:val="zh_TW" w:bidi="zh_TW"/>
-          </w:rPr>
-          <w:rPr>
-            <w:color w:val="0000EE"/>
-            <w:u w:val="single"/>
-          </w:rPr>
-          <w:t>出10:4</w:t>
-        </w:r>
-      </w:hyperlink>
+      <w:r>
+        <w:rPr>
+          <w:lang w:val="zh_TW" w:bidi="zh_TW"/>
+        </w:rPr>
+        <w:t>出10:4</w:t>
+      </w:r>
       <w:r>
         <w:rPr>
           <w:lang w:val="zh_TW" w:bidi="zh_TW"/>
@@ -10865,18 +9467,12 @@
         </w:rPr>
         <w:t>這一部分包含五個異象。比較這五個異象的進展與</w:t>
       </w:r>
-      <w:hyperlink r:id="rId223">
-        <w:r>
-          <w:rPr>
-            <w:lang w:val="zh_TW" w:bidi="zh_TW"/>
-          </w:rPr>
-          <w:rPr>
-            <w:color w:val="0000EE"/>
-            <w:u w:val="single"/>
-          </w:rPr>
-          <w:t>四章6至11節</w:t>
-        </w:r>
-      </w:hyperlink>
+      <w:r>
+        <w:rPr>
+          <w:lang w:val="zh_TW" w:bidi="zh_TW"/>
+        </w:rPr>
+        <w:t>四章6至11節</w:t>
+      </w:r>
       <w:r>
         <w:rPr>
           <w:lang w:val="zh_TW" w:bidi="zh_TW"/>
@@ -11097,36 +9693,24 @@
         </w:rPr>
         <w:t>這個異象的開頭與前兩個異象相似（</w:t>
       </w:r>
-      <w:hyperlink r:id="rId224">
-        <w:r>
-          <w:rPr>
-            <w:lang w:val="zh_TW" w:bidi="zh_TW"/>
-          </w:rPr>
-          <w:rPr>
-            <w:color w:val="0000EE"/>
-            <w:u w:val="single"/>
-          </w:rPr>
-          <w:t>7:2–3</w:t>
-        </w:r>
-      </w:hyperlink>
+      <w:r>
+        <w:rPr>
+          <w:lang w:val="zh_TW" w:bidi="zh_TW"/>
+        </w:rPr>
+        <w:t>7:2–3</w:t>
+      </w:r>
       <w:r>
         <w:rPr>
           <w:lang w:val="zh_TW" w:bidi="zh_TW"/>
         </w:rPr>
         <w:t>、</w:t>
       </w:r>
-      <w:hyperlink r:id="rId225">
-        <w:r>
-          <w:rPr>
-            <w:lang w:val="zh_TW" w:bidi="zh_TW"/>
-          </w:rPr>
-          <w:rPr>
-            <w:color w:val="0000EE"/>
-            <w:u w:val="single"/>
-          </w:rPr>
-          <w:t>4–6</w:t>
-        </w:r>
-      </w:hyperlink>
+      <w:r>
+        <w:rPr>
+          <w:lang w:val="zh_TW" w:bidi="zh_TW"/>
+        </w:rPr>
+        <w:t>4–6</w:t>
+      </w:r>
       <w:r>
         <w:rPr>
           <w:lang w:val="zh_TW" w:bidi="zh_TW"/>
@@ -11181,36 +9765,24 @@
         </w:rPr>
         <w:t>翻譯為準繩的希伯來文字詞（希伯來文「anak」）與呻吟（「anakhah」，見</w:t>
       </w:r>
-      <w:hyperlink r:id="rId226">
-        <w:r>
-          <w:rPr>
-            <w:lang w:val="zh_TW" w:bidi="zh_TW"/>
-          </w:rPr>
-          <w:rPr>
-            <w:color w:val="0000EE"/>
-            <w:u w:val="single"/>
-          </w:rPr>
-          <w:t>賽35:10</w:t>
-        </w:r>
-      </w:hyperlink>
+      <w:r>
+        <w:rPr>
+          <w:lang w:val="zh_TW" w:bidi="zh_TW"/>
+        </w:rPr>
+        <w:t>賽35:10</w:t>
+      </w:r>
       <w:r>
         <w:rPr>
           <w:lang w:val="zh_TW" w:bidi="zh_TW"/>
         </w:rPr>
         <w:t>；</w:t>
       </w:r>
-      <w:hyperlink r:id="rId227">
-        <w:r>
-          <w:rPr>
-            <w:lang w:val="zh_TW" w:bidi="zh_TW"/>
-          </w:rPr>
-          <w:rPr>
-            <w:color w:val="0000EE"/>
-            <w:u w:val="single"/>
-          </w:rPr>
-          <w:t>哀1:22</w:t>
-        </w:r>
-      </w:hyperlink>
+      <w:r>
+        <w:rPr>
+          <w:lang w:val="zh_TW" w:bidi="zh_TW"/>
+        </w:rPr>
+        <w:t>哀1:22</w:t>
+      </w:r>
       <w:r>
         <w:rPr>
           <w:lang w:val="zh_TW" w:bidi="zh_TW"/>
@@ -11354,72 +9926,48 @@
         </w:rPr>
         <w:t>）：耶羅波安二世是自然死亡（</w:t>
       </w:r>
-      <w:hyperlink r:id="rId228">
-        <w:r>
-          <w:rPr>
-            <w:lang w:val="zh_TW" w:bidi="zh_TW"/>
-          </w:rPr>
-          <w:rPr>
-            <w:color w:val="0000EE"/>
-            <w:u w:val="single"/>
-          </w:rPr>
-          <w:t>王下14:29</w:t>
-        </w:r>
-      </w:hyperlink>
+      <w:r>
+        <w:rPr>
+          <w:lang w:val="zh_TW" w:bidi="zh_TW"/>
+        </w:rPr>
+        <w:t>王下14:29</w:t>
+      </w:r>
       <w:r>
         <w:rPr>
           <w:lang w:val="zh_TW" w:bidi="zh_TW"/>
         </w:rPr>
         <w:t>），但他的兒子和繼承人撒迦利雅在統治不到一年後就被謀殺（</w:t>
       </w:r>
-      <w:hyperlink r:id="rId229">
-        <w:r>
-          <w:rPr>
-            <w:lang w:val="zh_TW" w:bidi="zh_TW"/>
-          </w:rPr>
-          <w:rPr>
-            <w:color w:val="0000EE"/>
-            <w:u w:val="single"/>
-          </w:rPr>
-          <w:t>王下15:8–10</w:t>
-        </w:r>
-      </w:hyperlink>
+      <w:r>
+        <w:rPr>
+          <w:lang w:val="zh_TW" w:bidi="zh_TW"/>
+        </w:rPr>
+        <w:t>王下15:8–10</w:t>
+      </w:r>
       <w:r>
         <w:rPr>
           <w:lang w:val="zh_TW" w:bidi="zh_TW"/>
         </w:rPr>
         <w:t>；見</w:t>
       </w:r>
-      <w:hyperlink r:id="rId230">
-        <w:r>
-          <w:rPr>
-            <w:lang w:val="zh_TW" w:bidi="zh_TW"/>
-          </w:rPr>
-          <w:rPr>
-            <w:color w:val="0000EE"/>
-            <w:u w:val="single"/>
-          </w:rPr>
-          <w:t>王下10:28–31</w:t>
-        </w:r>
-      </w:hyperlink>
+      <w:r>
+        <w:rPr>
+          <w:lang w:val="zh_TW" w:bidi="zh_TW"/>
+        </w:rPr>
+        <w:t>王下10:28–31</w:t>
+      </w:r>
       <w:r>
         <w:rPr>
           <w:lang w:val="zh_TW" w:bidi="zh_TW"/>
         </w:rPr>
         <w:t>），這導致了以色列政權的不穩定，並且從未得到解決（</w:t>
       </w:r>
-      <w:hyperlink r:id="rId231">
-        <w:r>
-          <w:rPr>
-            <w:lang w:val="zh_TW" w:bidi="zh_TW"/>
-          </w:rPr>
-          <w:rPr>
-            <w:color w:val="0000EE"/>
-            <w:u w:val="single"/>
-          </w:rPr>
-          <w:t>王下15:10–31</w:t>
-        </w:r>
-      </w:hyperlink>
+      <w:r>
+        <w:rPr>
+          <w:lang w:val="zh_TW" w:bidi="zh_TW"/>
+        </w:rPr>
+        <w:t>王下15:10–31</w:t>
+      </w:r>
       <w:r>
         <w:rPr>
           <w:lang w:val="zh_TW" w:bidi="zh_TW"/>
@@ -11712,18 +10260,12 @@
         </w:rPr>
         <w:t>牧人：這裡的希伯來文字詞與</w:t>
       </w:r>
-      <w:hyperlink r:id="rId232">
-        <w:r>
-          <w:rPr>
-            <w:lang w:val="zh_TW" w:bidi="zh_TW"/>
-          </w:rPr>
-          <w:rPr>
-            <w:color w:val="0000EE"/>
-            <w:u w:val="single"/>
-          </w:rPr>
-          <w:t>一章1節</w:t>
-        </w:r>
-      </w:hyperlink>
+      <w:r>
+        <w:rPr>
+          <w:lang w:val="zh_TW" w:bidi="zh_TW"/>
+        </w:rPr>
+        <w:t>一章1節</w:t>
+      </w:r>
       <w:r>
         <w:rPr>
           <w:lang w:val="zh_TW" w:bidi="zh_TW"/>
@@ -11808,36 +10350,24 @@
         </w:rPr>
         <w:t>阿摩司並非受金錢利益的驅使。反而是耶和華的聲音（見</w:t>
       </w:r>
-      <w:hyperlink r:id="rId122">
-        <w:r>
-          <w:rPr>
-            <w:lang w:val="zh_TW" w:bidi="zh_TW"/>
-          </w:rPr>
-          <w:rPr>
-            <w:color w:val="0000EE"/>
-            <w:u w:val="single"/>
-          </w:rPr>
-          <w:t>1:2</w:t>
-        </w:r>
-      </w:hyperlink>
+      <w:r>
+        <w:rPr>
+          <w:lang w:val="zh_TW" w:bidi="zh_TW"/>
+        </w:rPr>
+        <w:t>1:2</w:t>
+      </w:r>
       <w:r>
         <w:rPr>
           <w:lang w:val="zh_TW" w:bidi="zh_TW"/>
         </w:rPr>
         <w:t>，</w:t>
       </w:r>
-      <w:hyperlink r:id="rId233">
-        <w:r>
-          <w:rPr>
-            <w:lang w:val="zh_TW" w:bidi="zh_TW"/>
-          </w:rPr>
-          <w:rPr>
-            <w:color w:val="0000EE"/>
-            <w:u w:val="single"/>
-          </w:rPr>
-          <w:t>3:8</w:t>
-        </w:r>
-      </w:hyperlink>
+      <w:r>
+        <w:rPr>
+          <w:lang w:val="zh_TW" w:bidi="zh_TW"/>
+        </w:rPr>
+        <w:t>3:8</w:t>
+      </w:r>
       <w:r>
         <w:rPr>
           <w:lang w:val="zh_TW" w:bidi="zh_TW"/>
@@ -11929,54 +10459,36 @@
         </w:rPr>
         <w:t>；參</w:t>
       </w:r>
-      <w:hyperlink r:id="rId182">
-        <w:r>
-          <w:rPr>
-            <w:lang w:val="zh_TW" w:bidi="zh_TW"/>
-          </w:rPr>
-          <w:rPr>
-            <w:color w:val="0000EE"/>
-            <w:u w:val="single"/>
-          </w:rPr>
-          <w:t>5:6</w:t>
-        </w:r>
-      </w:hyperlink>
+      <w:r>
+        <w:rPr>
+          <w:lang w:val="zh_TW" w:bidi="zh_TW"/>
+        </w:rPr>
+        <w:t>5:6</w:t>
+      </w:r>
       <w:r>
         <w:rPr>
           <w:lang w:val="zh_TW" w:bidi="zh_TW"/>
         </w:rPr>
         <w:t>、</w:t>
       </w:r>
-      <w:hyperlink r:id="rId153">
-        <w:r>
-          <w:rPr>
-            <w:lang w:val="zh_TW" w:bidi="zh_TW"/>
-          </w:rPr>
-          <w:rPr>
-            <w:color w:val="0000EE"/>
-            <w:u w:val="single"/>
-          </w:rPr>
-          <w:t>15</w:t>
-        </w:r>
-      </w:hyperlink>
+      <w:r>
+        <w:rPr>
+          <w:lang w:val="zh_TW" w:bidi="zh_TW"/>
+        </w:rPr>
+        <w:t>15</w:t>
+      </w:r>
       <w:r>
         <w:rPr>
           <w:lang w:val="zh_TW" w:bidi="zh_TW"/>
         </w:rPr>
         <w:t>，</w:t>
       </w:r>
-      <w:hyperlink r:id="rId234">
-        <w:r>
-          <w:rPr>
-            <w:lang w:val="zh_TW" w:bidi="zh_TW"/>
-          </w:rPr>
-          <w:rPr>
-            <w:color w:val="0000EE"/>
-            <w:u w:val="single"/>
-          </w:rPr>
-          <w:t>6:6</w:t>
-        </w:r>
-      </w:hyperlink>
+      <w:r>
+        <w:rPr>
+          <w:lang w:val="zh_TW" w:bidi="zh_TW"/>
+        </w:rPr>
+        <w:t>6:6</w:t>
+      </w:r>
       <w:r>
         <w:rPr>
           <w:lang w:val="zh_TW" w:bidi="zh_TW"/>
@@ -12031,18 +10543,12 @@
         </w:rPr>
         <w:t>由於亞瑪謝曾試圖讓阿摩司閉嘴（</w:t>
       </w:r>
-      <w:hyperlink r:id="rId106">
-        <w:r>
-          <w:rPr>
-            <w:lang w:val="zh_TW" w:bidi="zh_TW"/>
-          </w:rPr>
-          <w:rPr>
-            <w:color w:val="0000EE"/>
-            <w:u w:val="single"/>
-          </w:rPr>
-          <w:t>7:12–13</w:t>
-        </w:r>
-      </w:hyperlink>
+      <w:r>
+        <w:rPr>
+          <w:lang w:val="zh_TW" w:bidi="zh_TW"/>
+        </w:rPr>
+        <w:t>7:12–13</w:t>
+      </w:r>
       <w:r>
         <w:rPr>
           <w:lang w:val="zh_TW" w:bidi="zh_TW"/>
@@ -12097,18 +10603,12 @@
         </w:rPr>
         <w:t>這個異象承接了從</w:t>
       </w:r>
-      <w:hyperlink r:id="rId235">
-        <w:r>
-          <w:rPr>
-            <w:lang w:val="zh_TW" w:bidi="zh_TW"/>
-          </w:rPr>
-          <w:rPr>
-            <w:color w:val="0000EE"/>
-            <w:u w:val="single"/>
-          </w:rPr>
-          <w:t>七章1節</w:t>
-        </w:r>
-      </w:hyperlink>
+      <w:r>
+        <w:rPr>
+          <w:lang w:val="zh_TW" w:bidi="zh_TW"/>
+        </w:rPr>
+        <w:t>七章1節</w:t>
+      </w:r>
       <w:r>
         <w:rPr>
           <w:lang w:val="zh_TW" w:bidi="zh_TW"/>
@@ -12237,18 +10737,12 @@
         </w:rPr>
         <w:t>這一部分擴展了先前所列出的起訴和判決（閱</w:t>
       </w:r>
-      <w:hyperlink r:id="rId236">
-        <w:r>
-          <w:rPr>
-            <w:lang w:val="zh_TW" w:bidi="zh_TW"/>
-          </w:rPr>
-          <w:rPr>
-            <w:color w:val="0000EE"/>
-            <w:u w:val="single"/>
-          </w:rPr>
-          <w:t>2:6–6:14</w:t>
-        </w:r>
-      </w:hyperlink>
+      <w:r>
+        <w:rPr>
+          <w:lang w:val="zh_TW" w:bidi="zh_TW"/>
+        </w:rPr>
+        <w:t>2:6–6:14</w:t>
+      </w:r>
       <w:r>
         <w:rPr>
           <w:lang w:val="zh_TW" w:bidi="zh_TW"/>
@@ -12307,18 +10801,12 @@
         </w:rPr>
         <w:t>安息日明確地禁止工作（</w:t>
       </w:r>
-      <w:hyperlink r:id="rId237">
-        <w:r>
-          <w:rPr>
-            <w:lang w:val="zh_TW" w:bidi="zh_TW"/>
-          </w:rPr>
-          <w:rPr>
-            <w:color w:val="0000EE"/>
-            <w:u w:val="single"/>
-          </w:rPr>
-          <w:t>出20:9–10</w:t>
-        </w:r>
-      </w:hyperlink>
+      <w:r>
+        <w:rPr>
+          <w:lang w:val="zh_TW" w:bidi="zh_TW"/>
+        </w:rPr>
+        <w:t>出20:9–10</w:t>
+      </w:r>
       <w:r>
         <w:rPr>
           <w:lang w:val="zh_TW" w:bidi="zh_TW"/>
@@ -12343,108 +10831,72 @@
         </w:rPr>
         <w:t>商人以小的伊法稱量穀物欺騙顧客，並用重的舍客勒在天平上稱量欺騙供應商。這種做法是神的律法所禁止的（</w:t>
       </w:r>
-      <w:hyperlink r:id="rId238">
-        <w:r>
-          <w:rPr>
-            <w:lang w:val="zh_TW" w:bidi="zh_TW"/>
-          </w:rPr>
-          <w:rPr>
-            <w:color w:val="0000EE"/>
-            <w:u w:val="single"/>
-          </w:rPr>
-          <w:t>利19:35–36</w:t>
-        </w:r>
-      </w:hyperlink>
+      <w:r>
+        <w:rPr>
+          <w:lang w:val="zh_TW" w:bidi="zh_TW"/>
+        </w:rPr>
+        <w:t>利19:35–36</w:t>
+      </w:r>
       <w:r>
         <w:rPr>
           <w:lang w:val="zh_TW" w:bidi="zh_TW"/>
         </w:rPr>
         <w:t>；</w:t>
       </w:r>
-      <w:hyperlink r:id="rId239">
-        <w:r>
-          <w:rPr>
-            <w:lang w:val="zh_TW" w:bidi="zh_TW"/>
-          </w:rPr>
-          <w:rPr>
-            <w:color w:val="0000EE"/>
-            <w:u w:val="single"/>
-          </w:rPr>
-          <w:t>申25:13–16</w:t>
-        </w:r>
-      </w:hyperlink>
+      <w:r>
+        <w:rPr>
+          <w:lang w:val="zh_TW" w:bidi="zh_TW"/>
+        </w:rPr>
+        <w:t>申25:13–16</w:t>
+      </w:r>
       <w:r>
         <w:rPr>
           <w:lang w:val="zh_TW" w:bidi="zh_TW"/>
         </w:rPr>
         <w:t>；見</w:t>
       </w:r>
-      <w:hyperlink r:id="rId240">
-        <w:r>
-          <w:rPr>
-            <w:lang w:val="zh_TW" w:bidi="zh_TW"/>
-          </w:rPr>
-          <w:rPr>
-            <w:color w:val="0000EE"/>
-            <w:u w:val="single"/>
-          </w:rPr>
-          <w:t>箴11:1</w:t>
-        </w:r>
-      </w:hyperlink>
+      <w:r>
+        <w:rPr>
+          <w:lang w:val="zh_TW" w:bidi="zh_TW"/>
+        </w:rPr>
+        <w:t>箴11:1</w:t>
+      </w:r>
       <w:r>
         <w:rPr>
           <w:lang w:val="zh_TW" w:bidi="zh_TW"/>
         </w:rPr>
         <w:t>，</w:t>
       </w:r>
-      <w:hyperlink r:id="rId241">
-        <w:r>
-          <w:rPr>
-            <w:lang w:val="zh_TW" w:bidi="zh_TW"/>
-          </w:rPr>
-          <w:rPr>
-            <w:color w:val="0000EE"/>
-            <w:u w:val="single"/>
-          </w:rPr>
-          <w:t>16:11</w:t>
-        </w:r>
-      </w:hyperlink>
+      <w:r>
+        <w:rPr>
+          <w:lang w:val="zh_TW" w:bidi="zh_TW"/>
+        </w:rPr>
+        <w:t>16:11</w:t>
+      </w:r>
       <w:r>
         <w:rPr>
           <w:lang w:val="zh_TW" w:bidi="zh_TW"/>
         </w:rPr>
         <w:t>，</w:t>
       </w:r>
-      <w:hyperlink r:id="rId242">
-        <w:r>
-          <w:rPr>
-            <w:lang w:val="zh_TW" w:bidi="zh_TW"/>
-          </w:rPr>
-          <w:rPr>
-            <w:color w:val="0000EE"/>
-            <w:u w:val="single"/>
-          </w:rPr>
-          <w:t>20:10</w:t>
-        </w:r>
-      </w:hyperlink>
+      <w:r>
+        <w:rPr>
+          <w:lang w:val="zh_TW" w:bidi="zh_TW"/>
+        </w:rPr>
+        <w:t>20:10</w:t>
+      </w:r>
       <w:r>
         <w:rPr>
           <w:lang w:val="zh_TW" w:bidi="zh_TW"/>
         </w:rPr>
         <w:t>、</w:t>
       </w:r>
-      <w:hyperlink r:id="rId243">
-        <w:r>
-          <w:rPr>
-            <w:lang w:val="zh_TW" w:bidi="zh_TW"/>
-          </w:rPr>
-          <w:rPr>
-            <w:color w:val="0000EE"/>
-            <w:u w:val="single"/>
-          </w:rPr>
-          <w:t>23</w:t>
-        </w:r>
-      </w:hyperlink>
+      <w:r>
+        <w:rPr>
+          <w:lang w:val="zh_TW" w:bidi="zh_TW"/>
+        </w:rPr>
+        <w:t>23</w:t>
+      </w:r>
       <w:r>
         <w:rPr>
           <w:lang w:val="zh_TW" w:bidi="zh_TW"/>
@@ -12499,90 +10951,60 @@
         </w:rPr>
         <w:t>以色列的驕傲（和合本譯為：雅各的榮耀）：相同的希伯來片語在</w:t>
       </w:r>
-      <w:hyperlink r:id="rId130">
-        <w:r>
-          <w:rPr>
-            <w:lang w:val="zh_TW" w:bidi="zh_TW"/>
-          </w:rPr>
-          <w:rPr>
-            <w:color w:val="0000EE"/>
-            <w:u w:val="single"/>
-          </w:rPr>
-          <w:t>六章8節</w:t>
-        </w:r>
-      </w:hyperlink>
+      <w:r>
+        <w:rPr>
+          <w:lang w:val="zh_TW" w:bidi="zh_TW"/>
+        </w:rPr>
+        <w:t>六章8節</w:t>
+      </w:r>
       <w:r>
         <w:rPr>
           <w:lang w:val="zh_TW" w:bidi="zh_TW"/>
         </w:rPr>
         <w:t>中暗示了以色列的傲慢。在這裡，這個片語可能是一個神的名字，祂是以色列驕傲的合法對象。在其它地方（</w:t>
       </w:r>
-      <w:hyperlink r:id="rId244">
-        <w:r>
-          <w:rPr>
-            <w:lang w:val="zh_TW" w:bidi="zh_TW"/>
-          </w:rPr>
-          <w:rPr>
-            <w:color w:val="0000EE"/>
-            <w:u w:val="single"/>
-          </w:rPr>
-          <w:t>詩47:4</w:t>
-        </w:r>
-      </w:hyperlink>
+      <w:r>
+        <w:rPr>
+          <w:lang w:val="zh_TW" w:bidi="zh_TW"/>
+        </w:rPr>
+        <w:t>詩47:4</w:t>
+      </w:r>
       <w:r>
         <w:rPr>
           <w:lang w:val="zh_TW" w:bidi="zh_TW"/>
         </w:rPr>
         <w:t>；</w:t>
       </w:r>
-      <w:hyperlink r:id="rId245">
-        <w:r>
-          <w:rPr>
-            <w:lang w:val="zh_TW" w:bidi="zh_TW"/>
-          </w:rPr>
-          <w:rPr>
-            <w:color w:val="0000EE"/>
-            <w:u w:val="single"/>
-          </w:rPr>
-          <w:t>鴻2:2</w:t>
-        </w:r>
-      </w:hyperlink>
+      <w:r>
+        <w:rPr>
+          <w:lang w:val="zh_TW" w:bidi="zh_TW"/>
+        </w:rPr>
+        <w:t>鴻2:2</w:t>
+      </w:r>
       <w:r>
         <w:rPr>
           <w:lang w:val="zh_TW" w:bidi="zh_TW"/>
         </w:rPr>
         <w:t>），這個片語指的是在大衛後裔統治下的應許之地（參</w:t>
       </w:r>
-      <w:hyperlink r:id="rId246">
-        <w:r>
-          <w:rPr>
-            <w:lang w:val="zh_TW" w:bidi="zh_TW"/>
-          </w:rPr>
-          <w:rPr>
-            <w:color w:val="0000EE"/>
-            <w:u w:val="single"/>
-          </w:rPr>
-          <w:t>耶13:9</w:t>
-        </w:r>
-      </w:hyperlink>
+      <w:r>
+        <w:rPr>
+          <w:lang w:val="zh_TW" w:bidi="zh_TW"/>
+        </w:rPr>
+        <w:t>耶13:9</w:t>
+      </w:r>
       <w:r>
         <w:rPr>
           <w:lang w:val="zh_TW" w:bidi="zh_TW"/>
         </w:rPr>
         <w:t>；</w:t>
       </w:r>
-      <w:hyperlink r:id="rId247">
-        <w:r>
-          <w:rPr>
-            <w:lang w:val="zh_TW" w:bidi="zh_TW"/>
-          </w:rPr>
-          <w:rPr>
-            <w:color w:val="0000EE"/>
-            <w:u w:val="single"/>
-          </w:rPr>
-          <w:t>結32:12</w:t>
-        </w:r>
-      </w:hyperlink>
+      <w:r>
+        <w:rPr>
+          <w:lang w:val="zh_TW" w:bidi="zh_TW"/>
+        </w:rPr>
+        <w:t>結32:12</w:t>
+      </w:r>
       <w:r>
         <w:rPr>
           <w:lang w:val="zh_TW" w:bidi="zh_TW"/>
@@ -12637,144 +11059,96 @@
         </w:rPr>
         <w:t>耶和華的日子將顛覆全地。耶利米使用類似的意象來描述當巴比倫軍隊逼近時，猶大所遭受的褻瀆（</w:t>
       </w:r>
-      <w:hyperlink r:id="rId248">
-        <w:r>
-          <w:rPr>
-            <w:lang w:val="zh_TW" w:bidi="zh_TW"/>
-          </w:rPr>
-          <w:rPr>
-            <w:color w:val="0000EE"/>
-            <w:u w:val="single"/>
-          </w:rPr>
-          <w:t>耶4:23</w:t>
-        </w:r>
-      </w:hyperlink>
+      <w:r>
+        <w:rPr>
+          <w:lang w:val="zh_TW" w:bidi="zh_TW"/>
+        </w:rPr>
+        <w:t>耶4:23</w:t>
+      </w:r>
       <w:r>
         <w:rPr>
           <w:lang w:val="zh_TW" w:bidi="zh_TW"/>
         </w:rPr>
         <w:t>；另見</w:t>
       </w:r>
-      <w:hyperlink r:id="rId249">
-        <w:r>
-          <w:rPr>
-            <w:lang w:val="zh_TW" w:bidi="zh_TW"/>
-          </w:rPr>
-          <w:rPr>
-            <w:color w:val="0000EE"/>
-            <w:u w:val="single"/>
-          </w:rPr>
-          <w:t>賽13:10</w:t>
-        </w:r>
-      </w:hyperlink>
+      <w:r>
+        <w:rPr>
+          <w:lang w:val="zh_TW" w:bidi="zh_TW"/>
+        </w:rPr>
+        <w:t>賽13:10</w:t>
+      </w:r>
       <w:r>
         <w:rPr>
           <w:lang w:val="zh_TW" w:bidi="zh_TW"/>
         </w:rPr>
         <w:t>，</w:t>
       </w:r>
-      <w:hyperlink r:id="rId250">
-        <w:r>
-          <w:rPr>
-            <w:lang w:val="zh_TW" w:bidi="zh_TW"/>
-          </w:rPr>
-          <w:rPr>
-            <w:color w:val="0000EE"/>
-            <w:u w:val="single"/>
-          </w:rPr>
-          <w:t>34:4</w:t>
-        </w:r>
-      </w:hyperlink>
+      <w:r>
+        <w:rPr>
+          <w:lang w:val="zh_TW" w:bidi="zh_TW"/>
+        </w:rPr>
+        <w:t>34:4</w:t>
+      </w:r>
       <w:r>
         <w:rPr>
           <w:lang w:val="zh_TW" w:bidi="zh_TW"/>
         </w:rPr>
         <w:t>，</w:t>
       </w:r>
-      <w:hyperlink r:id="rId251">
-        <w:r>
-          <w:rPr>
-            <w:lang w:val="zh_TW" w:bidi="zh_TW"/>
-          </w:rPr>
-          <w:rPr>
-            <w:color w:val="0000EE"/>
-            <w:u w:val="single"/>
-          </w:rPr>
-          <w:t>50:3</w:t>
-        </w:r>
-      </w:hyperlink>
+      <w:r>
+        <w:rPr>
+          <w:lang w:val="zh_TW" w:bidi="zh_TW"/>
+        </w:rPr>
+        <w:t>50:3</w:t>
+      </w:r>
       <w:r>
         <w:rPr>
           <w:lang w:val="zh_TW" w:bidi="zh_TW"/>
         </w:rPr>
         <w:t>；</w:t>
       </w:r>
-      <w:hyperlink r:id="rId252">
-        <w:r>
-          <w:rPr>
-            <w:lang w:val="zh_TW" w:bidi="zh_TW"/>
-          </w:rPr>
-          <w:rPr>
-            <w:color w:val="0000EE"/>
-            <w:u w:val="single"/>
-          </w:rPr>
-          <w:t>結32:7–8</w:t>
-        </w:r>
-      </w:hyperlink>
+      <w:r>
+        <w:rPr>
+          <w:lang w:val="zh_TW" w:bidi="zh_TW"/>
+        </w:rPr>
+        <w:t>結32:7–8</w:t>
+      </w:r>
       <w:r>
         <w:rPr>
           <w:lang w:val="zh_TW" w:bidi="zh_TW"/>
         </w:rPr>
         <w:t>；</w:t>
       </w:r>
-      <w:hyperlink r:id="rId253">
-        <w:r>
-          <w:rPr>
-            <w:lang w:val="zh_TW" w:bidi="zh_TW"/>
-          </w:rPr>
-          <w:rPr>
-            <w:color w:val="0000EE"/>
-            <w:u w:val="single"/>
-          </w:rPr>
-          <w:t>珥2:10</w:t>
-        </w:r>
-      </w:hyperlink>
+      <w:r>
+        <w:rPr>
+          <w:lang w:val="zh_TW" w:bidi="zh_TW"/>
+        </w:rPr>
+        <w:t>珥2:10</w:t>
+      </w:r>
       <w:r>
         <w:rPr>
           <w:lang w:val="zh_TW" w:bidi="zh_TW"/>
         </w:rPr>
         <w:t>、</w:t>
       </w:r>
-      <w:hyperlink r:id="rId254">
-        <w:r>
-          <w:rPr>
-            <w:lang w:val="zh_TW" w:bidi="zh_TW"/>
-          </w:rPr>
-          <w:rPr>
-            <w:color w:val="0000EE"/>
-            <w:u w:val="single"/>
-          </w:rPr>
-          <w:t>31</w:t>
-        </w:r>
-      </w:hyperlink>
+      <w:r>
+        <w:rPr>
+          <w:lang w:val="zh_TW" w:bidi="zh_TW"/>
+        </w:rPr>
+        <w:t>31</w:t>
+      </w:r>
       <w:r>
         <w:rPr>
           <w:lang w:val="zh_TW" w:bidi="zh_TW"/>
         </w:rPr>
         <w:t>；</w:t>
       </w:r>
-      <w:hyperlink r:id="rId255">
-        <w:r>
-          <w:rPr>
-            <w:lang w:val="zh_TW" w:bidi="zh_TW"/>
-          </w:rPr>
-          <w:rPr>
-            <w:color w:val="0000EE"/>
-            <w:u w:val="single"/>
-          </w:rPr>
-          <w:t>彌3:6</w:t>
-        </w:r>
-      </w:hyperlink>
+      <w:r>
+        <w:rPr>
+          <w:lang w:val="zh_TW" w:bidi="zh_TW"/>
+        </w:rPr>
+        <w:t>彌3:6</w:t>
+      </w:r>
       <w:r>
         <w:rPr>
           <w:lang w:val="zh_TW" w:bidi="zh_TW"/>
@@ -12841,90 +11215,60 @@
         </w:rPr>
         <w:t>：神差遣先知到以色列，直接對他們說話，但以色列吩咐先知不要說預言（</w:t>
       </w:r>
-      <w:hyperlink r:id="rId256">
-        <w:r>
-          <w:rPr>
-            <w:lang w:val="zh_TW" w:bidi="zh_TW"/>
-          </w:rPr>
-          <w:rPr>
-            <w:color w:val="0000EE"/>
-            <w:u w:val="single"/>
-          </w:rPr>
-          <w:t>2:11–12</w:t>
-        </w:r>
-      </w:hyperlink>
+      <w:r>
+        <w:rPr>
+          <w:lang w:val="zh_TW" w:bidi="zh_TW"/>
+        </w:rPr>
+        <w:t>2:11–12</w:t>
+      </w:r>
       <w:r>
         <w:rPr>
           <w:lang w:val="zh_TW" w:bidi="zh_TW"/>
         </w:rPr>
         <w:t>）。現在他們得到了他們想要的，但這種沉默比祂的咆哮和雷聲更可怕：神變得遙遠（見</w:t>
       </w:r>
-      <w:hyperlink r:id="rId257">
-        <w:r>
-          <w:rPr>
-            <w:lang w:val="zh_TW" w:bidi="zh_TW"/>
-          </w:rPr>
-          <w:rPr>
-            <w:color w:val="0000EE"/>
-            <w:u w:val="single"/>
-          </w:rPr>
-          <w:t>結7:26</w:t>
-        </w:r>
-      </w:hyperlink>
+      <w:r>
+        <w:rPr>
+          <w:lang w:val="zh_TW" w:bidi="zh_TW"/>
+        </w:rPr>
+        <w:t>結7:26</w:t>
+      </w:r>
       <w:r>
         <w:rPr>
           <w:lang w:val="zh_TW" w:bidi="zh_TW"/>
         </w:rPr>
         <w:t>，</w:t>
       </w:r>
-      <w:hyperlink r:id="rId258">
-        <w:r>
-          <w:rPr>
-            <w:lang w:val="zh_TW" w:bidi="zh_TW"/>
-          </w:rPr>
-          <w:rPr>
-            <w:color w:val="0000EE"/>
-            <w:u w:val="single"/>
-          </w:rPr>
-          <w:t>20:3</w:t>
-        </w:r>
-      </w:hyperlink>
+      <w:r>
+        <w:rPr>
+          <w:lang w:val="zh_TW" w:bidi="zh_TW"/>
+        </w:rPr>
+        <w:t>20:3</w:t>
+      </w:r>
       <w:r>
         <w:rPr>
           <w:lang w:val="zh_TW" w:bidi="zh_TW"/>
         </w:rPr>
         <w:t>；</w:t>
       </w:r>
-      <w:hyperlink r:id="rId259">
-        <w:r>
-          <w:rPr>
-            <w:lang w:val="zh_TW" w:bidi="zh_TW"/>
-          </w:rPr>
-          <w:rPr>
-            <w:color w:val="0000EE"/>
-            <w:u w:val="single"/>
-          </w:rPr>
-          <w:t>彌3:4</w:t>
-        </w:r>
-      </w:hyperlink>
+      <w:r>
+        <w:rPr>
+          <w:lang w:val="zh_TW" w:bidi="zh_TW"/>
+        </w:rPr>
+        <w:t>彌3:4</w:t>
+      </w:r>
       <w:r>
         <w:rPr>
           <w:lang w:val="zh_TW" w:bidi="zh_TW"/>
         </w:rPr>
         <w:t>、</w:t>
       </w:r>
-      <w:hyperlink r:id="rId260">
-        <w:r>
-          <w:rPr>
-            <w:lang w:val="zh_TW" w:bidi="zh_TW"/>
-          </w:rPr>
-          <w:rPr>
-            <w:color w:val="0000EE"/>
-            <w:u w:val="single"/>
-          </w:rPr>
-          <w:t>7</w:t>
-        </w:r>
-      </w:hyperlink>
+      <w:r>
+        <w:rPr>
+          <w:lang w:val="zh_TW" w:bidi="zh_TW"/>
+        </w:rPr>
+        <w:t>7</w:t>
+      </w:r>
       <w:r>
         <w:rPr>
           <w:lang w:val="zh_TW" w:bidi="zh_TW"/>
@@ -13081,36 +11425,24 @@
         </w:rPr>
         <w:t>那裡的活神）指的是由耶羅波安一世所建立的金牛犢的北方神殿（見</w:t>
       </w:r>
-      <w:hyperlink r:id="rId142">
-        <w:r>
-          <w:rPr>
-            <w:lang w:val="zh_TW" w:bidi="zh_TW"/>
-          </w:rPr>
-          <w:rPr>
-            <w:color w:val="0000EE"/>
-            <w:u w:val="single"/>
-          </w:rPr>
-          <w:t>王上12:28–29</w:t>
-        </w:r>
-      </w:hyperlink>
+      <w:r>
+        <w:rPr>
+          <w:lang w:val="zh_TW" w:bidi="zh_TW"/>
+        </w:rPr>
+        <w:t>王上12:28–29</w:t>
+      </w:r>
       <w:r>
         <w:rPr>
           <w:lang w:val="zh_TW" w:bidi="zh_TW"/>
         </w:rPr>
         <w:t>；</w:t>
       </w:r>
-      <w:hyperlink r:id="rId133">
-        <w:r>
-          <w:rPr>
-            <w:lang w:val="zh_TW" w:bidi="zh_TW"/>
-          </w:rPr>
-          <w:rPr>
-            <w:color w:val="0000EE"/>
-            <w:u w:val="single"/>
-          </w:rPr>
-          <w:t>王下10:29</w:t>
-        </w:r>
-      </w:hyperlink>
+      <w:r>
+        <w:rPr>
+          <w:lang w:val="zh_TW" w:bidi="zh_TW"/>
+        </w:rPr>
+        <w:t>王下10:29</w:t>
+      </w:r>
       <w:r>
         <w:rPr>
           <w:lang w:val="zh_TW" w:bidi="zh_TW"/>
@@ -13199,18 +11531,12 @@
         </w:rPr>
         <w:t xml:space="preserve"> 耶和華（見</w:t>
       </w:r>
-      <w:hyperlink r:id="rId235">
-        <w:r>
-          <w:rPr>
-            <w:lang w:val="zh_TW" w:bidi="zh_TW"/>
-          </w:rPr>
-          <w:rPr>
-            <w:color w:val="0000EE"/>
-            <w:u w:val="single"/>
-          </w:rPr>
-          <w:t>7:1</w:t>
-        </w:r>
-      </w:hyperlink>
+      <w:r>
+        <w:rPr>
+          <w:lang w:val="zh_TW" w:bidi="zh_TW"/>
+        </w:rPr>
+        <w:t>7:1</w:t>
+      </w:r>
       <w:r>
         <w:rPr>
           <w:lang w:val="zh_TW" w:bidi="zh_TW"/>
@@ -13235,18 +11561,12 @@
         </w:rPr>
         <w:t>在祭壇旁邊：審判必須從敬拜的中心開始（參</w:t>
       </w:r>
-      <w:hyperlink r:id="rId261">
-        <w:r>
-          <w:rPr>
-            <w:lang w:val="zh_TW" w:bidi="zh_TW"/>
-          </w:rPr>
-          <w:rPr>
-            <w:color w:val="0000EE"/>
-            <w:u w:val="single"/>
-          </w:rPr>
-          <w:t>彼前4:17</w:t>
-        </w:r>
-      </w:hyperlink>
+      <w:r>
+        <w:rPr>
+          <w:lang w:val="zh_TW" w:bidi="zh_TW"/>
+        </w:rPr>
+        <w:t>彼前4:17</w:t>
+      </w:r>
       <w:r>
         <w:rPr>
           <w:lang w:val="zh_TW" w:bidi="zh_TW"/>
@@ -13362,18 +11682,12 @@
         </w:rPr>
         <w:t>神是無法逃避的（參</w:t>
       </w:r>
-      <w:hyperlink r:id="rId262">
-        <w:r>
-          <w:rPr>
-            <w:lang w:val="zh_TW" w:bidi="zh_TW"/>
-          </w:rPr>
-          <w:rPr>
-            <w:color w:val="0000EE"/>
-            <w:u w:val="single"/>
-          </w:rPr>
-          <w:t>詩139:7–12</w:t>
-        </w:r>
-      </w:hyperlink>
+      <w:r>
+        <w:rPr>
+          <w:lang w:val="zh_TW" w:bidi="zh_TW"/>
+        </w:rPr>
+        <w:t>詩139:7–12</w:t>
+      </w:r>
       <w:r>
         <w:rPr>
           <w:lang w:val="zh_TW" w:bidi="zh_TW"/>
@@ -13450,90 +11764,60 @@
         </w:rPr>
         <w:t>海蛇（和合本譯為：蛇）：在古代近東，海是混亂的象徵，經常與國家的神對立（參</w:t>
       </w:r>
-      <w:hyperlink r:id="rId263">
-        <w:r>
-          <w:rPr>
-            <w:lang w:val="zh_TW" w:bidi="zh_TW"/>
-          </w:rPr>
-          <w:rPr>
-            <w:color w:val="0000EE"/>
-            <w:u w:val="single"/>
-          </w:rPr>
-          <w:t>詩74:14</w:t>
-        </w:r>
-      </w:hyperlink>
+      <w:r>
+        <w:rPr>
+          <w:lang w:val="zh_TW" w:bidi="zh_TW"/>
+        </w:rPr>
+        <w:t>詩74:14</w:t>
+      </w:r>
       <w:r>
         <w:rPr>
           <w:lang w:val="zh_TW" w:bidi="zh_TW"/>
         </w:rPr>
         <w:t>，</w:t>
       </w:r>
-      <w:hyperlink r:id="rId264">
-        <w:r>
-          <w:rPr>
-            <w:lang w:val="zh_TW" w:bidi="zh_TW"/>
-          </w:rPr>
-          <w:rPr>
-            <w:color w:val="0000EE"/>
-            <w:u w:val="single"/>
-          </w:rPr>
-          <w:t>89:10</w:t>
-        </w:r>
-      </w:hyperlink>
+      <w:r>
+        <w:rPr>
+          <w:lang w:val="zh_TW" w:bidi="zh_TW"/>
+        </w:rPr>
+        <w:t>89:10</w:t>
+      </w:r>
       <w:r>
         <w:rPr>
           <w:lang w:val="zh_TW" w:bidi="zh_TW"/>
         </w:rPr>
         <w:t>，</w:t>
       </w:r>
-      <w:hyperlink r:id="rId265">
-        <w:r>
-          <w:rPr>
-            <w:lang w:val="zh_TW" w:bidi="zh_TW"/>
-          </w:rPr>
-          <w:rPr>
-            <w:color w:val="0000EE"/>
-            <w:u w:val="single"/>
-          </w:rPr>
-          <w:t>104:26</w:t>
-        </w:r>
-      </w:hyperlink>
+      <w:r>
+        <w:rPr>
+          <w:lang w:val="zh_TW" w:bidi="zh_TW"/>
+        </w:rPr>
+        <w:t>104:26</w:t>
+      </w:r>
       <w:r>
         <w:rPr>
           <w:lang w:val="zh_TW" w:bidi="zh_TW"/>
         </w:rPr>
         <w:t>）。然而，聖經文本並沒有賦予海怪（「利維坦」，也稱為「拉哈伯」；</w:t>
       </w:r>
-      <w:hyperlink r:id="rId266">
-        <w:r>
-          <w:rPr>
-            <w:lang w:val="zh_TW" w:bidi="zh_TW"/>
-          </w:rPr>
-          <w:rPr>
-            <w:color w:val="0000EE"/>
-            <w:u w:val="single"/>
-          </w:rPr>
-          <w:t>詩89:9–10</w:t>
-        </w:r>
-      </w:hyperlink>
+      <w:r>
+        <w:rPr>
+          <w:lang w:val="zh_TW" w:bidi="zh_TW"/>
+        </w:rPr>
+        <w:t>詩89:9–10</w:t>
+      </w:r>
       <w:r>
         <w:rPr>
           <w:lang w:val="zh_TW" w:bidi="zh_TW"/>
         </w:rPr>
         <w:t>）神聖的地位，而是將其視為服於耶和華的命令和審判之下（</w:t>
       </w:r>
-      <w:hyperlink r:id="rId267">
-        <w:r>
-          <w:rPr>
-            <w:lang w:val="zh_TW" w:bidi="zh_TW"/>
-          </w:rPr>
-          <w:rPr>
-            <w:color w:val="0000EE"/>
-            <w:u w:val="single"/>
-          </w:rPr>
-          <w:t>賽27:1</w:t>
-        </w:r>
-      </w:hyperlink>
+      <w:r>
+        <w:rPr>
+          <w:lang w:val="zh_TW" w:bidi="zh_TW"/>
+        </w:rPr>
+        <w:t>賽27:1</w:t>
+      </w:r>
       <w:r>
         <w:rPr>
           <w:lang w:val="zh_TW" w:bidi="zh_TW"/>
@@ -13588,36 +11872,24 @@
         </w:rPr>
         <w:t>阿摩司使用第三首讚美詩的片段（另見</w:t>
       </w:r>
-      <w:hyperlink r:id="rId127">
-        <w:r>
-          <w:rPr>
-            <w:lang w:val="zh_TW" w:bidi="zh_TW"/>
-          </w:rPr>
-          <w:rPr>
-            <w:color w:val="0000EE"/>
-            <w:u w:val="single"/>
-          </w:rPr>
-          <w:t>4:13</w:t>
-        </w:r>
-      </w:hyperlink>
+      <w:r>
+        <w:rPr>
+          <w:lang w:val="zh_TW" w:bidi="zh_TW"/>
+        </w:rPr>
+        <w:t>4:13</w:t>
+      </w:r>
       <w:r>
         <w:rPr>
           <w:lang w:val="zh_TW" w:bidi="zh_TW"/>
         </w:rPr>
         <w:t>；</w:t>
       </w:r>
-      <w:hyperlink r:id="rId174">
-        <w:r>
-          <w:rPr>
-            <w:lang w:val="zh_TW" w:bidi="zh_TW"/>
-          </w:rPr>
-          <w:rPr>
-            <w:color w:val="0000EE"/>
-            <w:u w:val="single"/>
-          </w:rPr>
-          <w:t>5:8–9</w:t>
-        </w:r>
-      </w:hyperlink>
+      <w:r>
+        <w:rPr>
+          <w:lang w:val="zh_TW" w:bidi="zh_TW"/>
+        </w:rPr>
+        <w:t>5:8–9</w:t>
+      </w:r>
       <w:r>
         <w:rPr>
           <w:lang w:val="zh_TW" w:bidi="zh_TW"/>
@@ -13701,36 +11973,24 @@
         </w:rPr>
         <w:t>）：古實（見</w:t>
       </w:r>
-      <w:hyperlink r:id="rId268">
-        <w:r>
-          <w:rPr>
-            <w:lang w:val="zh_TW" w:bidi="zh_TW"/>
-          </w:rPr>
-          <w:rPr>
-            <w:color w:val="0000EE"/>
-            <w:u w:val="single"/>
-          </w:rPr>
-          <w:t>創10:6–7</w:t>
-        </w:r>
-      </w:hyperlink>
+      <w:r>
+        <w:rPr>
+          <w:lang w:val="zh_TW" w:bidi="zh_TW"/>
+        </w:rPr>
+        <w:t>創10:6–7</w:t>
+      </w:r>
       <w:r>
         <w:rPr>
           <w:lang w:val="zh_TW" w:bidi="zh_TW"/>
         </w:rPr>
         <w:t>）位於尼羅河第二瀑布以南（參</w:t>
       </w:r>
-      <w:hyperlink r:id="rId269">
-        <w:r>
-          <w:rPr>
-            <w:lang w:val="zh_TW" w:bidi="zh_TW"/>
-          </w:rPr>
-          <w:rPr>
-            <w:color w:val="0000EE"/>
-            <w:u w:val="single"/>
-          </w:rPr>
-          <w:t>賽18:1</w:t>
-        </w:r>
-      </w:hyperlink>
+      <w:r>
+        <w:rPr>
+          <w:lang w:val="zh_TW" w:bidi="zh_TW"/>
+        </w:rPr>
+        <w:t>賽18:1</w:t>
+      </w:r>
       <w:r>
         <w:rPr>
           <w:lang w:val="zh_TW" w:bidi="zh_TW"/>
@@ -13767,18 +12027,12 @@
         </w:rPr>
         <w:t>：非利士人從迦斐託來（另見</w:t>
       </w:r>
-      <w:hyperlink r:id="rId270">
-        <w:r>
-          <w:rPr>
-            <w:lang w:val="zh_TW" w:bidi="zh_TW"/>
-          </w:rPr>
-          <w:rPr>
-            <w:color w:val="0000EE"/>
-            <w:u w:val="single"/>
-          </w:rPr>
-          <w:t>耶47:4</w:t>
-        </w:r>
-      </w:hyperlink>
+      <w:r>
+        <w:rPr>
+          <w:lang w:val="zh_TW" w:bidi="zh_TW"/>
+        </w:rPr>
+        <w:t>耶47:4</w:t>
+      </w:r>
       <w:r>
         <w:rPr>
           <w:lang w:val="zh_TW" w:bidi="zh_TW"/>
@@ -13797,36 +12051,24 @@
         </w:rPr>
         <w:t>（參</w:t>
       </w:r>
-      <w:hyperlink r:id="rId271">
-        <w:r>
-          <w:rPr>
-            <w:lang w:val="zh_TW" w:bidi="zh_TW"/>
-          </w:rPr>
-          <w:rPr>
-            <w:color w:val="0000EE"/>
-            <w:u w:val="single"/>
-          </w:rPr>
-          <w:t>摩1:5</w:t>
-        </w:r>
-      </w:hyperlink>
+      <w:r>
+        <w:rPr>
+          <w:lang w:val="zh_TW" w:bidi="zh_TW"/>
+        </w:rPr>
+        <w:t>摩1:5</w:t>
+      </w:r>
       <w:r>
         <w:rPr>
           <w:lang w:val="zh_TW" w:bidi="zh_TW"/>
         </w:rPr>
         <w:t>；</w:t>
       </w:r>
-      <w:hyperlink r:id="rId37">
-        <w:r>
-          <w:rPr>
-            <w:lang w:val="zh_TW" w:bidi="zh_TW"/>
-          </w:rPr>
-          <w:rPr>
-            <w:color w:val="0000EE"/>
-            <w:u w:val="single"/>
-          </w:rPr>
-          <w:t>王下16:9</w:t>
-        </w:r>
-      </w:hyperlink>
+      <w:r>
+        <w:rPr>
+          <w:lang w:val="zh_TW" w:bidi="zh_TW"/>
+        </w:rPr>
+        <w:t>王下16:9</w:t>
+      </w:r>
       <w:r>
         <w:rPr>
           <w:lang w:val="zh_TW" w:bidi="zh_TW"/>
@@ -13977,36 +12219,24 @@
         </w:rPr>
         <w:t>阿摩司描繪對神的真實敬拜是要以耶路撒冷聖殿為中心建立，由大衛的後裔統治一個包括以色列和猶大的統一國度(參</w:t>
       </w:r>
-      <w:hyperlink r:id="rId272">
-        <w:r>
-          <w:rPr>
-            <w:lang w:val="zh_TW" w:bidi="zh_TW"/>
-          </w:rPr>
-          <w:rPr>
-            <w:color w:val="0000EE"/>
-            <w:u w:val="single"/>
-          </w:rPr>
-          <w:t>賽9:6–7</w:t>
-        </w:r>
-      </w:hyperlink>
+      <w:r>
+        <w:rPr>
+          <w:lang w:val="zh_TW" w:bidi="zh_TW"/>
+        </w:rPr>
+        <w:t>賽9:6–7</w:t>
+      </w:r>
       <w:r>
         <w:rPr>
           <w:lang w:val="zh_TW" w:bidi="zh_TW"/>
         </w:rPr>
         <w:t>，</w:t>
       </w:r>
-      <w:hyperlink r:id="rId273">
-        <w:r>
-          <w:rPr>
-            <w:lang w:val="zh_TW" w:bidi="zh_TW"/>
-          </w:rPr>
-          <w:rPr>
-            <w:color w:val="0000EE"/>
-            <w:u w:val="single"/>
-          </w:rPr>
-          <w:t>11:1–5</w:t>
-        </w:r>
-      </w:hyperlink>
+      <w:r>
+        <w:rPr>
+          <w:lang w:val="zh_TW" w:bidi="zh_TW"/>
+        </w:rPr>
+        <w:t>11:1–5</w:t>
+      </w:r>
       <w:r>
         <w:rPr>
           <w:lang w:val="zh_TW" w:bidi="zh_TW"/>
@@ -14061,72 +12291,48 @@
         </w:rPr>
         <w:t>正如先知們經常所做的，阿摩司以一個充滿盼望和復興的信息結束了他的連禱文。雖然耶路撒冷及其聖殿將被摧毀，大衛的王朝被剪除（</w:t>
       </w:r>
-      <w:hyperlink r:id="rId274">
-        <w:r>
-          <w:rPr>
-            <w:lang w:val="zh_TW" w:bidi="zh_TW"/>
-          </w:rPr>
-          <w:rPr>
-            <w:color w:val="0000EE"/>
-            <w:u w:val="single"/>
-          </w:rPr>
-          <w:t>詩89:38–51</w:t>
-        </w:r>
-      </w:hyperlink>
+      <w:r>
+        <w:rPr>
+          <w:lang w:val="zh_TW" w:bidi="zh_TW"/>
+        </w:rPr>
+        <w:t>詩89:38–51</w:t>
+      </w:r>
       <w:r>
         <w:rPr>
           <w:lang w:val="zh_TW" w:bidi="zh_TW"/>
         </w:rPr>
         <w:t>），百姓被擄走，但神將恢復以色列的餘民（另見</w:t>
       </w:r>
-      <w:hyperlink r:id="rId275">
-        <w:r>
-          <w:rPr>
-            <w:lang w:val="zh_TW" w:bidi="zh_TW"/>
-          </w:rPr>
-          <w:rPr>
-            <w:color w:val="0000EE"/>
-            <w:u w:val="single"/>
-          </w:rPr>
-          <w:t>賽2:2–4</w:t>
-        </w:r>
-      </w:hyperlink>
+      <w:r>
+        <w:rPr>
+          <w:lang w:val="zh_TW" w:bidi="zh_TW"/>
+        </w:rPr>
+        <w:t>賽2:2–4</w:t>
+      </w:r>
       <w:r>
         <w:rPr>
           <w:lang w:val="zh_TW" w:bidi="zh_TW"/>
         </w:rPr>
         <w:t>，</w:t>
       </w:r>
-      <w:hyperlink r:id="rId276">
-        <w:r>
-          <w:rPr>
-            <w:lang w:val="zh_TW" w:bidi="zh_TW"/>
-          </w:rPr>
-          <w:rPr>
-            <w:color w:val="0000EE"/>
-            <w:u w:val="single"/>
-          </w:rPr>
-          <w:t>4:2</w:t>
-        </w:r>
-      </w:hyperlink>
+      <w:r>
+        <w:rPr>
+          <w:lang w:val="zh_TW" w:bidi="zh_TW"/>
+        </w:rPr>
+        <w:t>4:2</w:t>
+      </w:r>
       <w:r>
         <w:rPr>
           <w:lang w:val="zh_TW" w:bidi="zh_TW"/>
         </w:rPr>
         <w:t>，</w:t>
       </w:r>
-      <w:hyperlink r:id="rId273">
-        <w:r>
-          <w:rPr>
-            <w:lang w:val="zh_TW" w:bidi="zh_TW"/>
-          </w:rPr>
-          <w:rPr>
-            <w:color w:val="0000EE"/>
-            <w:u w:val="single"/>
-          </w:rPr>
-          <w:t>11:1–5</w:t>
-        </w:r>
-      </w:hyperlink>
+      <w:r>
+        <w:rPr>
+          <w:lang w:val="zh_TW" w:bidi="zh_TW"/>
+        </w:rPr>
+        <w:t>11:1–5</w:t>
+      </w:r>
       <w:r>
         <w:rPr>
           <w:lang w:val="zh_TW" w:bidi="zh_TW"/>
@@ -14185,72 +12391,48 @@
         </w:rPr>
         <w:t>以東人（見</w:t>
       </w:r>
-      <w:hyperlink r:id="rId277">
-        <w:r>
-          <w:rPr>
-            <w:lang w:val="zh_TW" w:bidi="zh_TW"/>
-          </w:rPr>
-          <w:rPr>
-            <w:color w:val="0000EE"/>
-            <w:u w:val="single"/>
-          </w:rPr>
-          <w:t>1:11</w:t>
-        </w:r>
-      </w:hyperlink>
+      <w:r>
+        <w:rPr>
+          <w:lang w:val="zh_TW" w:bidi="zh_TW"/>
+        </w:rPr>
+        <w:t>1:11</w:t>
+      </w:r>
       <w:r>
         <w:rPr>
           <w:lang w:val="zh_TW" w:bidi="zh_TW"/>
         </w:rPr>
         <w:t>）代表了神和以色列的敵人（見</w:t>
       </w:r>
-      <w:hyperlink r:id="rId278">
-        <w:r>
-          <w:rPr>
-            <w:lang w:val="zh_TW" w:bidi="zh_TW"/>
-          </w:rPr>
-          <w:rPr>
-            <w:color w:val="0000EE"/>
-            <w:u w:val="single"/>
-          </w:rPr>
-          <w:t>賽34:5–6</w:t>
-        </w:r>
-      </w:hyperlink>
+      <w:r>
+        <w:rPr>
+          <w:lang w:val="zh_TW" w:bidi="zh_TW"/>
+        </w:rPr>
+        <w:t>賽34:5–6</w:t>
+      </w:r>
       <w:r>
         <w:rPr>
           <w:lang w:val="zh_TW" w:bidi="zh_TW"/>
         </w:rPr>
         <w:t>、</w:t>
       </w:r>
-      <w:hyperlink r:id="rId279">
-        <w:r>
-          <w:rPr>
-            <w:lang w:val="zh_TW" w:bidi="zh_TW"/>
-          </w:rPr>
-          <w:rPr>
-            <w:color w:val="0000EE"/>
-            <w:u w:val="single"/>
-          </w:rPr>
-          <w:t>11</w:t>
-        </w:r>
-      </w:hyperlink>
+      <w:r>
+        <w:rPr>
+          <w:lang w:val="zh_TW" w:bidi="zh_TW"/>
+        </w:rPr>
+        <w:t>11</w:t>
+      </w:r>
       <w:r>
         <w:rPr>
           <w:lang w:val="zh_TW" w:bidi="zh_TW"/>
         </w:rPr>
         <w:t>，</w:t>
       </w:r>
-      <w:hyperlink r:id="rId280">
-        <w:r>
-          <w:rPr>
-            <w:lang w:val="zh_TW" w:bidi="zh_TW"/>
-          </w:rPr>
-          <w:rPr>
-            <w:color w:val="0000EE"/>
-            <w:u w:val="single"/>
-          </w:rPr>
-          <w:t>63:1</w:t>
-        </w:r>
-      </w:hyperlink>
+      <w:r>
+        <w:rPr>
+          <w:lang w:val="zh_TW" w:bidi="zh_TW"/>
+        </w:rPr>
+        <w:t>63:1</w:t>
+      </w:r>
       <w:r>
         <w:rPr>
           <w:lang w:val="zh_TW" w:bidi="zh_TW"/>
@@ -14275,54 +12457,36 @@
         </w:rPr>
         <w:t>我所召的列國：神曾應許亞伯拉罕，他將成為地上萬族的祝福（</w:t>
       </w:r>
-      <w:hyperlink r:id="rId281">
-        <w:r>
-          <w:rPr>
-            <w:lang w:val="zh_TW" w:bidi="zh_TW"/>
-          </w:rPr>
-          <w:rPr>
-            <w:color w:val="0000EE"/>
-            <w:u w:val="single"/>
-          </w:rPr>
-          <w:t>創12:2–3</w:t>
-        </w:r>
-      </w:hyperlink>
+      <w:r>
+        <w:rPr>
+          <w:lang w:val="zh_TW" w:bidi="zh_TW"/>
+        </w:rPr>
+        <w:t>創12:2–3</w:t>
+      </w:r>
       <w:r>
         <w:rPr>
           <w:lang w:val="zh_TW" w:bidi="zh_TW"/>
         </w:rPr>
         <w:t>）。神的國將接納先前被排斥的被遺棄者和外邦人（</w:t>
       </w:r>
-      <w:hyperlink r:id="rId282">
-        <w:r>
-          <w:rPr>
-            <w:lang w:val="zh_TW" w:bidi="zh_TW"/>
-          </w:rPr>
-          <w:rPr>
-            <w:color w:val="0000EE"/>
-            <w:u w:val="single"/>
-          </w:rPr>
-          <w:t>賽56</w:t>
-        </w:r>
-      </w:hyperlink>
+      <w:r>
+        <w:rPr>
+          <w:lang w:val="zh_TW" w:bidi="zh_TW"/>
+        </w:rPr>
+        <w:t>賽56</w:t>
+      </w:r>
       <w:r>
         <w:rPr>
           <w:lang w:val="zh_TW" w:bidi="zh_TW"/>
         </w:rPr>
         <w:t>；見</w:t>
       </w:r>
-      <w:hyperlink r:id="rId283">
-        <w:r>
-          <w:rPr>
-            <w:lang w:val="zh_TW" w:bidi="zh_TW"/>
-          </w:rPr>
-          <w:rPr>
-            <w:color w:val="0000EE"/>
-            <w:u w:val="single"/>
-          </w:rPr>
-          <w:t>徒8:27–39</w:t>
-        </w:r>
-      </w:hyperlink>
+      <w:r>
+        <w:rPr>
+          <w:lang w:val="zh_TW" w:bidi="zh_TW"/>
+        </w:rPr>
+        <w:t>徒8:27–39</w:t>
+      </w:r>
       <w:r>
         <w:rPr>
           <w:lang w:val="zh_TW" w:bidi="zh_TW"/>
@@ -14437,18 +12601,12 @@
         </w:rPr>
         <w:t>即將到來的時代將恢復在伊甸園中失去的自然和諧（</w:t>
       </w:r>
-      <w:hyperlink r:id="rId284">
-        <w:r>
-          <w:rPr>
-            <w:lang w:val="zh_TW" w:bidi="zh_TW"/>
-          </w:rPr>
-          <w:rPr>
-            <w:color w:val="0000EE"/>
-            <w:u w:val="single"/>
-          </w:rPr>
-          <w:t>創3章</w:t>
-        </w:r>
-      </w:hyperlink>
+      <w:r>
+        <w:rPr>
+          <w:lang w:val="zh_TW" w:bidi="zh_TW"/>
+        </w:rPr>
+        <w:t>創3章</w:t>
+      </w:r>
       <w:r>
         <w:rPr>
           <w:lang w:val="zh_TW" w:bidi="zh_TW"/>
@@ -14503,36 +12661,24 @@
         </w:rPr>
         <w:t>神應許不會完全毀滅祂的子民（</w:t>
       </w:r>
-      <w:hyperlink r:id="rId285">
-        <w:r>
-          <w:rPr>
-            <w:lang w:val="zh_TW" w:bidi="zh_TW"/>
-          </w:rPr>
-          <w:rPr>
-            <w:color w:val="0000EE"/>
-            <w:u w:val="single"/>
-          </w:rPr>
-          <w:t>9:8</w:t>
-        </w:r>
-      </w:hyperlink>
+      <w:r>
+        <w:rPr>
+          <w:lang w:val="zh_TW" w:bidi="zh_TW"/>
+        </w:rPr>
+        <w:t>9:8</w:t>
+      </w:r>
       <w:r>
         <w:rPr>
           <w:lang w:val="zh_TW" w:bidi="zh_TW"/>
         </w:rPr>
         <w:t>），而是要將倖存的餘民帶回這片土地（見</w:t>
       </w:r>
-      <w:hyperlink r:id="rId286">
-        <w:r>
-          <w:rPr>
-            <w:lang w:val="zh_TW" w:bidi="zh_TW"/>
-          </w:rPr>
-          <w:rPr>
-            <w:color w:val="0000EE"/>
-            <w:u w:val="single"/>
-          </w:rPr>
-          <w:t>何2:23</w:t>
-        </w:r>
-      </w:hyperlink>
+      <w:r>
+        <w:rPr>
+          <w:lang w:val="zh_TW" w:bidi="zh_TW"/>
+        </w:rPr>
+        <w:t>何2:23</w:t>
+      </w:r>
       <w:r>
         <w:rPr>
           <w:lang w:val="zh_TW" w:bidi="zh_TW"/>
